--- a/public/smlouva.docx
+++ b/public/smlouva.docx
@@ -1,6 +1,3427 @@
 
-<file path=word/document.xml><?xml version="1.0" encoding="UTF-8" standalone="yes"?>
-<w:document xmlns:wpc="http://schemas.microsoft.com/office/word/2010/wordprocessingCanvas" xmlns:cx="http://schemas.microsoft.com/office/drawing/2014/chartex" xmlns:cx1="http://schemas.microsoft.com/office/drawing/2015/9/8/chartex" xmlns:cx2="http://schemas.microsoft.com/office/drawing/2015/10/21/chartex" xmlns:cx3="http://schemas.microsoft.com/office/drawing/2016/5/9/chartex" xmlns:cx4="http://schemas.microsoft.com/office/drawing/2016/5/10/chartex" xmlns:cx5="http://schemas.microsoft.com/office/drawing/2016/5/11/chartex" xmlns:cx6="http://schemas.microsoft.com/office/drawing/2016/5/12/chartex" xmlns:cx7="http://schemas.microsoft.com/office/drawing/2016/5/13/chartex" xmlns:cx8="http://schemas.microsoft.com/office/drawing/2016/5/14/chartex" xmlns:mc="http://schemas.openxmlformats.org/markup-compatibility/2006" xmlns:aink="http://schemas.microsoft.com/office/drawing/2016/ink" xmlns:am3d="http://schemas.microsoft.com/office/drawing/2017/model3d" xmlns:o="urn:schemas-microsoft-com:office:office" xmlns:oel="http://schemas.microsoft.com/office/2019/extlst" xmlns:r="http://schemas.openxmlformats.org/officeDocument/2006/relationships" xmlns:m="http://schemas.openxmlformats.org/officeDocument/2006/math" xmlns:v="urn:schemas-microsoft-com:vml" xmlns:wp14="http://schemas.microsoft.com/office/word/2010/wordprocessingDrawing" xmlns:wp="http://schemas.openxmlformats.org/drawingml/2006/wordprocessingDrawing" xmlns:w10="urn:schemas-microsoft-com:office:word" xmlns:w="http://schemas.openxmlformats.org/wordprocessingml/2006/main" xmlns:w14="http://schemas.microsoft.com/office/word/2010/wordml" xmlns:w15="http://schemas.microsoft.com/office/word/2012/wordml" xmlns:w16cex="http://schemas.microsoft.com/office/word/2018/wordml/cex" xmlns:w16cid="http://schemas.microsoft.com/office/word/2016/wordml/cid" xmlns:w16="http://schemas.microsoft.com/office/word/2018/wordml" xmlns:w16du="http://schemas.microsoft.com/office/word/2023/wordml/word16du" xmlns:w16sdtdh="http://schemas.microsoft.com/office/word/2020/wordml/sdtdatahash" xmlns:w16sdtfl="http://schemas.microsoft.com/office/word/2024/wordml/sdtformatlock" xmlns:w16se="http://schemas.microsoft.com/office/word/2015/wordml/symex" xmlns:wpg="http://schemas.microsoft.com/office/word/2010/wordprocessingGroup" xmlns:wpi="http://schemas.microsoft.com/office/word/2010/wordprocessingInk" xmlns:wne="http://schemas.microsoft.com/office/word/2006/wordml" xmlns:wps="http://schemas.microsoft.com/office/word/2010/wordprocessingShape" mc:Ignorable="w14 w15 w16se w16cid w16 w16cex w16sdtdh w16sdtfl w16du wp14"><w:body><w:p><w:pPr><w:pStyle w:val="Text"/><w:spacing w:after="160"/><w:ind w:firstLine="720"/></w:pPr><w:r><w:rPr><w:rStyle w:val="dn"/></w:rPr><w:t xml:space="preserve">                                  DAROVACÍ SMLOUVA</w:t></w:r></w:p><w:p><w:pPr><w:pStyle w:val="Text"/><w:spacing w:after="160"/><w:ind w:firstLine="720"/><w:rPr><w:rStyle w:val="dn"/><w:sz w:val="17"/><w:szCs w:val="17"/></w:rPr></w:pPr><w:r><w:rPr><w:rStyle w:val="dn"/></w:rPr><w:br/></w:r><w:r><w:rPr><w:rStyle w:val="dn"/><w:sz w:val="17"/><w:szCs w:val="17"/></w:rPr><w:t xml:space="preserve"> </w:t></w:r><w:proofErr w:type="spellStart"/><w:r><w:rPr><w:rStyle w:val="dn"/><w:sz w:val="17"/><w:szCs w:val="17"/></w:rPr><w:t>uzavřená</w:t></w:r><w:proofErr w:type="spellEnd"/><w:r><w:rPr><w:rStyle w:val="dn"/><w:sz w:val="17"/><w:szCs w:val="17"/></w:rPr><w:t xml:space="preserve"> </w:t></w:r><w:proofErr w:type="spellStart"/><w:r><w:rPr><w:rStyle w:val="dn"/><w:sz w:val="17"/><w:szCs w:val="17"/></w:rPr><w:t>dle</w:t></w:r><w:proofErr w:type="spellEnd"/><w:r><w:rPr><w:rStyle w:val="dn"/><w:sz w:val="17"/><w:szCs w:val="17"/></w:rPr><w:t xml:space="preserve"> </w:t></w:r><w:proofErr w:type="spellStart"/><w:r><w:rPr><w:rStyle w:val="dn"/><w:sz w:val="17"/><w:szCs w:val="17"/></w:rPr><w:t>ustanovení</w:t></w:r><w:proofErr w:type="spellEnd"/><w:r><w:rPr><w:rStyle w:val="dn"/><w:sz w:val="17"/><w:szCs w:val="17"/></w:rPr><w:t xml:space="preserve"> § 2055 a </w:t></w:r><w:proofErr w:type="spellStart"/><w:r><w:rPr><w:rStyle w:val="dn"/><w:sz w:val="17"/><w:szCs w:val="17"/></w:rPr><w:t>následující</w:t></w:r><w:r><w:rPr><w:rStyle w:val="dn"/><w:sz w:val="17"/><w:szCs w:val="17"/><w:lang w:val="de-DE"/></w:rPr><w:t>ch</w:t></w:r><w:proofErr w:type="spellEnd"/><w:r><w:rPr><w:rStyle w:val="dn"/><w:sz w:val="17"/><w:szCs w:val="17"/><w:lang w:val="de-DE"/></w:rPr><w:t xml:space="preserve"> z</w:t></w:r><w:proofErr w:type="spellStart"/><w:r><w:rPr><w:rStyle w:val="dn"/><w:sz w:val="17"/><w:szCs w:val="17"/></w:rPr><w:t>ákona</w:t></w:r><w:proofErr w:type="spellEnd"/><w:r><w:rPr><w:rStyle w:val="dn"/><w:sz w:val="17"/><w:szCs w:val="17"/></w:rPr><w:t xml:space="preserve"> č. 89/2012 Sb., </w:t></w:r><w:proofErr w:type="spellStart"/><w:r><w:rPr><w:rStyle w:val="dn"/><w:sz w:val="17"/><w:szCs w:val="17"/></w:rPr><w:t>obč</w:t></w:r><w:r><w:rPr><w:rStyle w:val="dn"/><w:sz w:val="17"/><w:szCs w:val="17"/><w:lang w:val="da-DK"/></w:rPr><w:t>ansk</w:t></w:r><w:proofErr w:type="spellEnd"/><w:r><w:rPr><w:rStyle w:val="dn"/><w:sz w:val="17"/><w:szCs w:val="17"/></w:rPr><w:t xml:space="preserve">ý </w:t></w:r><w:proofErr w:type="spellStart"/><w:r><w:rPr><w:rStyle w:val="dn"/><w:sz w:val="17"/><w:szCs w:val="17"/></w:rPr><w:t>zákoník</w:t></w:r><w:proofErr w:type="spellEnd"/></w:p><w:p><w:pPr><w:pStyle w:val="Text"/><w:spacing w:after="160"/><w:rPr><w:rStyle w:val="dn"/><w:b/><w:bCs/><w:sz w:val="17"/><w:szCs w:val="17"/><w:shd w:val="clear" w:color="auto" w:fill="FFFFFF"/></w:rPr></w:pPr><w:r><w:rPr><w:rStyle w:val="dn"/><w:b/><w:bCs/><w:sz w:val="17"/><w:szCs w:val="17"/><w:shd w:val="clear" w:color="auto" w:fill="FFFFFF"/></w:rPr><w:t>{nazev}</w:t></w:r></w:p><w:p><w:pPr><w:pStyle w:val="Text"/><w:spacing w:after="160"/><w:rPr><w:rStyle w:val="dn"/><w:b/><w:bCs/><w:sz w:val="17"/><w:szCs w:val="17"/><w:shd w:val="clear" w:color="auto" w:fill="FFFFFF"/></w:rPr></w:pPr><w:r><w:rPr><w:rStyle w:val="dn"/><w:b/><w:bCs/><w:sz w:val="17"/><w:szCs w:val="17"/><w:shd w:val="clear" w:color="auto" w:fill="FFFFFF"/></w:rPr><w:t>{adresa}</w:t></w:r></w:p><w:p><w:pPr><w:pStyle w:val="Text"/><w:spacing w:after="160"/><w:rPr><w:rStyle w:val="dn"/><w:b/><w:bCs/><w:sz w:val="17"/><w:szCs w:val="17"/><w:shd w:val="clear" w:color="auto" w:fill="FFFFFF"/></w:rPr></w:pPr><w:r><w:rPr><w:rStyle w:val="dn"/><w:b/><w:bCs/><w:sz w:val="17"/><w:szCs w:val="17"/><w:shd w:val="clear" w:color="auto" w:fill="FFFFFF"/></w:rPr><w:t xml:space="preserve">IČ: {ico}</w:t></w:r></w:p><w:p><w:pPr><w:pStyle w:val="Text"/><w:spacing w:after="160"/><w:rPr><w:rStyle w:val="dn"/><w:b/><w:bCs/><w:sz w:val="17"/><w:szCs w:val="17"/><w:shd w:val="clear" w:color="auto" w:fill="FFFFFF"/></w:rPr></w:pPr><w:r><w:rPr><w:rStyle w:val="dn"/><w:b/><w:bCs/><w:sz w:val="17"/><w:szCs w:val="17"/><w:shd w:val="clear" w:color="auto" w:fill="FFFFFF"/></w:rPr><w:t xml:space="preserve">DIČ: {dic}</w:t></w:r></w:p><w:p><w:pPr><w:pStyle w:val="Text"/><w:rPr><w:rStyle w:val="dn"/><w:color w:val="0D0D0D"/><w:sz w:val="16"/><w:szCs w:val="16"/><w:u w:color="0D0D0D"/><w:shd w:val="clear" w:color="auto" w:fill="FFFFFF"/></w:rPr></w:pPr></w:p><w:p><w:pPr><w:pStyle w:val="Text"/><w:rPr><w:rStyle w:val="dn"/><w:color w:val="0D0D0D"/><w:sz w:val="16"/><w:szCs w:val="16"/><w:u w:color="0D0D0D"/><w:shd w:val="clear" w:color="auto" w:fill="FFFFFF"/></w:rPr></w:pPr></w:p><w:p><w:pPr><w:pStyle w:val="Text"/><w:shd w:val="clear" w:color="auto" w:fill="FFFFFF"/><w:spacing w:after="160"/><w:rPr><w:rStyle w:val="dn"/><w:b/><w:bCs/><w:sz w:val="17"/><w:szCs w:val="17"/><w:shd w:val="clear" w:color="auto" w:fill="FFFFFF"/></w:rPr></w:pPr><w:r><w:rPr><w:rStyle w:val="dn"/><w:color w:val="0D0D0D"/><w:sz w:val="17"/><w:szCs w:val="17"/><w:u w:color="0D0D0D"/><w:shd w:val="clear" w:color="auto" w:fill="FFFFFF"/></w:rPr><w:t xml:space="preserve"> </w:t></w:r><w:r><w:rPr><w:rStyle w:val="dn"/><w:sz w:val="17"/><w:szCs w:val="17"/><w:shd w:val="clear" w:color="auto" w:fill="FFFFFF"/></w:rPr><w:t>(</w:t></w:r><w:proofErr w:type="spellStart"/><w:r><w:rPr><w:rStyle w:val="dn"/><w:sz w:val="17"/><w:szCs w:val="17"/><w:shd w:val="clear" w:color="auto" w:fill="FFFFFF"/></w:rPr><w:t>dále</w:t></w:r><w:proofErr w:type="spellEnd"/><w:r><w:rPr><w:rStyle w:val="dn"/><w:sz w:val="17"/><w:szCs w:val="17"/><w:shd w:val="clear" w:color="auto" w:fill="FFFFFF"/></w:rPr><w:t xml:space="preserve"> </w:t></w:r><w:proofErr w:type="spellStart"/><w:r><w:rPr><w:rStyle w:val="dn"/><w:sz w:val="17"/><w:szCs w:val="17"/><w:shd w:val="clear" w:color="auto" w:fill="FFFFFF"/></w:rPr><w:t>jen</w:t></w:r><w:proofErr w:type="spellEnd"/><w:r><w:rPr><w:rStyle w:val="dn"/><w:sz w:val="17"/><w:szCs w:val="17"/><w:shd w:val="clear" w:color="auto" w:fill="FFFFFF"/></w:rPr><w:t xml:space="preserve"> "</w:t></w:r><w:proofErr w:type="spellStart"/><w:r><w:rPr><w:rStyle w:val="dn"/><w:sz w:val="17"/><w:szCs w:val="17"/><w:shd w:val="clear" w:color="auto" w:fill="FFFFFF"/></w:rPr><w:t>Dárce</w:t></w:r><w:proofErr w:type="spellEnd"/><w:r><w:rPr><w:rStyle w:val="dn"/><w:sz w:val="17"/><w:szCs w:val="17"/><w:shd w:val="clear" w:color="auto" w:fill="FFFFFF"/></w:rPr><w:t>")</w:t></w:r><w:r><w:rPr><w:rStyle w:val="dn"/><w:sz w:val="17"/><w:szCs w:val="17"/><w:shd w:val="clear" w:color="auto" w:fill="FFFFFF"/></w:rPr><w:br/></w:r><w:r><w:rPr><w:rStyle w:val="dn"/><w:sz w:val="17"/><w:szCs w:val="17"/><w:shd w:val="clear" w:color="auto" w:fill="FFFFFF"/></w:rPr><w:br/></w:r><w:proofErr w:type="spellStart"/><w:r><w:rPr><w:rStyle w:val="dn"/><w:b/><w:bCs/><w:sz w:val="17"/><w:szCs w:val="17"/><w:shd w:val="clear" w:color="auto" w:fill="FFFFFF"/></w:rPr><w:t>Obdarovaný</w:t></w:r><w:proofErr w:type="spellEnd"/><w:r><w:rPr><w:rStyle w:val="dn"/><w:b/><w:bCs/><w:sz w:val="17"/><w:szCs w:val="17"/><w:shd w:val="clear" w:color="auto" w:fill="FFFFFF"/></w:rPr><w:t>:</w:t></w:r><w:r><w:rPr><w:rStyle w:val="dn"/><w:b/><w:bCs/><w:sz w:val="17"/><w:szCs w:val="17"/><w:shd w:val="clear" w:color="auto" w:fill="FFFFFF"/></w:rPr><w:br/><w:t>Rotary Club Valtice-</w:t></w:r><w:proofErr w:type="spellStart"/><w:r><w:rPr><w:rStyle w:val="dn"/><w:b/><w:bCs/><w:sz w:val="17"/><w:szCs w:val="17"/><w:shd w:val="clear" w:color="auto" w:fill="FFFFFF"/></w:rPr><w:t>Břeclav</w:t></w:r><w:proofErr w:type="spellEnd"/><w:r><w:rPr><w:rStyle w:val="dn"/><w:b/><w:bCs/><w:sz w:val="17"/><w:szCs w:val="17"/><w:shd w:val="clear" w:color="auto" w:fill="FFFFFF"/></w:rPr><w:t xml:space="preserve">, </w:t></w:r><w:proofErr w:type="spellStart"/><w:r><w:rPr><w:rStyle w:val="dn"/><w:b/><w:bCs/><w:sz w:val="17"/><w:szCs w:val="17"/><w:shd w:val="clear" w:color="auto" w:fill="FFFFFF"/></w:rPr><w:t>z.s</w:t></w:r><w:proofErr w:type="spellEnd"/><w:r><w:rPr><w:rStyle w:val="dn"/><w:b/><w:bCs/><w:sz w:val="17"/><w:szCs w:val="17"/><w:shd w:val="clear" w:color="auto" w:fill="FFFFFF"/></w:rPr><w:t xml:space="preserve">., </w:t></w:r></w:p><w:p><w:pPr><w:pStyle w:val="Text"/><w:spacing w:after="160"/><w:rPr><w:rStyle w:val="dn"/><w:sz w:val="17"/><w:szCs w:val="17"/><w:shd w:val="clear" w:color="auto" w:fill="FFFFFF"/></w:rPr></w:pPr><w:proofErr w:type="spellStart"/><w:r><w:rPr><w:rStyle w:val="dn"/><w:sz w:val="17"/><w:szCs w:val="17"/><w:shd w:val="clear" w:color="auto" w:fill="FFFFFF"/></w:rPr><w:t>spisová</w:t></w:r><w:proofErr w:type="spellEnd"/><w:r><w:rPr><w:rStyle w:val="dn"/><w:sz w:val="17"/><w:szCs w:val="17"/><w:shd w:val="clear" w:color="auto" w:fill="FFFFFF"/></w:rPr><w:t xml:space="preserve"> </w:t></w:r><w:proofErr w:type="spellStart"/><w:r><w:rPr><w:rStyle w:val="dn"/><w:sz w:val="17"/><w:szCs w:val="17"/><w:shd w:val="clear" w:color="auto" w:fill="FFFFFF"/></w:rPr><w:t>značka</w:t></w:r><w:proofErr w:type="spellEnd"/><w:r><w:rPr><w:rStyle w:val="dn"/><w:sz w:val="17"/><w:szCs w:val="17"/><w:shd w:val="clear" w:color="auto" w:fill="FFFFFF"/></w:rPr><w:t xml:space="preserve">: L 10759 </w:t></w:r><w:proofErr w:type="spellStart"/><w:r><w:rPr><w:rStyle w:val="dn"/><w:sz w:val="17"/><w:szCs w:val="17"/><w:shd w:val="clear" w:color="auto" w:fill="FFFFFF"/></w:rPr><w:t>vedená</w:t></w:r><w:proofErr w:type="spellEnd"/><w:r><w:rPr><w:rStyle w:val="dn"/><w:sz w:val="17"/><w:szCs w:val="17"/><w:shd w:val="clear" w:color="auto" w:fill="FFFFFF"/></w:rPr><w:t xml:space="preserve"> u </w:t></w:r><w:proofErr w:type="spellStart"/><w:r><w:rPr><w:rStyle w:val="dn"/><w:sz w:val="17"/><w:szCs w:val="17"/><w:shd w:val="clear" w:color="auto" w:fill="FFFFFF"/></w:rPr><w:t>Krajsk</w:t></w:r><w:proofErr w:type="spellEnd"/><w:r><w:rPr><w:rStyle w:val="dn"/><w:sz w:val="17"/><w:szCs w:val="17"/><w:shd w:val="clear" w:color="auto" w:fill="FFFFFF"/><w:lang w:val="fr-FR"/></w:rPr><w:t>é</w:t></w:r><w:r><w:rPr><w:rStyle w:val="dn"/><w:sz w:val="17"/><w:szCs w:val="17"/><w:shd w:val="clear" w:color="auto" w:fill="FFFFFF"/></w:rPr><w:t xml:space="preserve">ho </w:t></w:r><w:proofErr w:type="spellStart"/><w:r><w:rPr><w:rStyle w:val="dn"/><w:sz w:val="17"/><w:szCs w:val="17"/><w:shd w:val="clear" w:color="auto" w:fill="FFFFFF"/></w:rPr><w:t>soudu</w:t></w:r><w:proofErr w:type="spellEnd"/><w:r><w:rPr><w:rStyle w:val="dn"/><w:sz w:val="17"/><w:szCs w:val="17"/><w:shd w:val="clear" w:color="auto" w:fill="FFFFFF"/></w:rPr><w:t xml:space="preserve"> v </w:t></w:r><w:proofErr w:type="spellStart"/><w:r><w:rPr><w:rStyle w:val="dn"/><w:sz w:val="17"/><w:szCs w:val="17"/><w:shd w:val="clear" w:color="auto" w:fill="FFFFFF"/></w:rPr><w:t>Brně</w:t></w:r><w:proofErr w:type="spellEnd"/><w:r><w:rPr><w:rStyle w:val="dn"/><w:sz w:val="17"/><w:szCs w:val="17"/><w:shd w:val="clear" w:color="auto" w:fill="FFFFFF"/></w:rPr><w:br/><w:t xml:space="preserve">se </w:t></w:r><w:proofErr w:type="spellStart"/><w:r><w:rPr><w:rStyle w:val="dn"/><w:sz w:val="17"/><w:szCs w:val="17"/><w:shd w:val="clear" w:color="auto" w:fill="FFFFFF"/></w:rPr><w:t>sídlem</w:t></w:r><w:proofErr w:type="spellEnd"/><w:r><w:rPr><w:rStyle w:val="dn"/><w:sz w:val="17"/><w:szCs w:val="17"/><w:shd w:val="clear" w:color="auto" w:fill="FFFFFF"/></w:rPr><w:t xml:space="preserve">: K </w:t></w:r><w:proofErr w:type="spellStart"/><w:r><w:rPr><w:rStyle w:val="dn"/><w:sz w:val="17"/><w:szCs w:val="17"/><w:shd w:val="clear" w:color="auto" w:fill="FFFFFF"/></w:rPr><w:t>venerii</w:t></w:r><w:proofErr w:type="spellEnd"/><w:r><w:rPr><w:rStyle w:val="dn"/><w:sz w:val="17"/><w:szCs w:val="17"/><w:shd w:val="clear" w:color="auto" w:fill="FFFFFF"/></w:rPr><w:t xml:space="preserve"> 82, 691 42 Valtice</w:t></w:r></w:p><w:p><w:pPr><w:pStyle w:val="Text"/><w:spacing w:after="160"/><w:rPr><w:rStyle w:val="dn"/><w:sz w:val="17"/><w:szCs w:val="17"/><w:shd w:val="clear" w:color="auto" w:fill="FFFFFF"/></w:rPr></w:pPr><w:proofErr w:type="spellStart"/><w:r><w:rPr><w:rStyle w:val="dn"/><w:sz w:val="17"/><w:szCs w:val="17"/><w:shd w:val="clear" w:color="auto" w:fill="FFFFFF"/></w:rPr><w:t>Ičo</w:t></w:r><w:proofErr w:type="spellEnd"/><w:r><w:rPr><w:rStyle w:val="dn"/><w:sz w:val="17"/><w:szCs w:val="17"/><w:shd w:val="clear" w:color="auto" w:fill="FFFFFF"/></w:rPr><w:t>: 26678560</w:t></w:r></w:p><w:p><w:pPr><w:pStyle w:val="Text"/><w:spacing w:after="160"/><w:rPr><w:rStyle w:val="dn"/><w:sz w:val="17"/><w:szCs w:val="17"/><w:shd w:val="clear" w:color="auto" w:fill="FFFFFF"/></w:rPr></w:pPr><w:proofErr w:type="spellStart"/><w:r><w:rPr><w:rStyle w:val="dn"/><w:sz w:val="17"/><w:szCs w:val="17"/><w:shd w:val="clear" w:color="auto" w:fill="FFFFFF"/></w:rPr><w:t>zastoupený</w:t></w:r><w:proofErr w:type="spellEnd"/><w:r><w:rPr><w:rStyle w:val="dn"/><w:sz w:val="17"/><w:szCs w:val="17"/><w:shd w:val="clear" w:color="auto" w:fill="FFFFFF"/></w:rPr><w:t xml:space="preserve">: </w:t></w:r><w:proofErr w:type="spellStart"/><w:r><w:rPr><w:rStyle w:val="dn"/><w:sz w:val="17"/><w:szCs w:val="17"/><w:shd w:val="clear" w:color="auto" w:fill="FFFFFF"/></w:rPr><w:t>Barborou</w:t></w:r><w:proofErr w:type="spellEnd"/><w:r><w:rPr><w:rStyle w:val="dn"/><w:sz w:val="17"/><w:szCs w:val="17"/><w:shd w:val="clear" w:color="auto" w:fill="FFFFFF"/></w:rPr><w:t xml:space="preserve"> Sládkovou, </w:t></w:r><w:proofErr w:type="spellStart"/><w:r><w:rPr><w:rStyle w:val="dn"/><w:sz w:val="17"/><w:szCs w:val="17"/><w:shd w:val="clear" w:color="auto" w:fill="FFFFFF"/></w:rPr><w:t>výkonnou</w:t></w:r><w:proofErr w:type="spellEnd"/><w:r><w:rPr><w:rStyle w:val="dn"/><w:sz w:val="17"/><w:szCs w:val="17"/><w:shd w:val="clear" w:color="auto" w:fill="FFFFFF"/></w:rPr><w:t xml:space="preserve"> </w:t></w:r><w:proofErr w:type="spellStart"/><w:r><w:rPr><w:rStyle w:val="dn"/><w:sz w:val="17"/><w:szCs w:val="17"/><w:shd w:val="clear" w:color="auto" w:fill="FFFFFF"/></w:rPr><w:t>sekretářkou</w:t></w:r><w:proofErr w:type="spellEnd"/><w:r><w:rPr><w:rStyle w:val="dn"/><w:sz w:val="17"/><w:szCs w:val="17"/><w:shd w:val="clear" w:color="auto" w:fill="FFFFFF"/></w:rPr><w:br/><w:t>(</w:t></w:r><w:proofErr w:type="spellStart"/><w:r><w:rPr><w:rStyle w:val="dn"/><w:sz w:val="17"/><w:szCs w:val="17"/><w:shd w:val="clear" w:color="auto" w:fill="FFFFFF"/></w:rPr><w:t>dále</w:t></w:r><w:proofErr w:type="spellEnd"/><w:r><w:rPr><w:rStyle w:val="dn"/><w:sz w:val="17"/><w:szCs w:val="17"/><w:shd w:val="clear" w:color="auto" w:fill="FFFFFF"/></w:rPr><w:t xml:space="preserve"> </w:t></w:r><w:proofErr w:type="spellStart"/><w:r><w:rPr><w:rStyle w:val="dn"/><w:sz w:val="17"/><w:szCs w:val="17"/><w:shd w:val="clear" w:color="auto" w:fill="FFFFFF"/></w:rPr><w:t>jen</w:t></w:r><w:proofErr w:type="spellEnd"/><w:r><w:rPr><w:rStyle w:val="dn"/><w:sz w:val="17"/><w:szCs w:val="17"/><w:shd w:val="clear" w:color="auto" w:fill="FFFFFF"/></w:rPr><w:t xml:space="preserve"> "</w:t></w:r><w:proofErr w:type="spellStart"/><w:r><w:rPr><w:rStyle w:val="dn"/><w:sz w:val="17"/><w:szCs w:val="17"/><w:shd w:val="clear" w:color="auto" w:fill="FFFFFF"/></w:rPr><w:t>Obdarovaný</w:t></w:r><w:proofErr w:type="spellEnd"/><w:r><w:rPr><w:rStyle w:val="dn"/><w:sz w:val="17"/><w:szCs w:val="17"/><w:shd w:val="clear" w:color="auto" w:fill="FFFFFF"/></w:rPr><w:t>")</w:t></w:r></w:p><w:tbl><w:tblPr><w:tblW w:w="9025" w:type="dxa"/><w:tblInd w:w="108" w:type="dxa"/><w:tblBorders><w:top w:val="single" w:sz="8" w:space="0" w:color="FFFFFF"/><w:left w:val="single" w:sz="8" w:space="0" w:color="FFFFFF"/><w:bottom w:val="single" w:sz="8" w:space="0" w:color="FFFFFF"/><w:right w:val="single" w:sz="8" w:space="0" w:color="FFFFFF"/><w:insideH w:val="single" w:sz="8" w:space="0" w:color="FFFFFF"/><w:insideV w:val="single" w:sz="8" w:space="0" w:color="FFFFFF"/></w:tblBorders><w:shd w:val="clear" w:color="auto" w:fill="CED7E7"/><w:tblLayout w:type="fixed"/><w:tblLook w:val="04A0" w:firstRow="1" w:lastRow="0" w:firstColumn="1" w:lastColumn="0" w:noHBand="0" w:noVBand="1"/></w:tblPr><w:tblGrid><w:gridCol w:w="9025"/></w:tblGrid><w:tr><w:trPr><w:trHeight w:val="252"/></w:trPr><w:tc><w:tcPr><w:tcW w:w="9025" w:type="dxa"/><w:tcBorders><w:top w:val="nil"/><w:left w:val="nil"/><w:bottom w:val="nil"/><w:right w:val="nil"/></w:tcBorders><w:tcMar><w:top w:w="80" w:type="dxa"/><w:left w:w="80" w:type="dxa"/><w:bottom w:w="80" w:type="dxa"/><w:right w:w="80" w:type="dxa"/></w:tcMar></w:tcPr><w:p/></w:tc></w:tr></w:tbl><w:p><w:pPr><w:pStyle w:val="Text"/><w:widowControl w:val="0"/><w:spacing w:after="160" w:line="240" w:lineRule="auto"/><w:rPr><w:rStyle w:val="dn"/><w:sz w:val="17"/><w:szCs w:val="17"/><w:shd w:val="clear" w:color="auto" w:fill="FFFFFF"/></w:rPr></w:pPr></w:p><w:p><w:pPr><w:pStyle w:val="Text"/><w:spacing w:after="160"/><w:rPr><w:rStyle w:val="dn"/><w:sz w:val="17"/><w:szCs w:val="17"/><w:shd w:val="clear" w:color="auto" w:fill="FFFFFF"/></w:rPr></w:pPr><w:r><w:rPr><w:rStyle w:val="dn"/><w:b/><w:bCs/><w:sz w:val="17"/><w:szCs w:val="17"/><w:shd w:val="clear" w:color="auto" w:fill="FFFFFF"/></w:rPr><w:t xml:space="preserve">2. </w:t></w:r><w:proofErr w:type="spellStart"/><w:r><w:rPr><w:rStyle w:val="dn"/><w:b/><w:bCs/><w:sz w:val="17"/><w:szCs w:val="17"/><w:shd w:val="clear" w:color="auto" w:fill="FFFFFF"/></w:rPr><w:t>Předmět</w:t></w:r><w:proofErr w:type="spellEnd"/><w:r><w:rPr><w:rStyle w:val="dn"/><w:b/><w:bCs/><w:sz w:val="17"/><w:szCs w:val="17"/><w:shd w:val="clear" w:color="auto" w:fill="FFFFFF"/></w:rPr><w:t xml:space="preserve"> </w:t></w:r><w:proofErr w:type="spellStart"/><w:r><w:rPr><w:rStyle w:val="dn"/><w:b/><w:bCs/><w:sz w:val="17"/><w:szCs w:val="17"/><w:shd w:val="clear" w:color="auto" w:fill="FFFFFF"/></w:rPr><w:t>smlouvy</w:t></w:r><w:proofErr w:type="spellEnd"/><w:r><w:rPr><w:rStyle w:val="dn"/><w:b/><w:bCs/><w:sz w:val="17"/><w:szCs w:val="17"/><w:shd w:val="clear" w:color="auto" w:fill="FFFFFF"/></w:rPr><w:br/></w:r><w:r><w:rPr><w:rStyle w:val="dn"/><w:b/><w:bCs/><w:sz w:val="17"/><w:szCs w:val="17"/><w:shd w:val="clear" w:color="auto" w:fill="FFFFFF"/></w:rPr><w:br/></w:r><w:proofErr w:type="spellStart"/><w:r><w:rPr><w:rStyle w:val="dn"/><w:sz w:val="17"/><w:szCs w:val="17"/><w:shd w:val="clear" w:color="auto" w:fill="FFFFFF"/></w:rPr><w:t>Dárce</w:t></w:r><w:proofErr w:type="spellEnd"/><w:r><w:rPr><w:rStyle w:val="dn"/><w:sz w:val="17"/><w:szCs w:val="17"/><w:shd w:val="clear" w:color="auto" w:fill="FFFFFF"/></w:rPr><w:t xml:space="preserve"> se </w:t></w:r><w:proofErr w:type="spellStart"/><w:r><w:rPr><w:rStyle w:val="dn"/><w:sz w:val="17"/><w:szCs w:val="17"/><w:shd w:val="clear" w:color="auto" w:fill="FFFFFF"/></w:rPr><w:t>zavazuje</w:t></w:r><w:proofErr w:type="spellEnd"/><w:r><w:rPr><w:rStyle w:val="dn"/><w:sz w:val="17"/><w:szCs w:val="17"/><w:shd w:val="clear" w:color="auto" w:fill="FFFFFF"/></w:rPr><w:t xml:space="preserve"> </w:t></w:r><w:proofErr w:type="spellStart"/><w:r><w:rPr><w:rStyle w:val="dn"/><w:sz w:val="17"/><w:szCs w:val="17"/><w:shd w:val="clear" w:color="auto" w:fill="FFFFFF"/></w:rPr><w:t>poskytnout</w:t></w:r><w:proofErr w:type="spellEnd"/><w:r><w:rPr><w:rStyle w:val="dn"/><w:sz w:val="17"/><w:szCs w:val="17"/><w:shd w:val="clear" w:color="auto" w:fill="FFFFFF"/></w:rPr><w:t xml:space="preserve"> </w:t></w:r><w:proofErr w:type="spellStart"/><w:r><w:rPr><w:rStyle w:val="dn"/><w:sz w:val="17"/><w:szCs w:val="17"/><w:shd w:val="clear" w:color="auto" w:fill="FFFFFF"/></w:rPr><w:t>Obdarovan</w:t></w:r><w:proofErr w:type="spellEnd"/><w:r><w:rPr><w:rStyle w:val="dn"/><w:sz w:val="17"/><w:szCs w:val="17"/><w:shd w:val="clear" w:color="auto" w:fill="FFFFFF"/><w:lang w:val="fr-FR"/></w:rPr><w:t>é</w:t></w:r><w:r><w:rPr><w:rStyle w:val="dn"/><w:sz w:val="17"/><w:szCs w:val="17"/><w:shd w:val="clear" w:color="auto" w:fill="FFFFFF"/></w:rPr><w:t xml:space="preserve">mu </w:t></w:r><w:proofErr w:type="spellStart"/><w:r><w:rPr><w:rStyle w:val="dn"/><w:sz w:val="17"/><w:szCs w:val="17"/><w:shd w:val="clear" w:color="auto" w:fill="FFFFFF"/></w:rPr><w:t>finanční</w:t></w:r><w:proofErr w:type="spellEnd"/><w:r><w:rPr><w:rStyle w:val="dn"/><w:sz w:val="17"/><w:szCs w:val="17"/><w:shd w:val="clear" w:color="auto" w:fill="FFFFFF"/></w:rPr><w:t xml:space="preserve"> </w:t></w:r><w:proofErr w:type="spellStart"/><w:r><w:rPr><w:rStyle w:val="dn"/><w:sz w:val="17"/><w:szCs w:val="17"/><w:shd w:val="clear" w:color="auto" w:fill="FFFFFF"/></w:rPr><w:t>dar</w:t></w:r><w:proofErr w:type="spellEnd"/><w:r><w:rPr><w:rStyle w:val="dn"/><w:sz w:val="17"/><w:szCs w:val="17"/><w:shd w:val="clear" w:color="auto" w:fill="FFFFFF"/></w:rPr><w:t xml:space="preserve"> </w:t></w:r><w:proofErr w:type="spellStart"/><w:r><w:rPr><w:rStyle w:val="dn"/><w:sz w:val="17"/><w:szCs w:val="17"/><w:shd w:val="clear" w:color="auto" w:fill="FFFFFF"/></w:rPr><w:t>ve</w:t></w:r><w:proofErr w:type="spellEnd"/><w:r><w:rPr><w:rStyle w:val="dn"/><w:sz w:val="17"/><w:szCs w:val="17"/><w:shd w:val="clear" w:color="auto" w:fill="FFFFFF"/></w:rPr><w:t xml:space="preserve"> </w:t></w:r><w:proofErr w:type="spellStart"/><w:r><w:rPr><w:rStyle w:val="dn"/><w:sz w:val="17"/><w:szCs w:val="17"/><w:shd w:val="clear" w:color="auto" w:fill="FFFFFF"/></w:rPr><w:t>výši</w:t></w:r><w:proofErr w:type="spellEnd"/><w:r><w:rPr><w:rStyle w:val="dn"/><w:sz w:val="17"/><w:szCs w:val="17"/><w:shd w:val="clear" w:color="auto" w:fill="FFFFFF"/></w:rPr><w:t>{castka_cislem}</w:t></w:r><w:r><w:rPr><w:rStyle w:val="dn"/><w:sz w:val="17"/><w:szCs w:val="17"/><w:shd w:val="clear" w:color="auto" w:fill="FFFFFF"/></w:rPr><w:t xml:space="preserve">,- </w:t></w:r><w:proofErr w:type="spellStart"/><w:r><w:rPr><w:rStyle w:val="dn"/><w:sz w:val="17"/><w:szCs w:val="17"/><w:shd w:val="clear" w:color="auto" w:fill="FFFFFF"/></w:rPr><w:t>Kč</w:t></w:r><w:proofErr w:type="spellEnd"/><w:r><w:rPr><w:rStyle w:val="dn"/><w:sz w:val="17"/><w:szCs w:val="17"/><w:shd w:val="clear" w:color="auto" w:fill="FFFFFF"/></w:rPr><w:t xml:space="preserve">, </w:t></w:r><w:proofErr w:type="spellStart"/><w:r><w:rPr><w:rStyle w:val="dn"/><w:sz w:val="17"/><w:szCs w:val="17"/><w:shd w:val="clear" w:color="auto" w:fill="FFFFFF"/></w:rPr><w:t>slovy</w:t></w:r><w:proofErr w:type="spellEnd"/><w:r><w:rPr><w:rStyle w:val="dn"/><w:sz w:val="17"/><w:szCs w:val="17"/><w:shd w:val="clear" w:color="auto" w:fill="FFFFFF"/></w:rPr><w:t xml:space="preserve"> {castka_slovy} </w:t></w:r><w:proofErr w:type="spellStart"/><w:r><w:rPr><w:rStyle w:val="dn"/><w:sz w:val="17"/><w:szCs w:val="17"/><w:shd w:val="clear" w:color="auto" w:fill="FFFFFF"/></w:rPr><w:t>korun</w:t></w:r><w:proofErr w:type="spellEnd"/><w:r><w:rPr><w:rStyle w:val="dn"/><w:sz w:val="17"/><w:szCs w:val="17"/><w:shd w:val="clear" w:color="auto" w:fill="FFFFFF"/></w:rPr><w:t xml:space="preserve">, a to za </w:t></w:r><w:proofErr w:type="spellStart"/><w:r><w:rPr><w:rStyle w:val="dn"/><w:sz w:val="17"/><w:szCs w:val="17"/><w:shd w:val="clear" w:color="auto" w:fill="FFFFFF"/></w:rPr><w:t>účelem</w:t></w:r><w:proofErr w:type="spellEnd"/><w:r><w:rPr><w:rStyle w:val="dn"/><w:sz w:val="17"/><w:szCs w:val="17"/><w:shd w:val="clear" w:color="auto" w:fill="FFFFFF"/></w:rPr><w:t xml:space="preserve"> </w:t></w:r><w:proofErr w:type="spellStart"/><w:r><w:rPr><w:rStyle w:val="dn"/><w:sz w:val="17"/><w:szCs w:val="17"/><w:shd w:val="clear" w:color="auto" w:fill="FFFFFF"/></w:rPr><w:t>podpory</w:t></w:r><w:proofErr w:type="spellEnd"/><w:r><w:rPr><w:rStyle w:val="dn"/><w:sz w:val="17"/><w:szCs w:val="17"/><w:shd w:val="clear" w:color="auto" w:fill="FFFFFF"/></w:rPr><w:t xml:space="preserve"> </w:t></w:r><w:proofErr w:type="spellStart"/><w:r><w:rPr><w:rStyle w:val="dn"/><w:sz w:val="17"/><w:szCs w:val="17"/><w:shd w:val="clear" w:color="auto" w:fill="FFFFFF"/></w:rPr><w:t>projektu</w:t></w:r><w:proofErr w:type="spellEnd"/><w:r><w:rPr><w:rStyle w:val="dn"/><w:sz w:val="17"/><w:szCs w:val="17"/><w:shd w:val="clear" w:color="auto" w:fill="FFFFFF"/></w:rPr><w:t xml:space="preserve"> Handicamp 2026, kt</w:t></w:r><w:proofErr w:type="spellStart"/><w:r><w:rPr><w:rStyle w:val="dn"/><w:sz w:val="17"/><w:szCs w:val="17"/><w:shd w:val="clear" w:color="auto" w:fill="FFFFFF"/></w:rPr><w:t>erý</w:t></w:r><w:proofErr w:type="spellEnd"/><w:r><w:rPr><w:rStyle w:val="dn"/><w:sz w:val="17"/><w:szCs w:val="17"/><w:shd w:val="clear" w:color="auto" w:fill="FFFFFF"/></w:rPr><w:t xml:space="preserve"> se </w:t></w:r><w:proofErr w:type="spellStart"/><w:r><w:rPr><w:rStyle w:val="dn"/><w:sz w:val="17"/><w:szCs w:val="17"/><w:shd w:val="clear" w:color="auto" w:fill="FFFFFF"/></w:rPr><w:t>bude</w:t></w:r><w:proofErr w:type="spellEnd"/><w:r><w:rPr><w:rStyle w:val="dn"/><w:sz w:val="17"/><w:szCs w:val="17"/><w:shd w:val="clear" w:color="auto" w:fill="FFFFFF"/></w:rPr><w:t xml:space="preserve"> </w:t></w:r><w:proofErr w:type="spellStart"/><w:r><w:rPr><w:rStyle w:val="dn"/><w:sz w:val="17"/><w:szCs w:val="17"/><w:shd w:val="clear" w:color="auto" w:fill="FFFFFF"/></w:rPr><w:t>konat</w:t></w:r><w:proofErr w:type="spellEnd"/><w:r><w:rPr><w:rStyle w:val="dn"/><w:sz w:val="17"/><w:szCs w:val="17"/><w:shd w:val="clear" w:color="auto" w:fill="FFFFFF"/></w:rPr><w:t xml:space="preserve"> v </w:t></w:r><w:proofErr w:type="spellStart"/><w:r><w:rPr><w:rStyle w:val="dn"/><w:sz w:val="17"/><w:szCs w:val="17"/><w:shd w:val="clear" w:color="auto" w:fill="FFFFFF"/></w:rPr><w:t>termínu</w:t></w:r><w:proofErr w:type="spellEnd"/><w:r><w:rPr><w:rStyle w:val="dn"/><w:sz w:val="17"/><w:szCs w:val="17"/><w:shd w:val="clear" w:color="auto" w:fill="FFFFFF"/></w:rPr><w:t xml:space="preserve"> 20.7.  -  2. 8. 2026 v </w:t></w:r><w:proofErr w:type="spellStart"/><w:r><w:rPr><w:rStyle w:val="dn"/><w:sz w:val="17"/><w:szCs w:val="17"/><w:shd w:val="clear" w:color="auto" w:fill="FFFFFF"/></w:rPr><w:t>Březejci</w:t></w:r><w:proofErr w:type="spellEnd"/><w:r><w:rPr><w:rStyle w:val="dn"/><w:sz w:val="17"/><w:szCs w:val="17"/><w:shd w:val="clear" w:color="auto" w:fill="FFFFFF"/></w:rPr><w:t xml:space="preserve"> u Velk</w:t></w:r><w:r><w:rPr><w:rStyle w:val="dn"/><w:sz w:val="17"/><w:szCs w:val="17"/><w:shd w:val="clear" w:color="auto" w:fill="FFFFFF"/><w:lang w:val="fr-FR"/></w:rPr><w:t>é</w:t></w:r><w:r><w:rPr><w:rStyle w:val="dn"/><w:sz w:val="17"/><w:szCs w:val="17"/><w:shd w:val="clear" w:color="auto" w:fill="FFFFFF"/></w:rPr><w:t xml:space="preserve">ho </w:t></w:r><w:proofErr w:type="spellStart"/><w:r><w:rPr><w:rStyle w:val="dn"/><w:sz w:val="17"/><w:szCs w:val="17"/><w:shd w:val="clear" w:color="auto" w:fill="FFFFFF"/></w:rPr><w:t>Meziříčí</w:t></w:r><w:proofErr w:type="spellEnd"/><w:r><w:rPr><w:rStyle w:val="dn"/><w:sz w:val="17"/><w:szCs w:val="17"/><w:shd w:val="clear" w:color="auto" w:fill="FFFFFF"/></w:rPr><w:t>.</w:t></w:r><w:r><w:rPr><w:rStyle w:val="dn"/><w:sz w:val="17"/><w:szCs w:val="17"/><w:shd w:val="clear" w:color="auto" w:fill="FFFFFF"/></w:rPr><w:br/></w:r><w:r><w:rPr><w:rStyle w:val="dn"/><w:sz w:val="17"/><w:szCs w:val="17"/><w:shd w:val="clear" w:color="auto" w:fill="FFFFFF"/></w:rPr><w:br/><w:t xml:space="preserve"> </w:t></w:r><w:r><w:rPr><w:rStyle w:val="dn"/><w:b/><w:bCs/><w:sz w:val="17"/><w:szCs w:val="17"/><w:shd w:val="clear" w:color="auto" w:fill="FFFFFF"/></w:rPr><w:t xml:space="preserve">3. </w:t></w:r><w:proofErr w:type="spellStart"/><w:r><w:rPr><w:rStyle w:val="dn"/><w:b/><w:bCs/><w:sz w:val="17"/><w:szCs w:val="17"/><w:shd w:val="clear" w:color="auto" w:fill="FFFFFF"/></w:rPr><w:t>Způ</w:t></w:r><w:proofErr w:type="spellEnd"/><w:r><w:rPr><w:rStyle w:val="dn"/><w:b/><w:bCs/><w:sz w:val="17"/><w:szCs w:val="17"/><w:shd w:val="clear" w:color="auto" w:fill="FFFFFF"/><w:lang w:val="pt-PT"/></w:rPr><w:t>sob p</w:t></w:r><w:proofErr w:type="spellStart"/><w:r><w:rPr><w:rStyle w:val="dn"/><w:b/><w:bCs/><w:sz w:val="17"/><w:szCs w:val="17"/><w:shd w:val="clear" w:color="auto" w:fill="FFFFFF"/></w:rPr><w:t>ředání</w:t></w:r><w:proofErr w:type="spellEnd"/><w:r><w:rPr><w:rStyle w:val="dn"/><w:b/><w:bCs/><w:sz w:val="17"/><w:szCs w:val="17"/><w:shd w:val="clear" w:color="auto" w:fill="FFFFFF"/></w:rPr><w:t xml:space="preserve"> </w:t></w:r><w:proofErr w:type="spellStart"/><w:r><w:rPr><w:rStyle w:val="dn"/><w:b/><w:bCs/><w:sz w:val="17"/><w:szCs w:val="17"/><w:shd w:val="clear" w:color="auto" w:fill="FFFFFF"/><w:lang w:val="de-DE"/></w:rPr><w:t>daru</w:t></w:r><w:proofErr w:type="spellEnd"/><w:r><w:rPr><w:rStyle w:val="dn"/><w:b/><w:bCs/><w:sz w:val="17"/><w:szCs w:val="17"/><w:shd w:val="clear" w:color="auto" w:fill="FFFFFF"/></w:rPr><w:br/></w:r><w:r><w:rPr><w:rStyle w:val="dn"/><w:b/><w:bCs/><w:sz w:val="17"/><w:szCs w:val="17"/><w:shd w:val="clear" w:color="auto" w:fill="FFFFFF"/></w:rPr><w:br/></w:r><w:proofErr w:type="spellStart"/><w:r><w:rPr><w:rStyle w:val="dn"/><w:sz w:val="17"/><w:szCs w:val="17"/><w:shd w:val="clear" w:color="auto" w:fill="FFFFFF"/></w:rPr><w:t>Dá</w:t></w:r><w:r><w:rPr><w:rStyle w:val="dn"/><w:sz w:val="17"/><w:szCs w:val="17"/><w:shd w:val="clear" w:color="auto" w:fill="FFFFFF"/><w:lang w:val="fr-FR"/></w:rPr><w:t>rce</w:t></w:r><w:proofErr w:type="spellEnd"/><w:r><w:rPr><w:rStyle w:val="dn"/><w:sz w:val="17"/><w:szCs w:val="17"/><w:shd w:val="clear" w:color="auto" w:fill="FFFFFF"/><w:lang w:val="fr-FR"/></w:rPr><w:t xml:space="preserve"> p</w:t></w:r><w:proofErr w:type="spellStart"/><w:r><w:rPr><w:rStyle w:val="dn"/><w:sz w:val="17"/><w:szCs w:val="17"/><w:shd w:val="clear" w:color="auto" w:fill="FFFFFF"/></w:rPr><w:t>ředá</w:t></w:r><w:proofErr w:type="spellEnd"/><w:r><w:rPr><w:rStyle w:val="dn"/><w:sz w:val="17"/><w:szCs w:val="17"/><w:shd w:val="clear" w:color="auto" w:fill="FFFFFF"/></w:rPr><w:t xml:space="preserve"> </w:t></w:r><w:proofErr w:type="spellStart"/><w:r><w:rPr><w:rStyle w:val="dn"/><w:sz w:val="17"/><w:szCs w:val="17"/><w:shd w:val="clear" w:color="auto" w:fill="FFFFFF"/></w:rPr><w:t>dar</w:t></w:r><w:proofErr w:type="spellEnd"/><w:r><w:rPr><w:rStyle w:val="dn"/><w:sz w:val="17"/><w:szCs w:val="17"/><w:shd w:val="clear" w:color="auto" w:fill="FFFFFF"/></w:rPr><w:t xml:space="preserve"> </w:t></w:r><w:proofErr w:type="spellStart"/><w:r><w:rPr><w:rStyle w:val="dn"/><w:sz w:val="17"/><w:szCs w:val="17"/><w:shd w:val="clear" w:color="auto" w:fill="FFFFFF"/></w:rPr><w:t>Obdarovan</w:t></w:r><w:proofErr w:type="spellEnd"/><w:r><w:rPr><w:rStyle w:val="dn"/><w:sz w:val="17"/><w:szCs w:val="17"/><w:shd w:val="clear" w:color="auto" w:fill="FFFFFF"/><w:lang w:val="fr-FR"/></w:rPr><w:t>é</w:t></w:r><w:r><w:rPr><w:rStyle w:val="dn"/><w:sz w:val="17"/><w:szCs w:val="17"/><w:shd w:val="clear" w:color="auto" w:fill="FFFFFF"/></w:rPr><w:t xml:space="preserve">mu </w:t></w:r><w:proofErr w:type="spellStart"/><w:r><w:rPr><w:rStyle w:val="dn"/><w:sz w:val="17"/><w:szCs w:val="17"/><w:shd w:val="clear" w:color="auto" w:fill="FFFFFF"/></w:rPr><w:t>převodem</w:t></w:r><w:proofErr w:type="spellEnd"/><w:r><w:rPr><w:rStyle w:val="dn"/><w:sz w:val="17"/><w:szCs w:val="17"/><w:shd w:val="clear" w:color="auto" w:fill="FFFFFF"/></w:rPr><w:t xml:space="preserve"> </w:t></w:r><w:proofErr w:type="spellStart"/><w:r><w:rPr><w:rStyle w:val="dn"/><w:sz w:val="17"/><w:szCs w:val="17"/><w:shd w:val="clear" w:color="auto" w:fill="FFFFFF"/></w:rPr><w:t>na</w:t></w:r><w:proofErr w:type="spellEnd"/><w:r><w:rPr><w:rStyle w:val="dn"/><w:sz w:val="17"/><w:szCs w:val="17"/><w:shd w:val="clear" w:color="auto" w:fill="FFFFFF"/></w:rPr><w:t xml:space="preserve"> </w:t></w:r><w:proofErr w:type="spellStart"/><w:r><w:rPr><w:rStyle w:val="dn"/><w:sz w:val="17"/><w:szCs w:val="17"/><w:shd w:val="clear" w:color="auto" w:fill="FFFFFF"/></w:rPr><w:t>bankovní</w:t></w:r><w:proofErr w:type="spellEnd"/><w:r><w:rPr><w:rStyle w:val="dn"/><w:sz w:val="17"/><w:szCs w:val="17"/><w:shd w:val="clear" w:color="auto" w:fill="FFFFFF"/></w:rPr><w:t xml:space="preserve"> </w:t></w:r><w:proofErr w:type="spellStart"/><w:r><w:rPr><w:rStyle w:val="dn"/><w:sz w:val="17"/><w:szCs w:val="17"/><w:shd w:val="clear" w:color="auto" w:fill="FFFFFF"/></w:rPr><w:t>účet</w:t></w:r><w:proofErr w:type="spellEnd"/><w:r><w:rPr><w:rStyle w:val="dn"/><w:b/><w:bCs/><w:sz w:val="16"/><w:szCs w:val="16"/><w:shd w:val="clear" w:color="auto" w:fill="FFFFFF"/></w:rPr><w:t xml:space="preserve"> </w:t></w:r><w:proofErr w:type="spellStart"/><w:r><w:rPr><w:rStyle w:val="dn"/><w:sz w:val="17"/><w:szCs w:val="17"/><w:shd w:val="clear" w:color="auto" w:fill="FFFFFF"/></w:rPr><w:t>Obdarovan</w:t></w:r><w:proofErr w:type="spellEnd"/><w:r><w:rPr><w:rStyle w:val="dn"/><w:sz w:val="17"/><w:szCs w:val="17"/><w:shd w:val="clear" w:color="auto" w:fill="FFFFFF"/><w:lang w:val="fr-FR"/></w:rPr><w:t>é</w:t></w:r><w:r><w:rPr><w:rStyle w:val="dn"/><w:sz w:val="17"/><w:szCs w:val="17"/><w:shd w:val="clear" w:color="auto" w:fill="FFFFFF"/><w:lang w:val="it-IT"/></w:rPr><w:t xml:space="preserve">ho: </w:t></w:r><w:r><w:rPr><w:rStyle w:val="dn"/><w:color w:val="0D0D0D"/><w:sz w:val="16"/><w:szCs w:val="16"/><w:u w:color="0D0D0D"/><w:shd w:val="clear" w:color="auto" w:fill="FFFFFF"/></w:rPr><w:t>131-3696260217/</w:t></w:r><w:proofErr w:type="gramStart"/><w:r><w:rPr><w:rStyle w:val="dn"/><w:color w:val="0D0D0D"/><w:sz w:val="16"/><w:szCs w:val="16"/><w:u w:color="0D0D0D"/><w:shd w:val="clear" w:color="auto" w:fill="FFFFFF"/></w:rPr><w:t xml:space="preserve">0100 </w:t></w:r><w:r><w:rPr><w:rStyle w:val="dn"/><w:b/><w:bCs/><w:color w:val="222222"/><w:sz w:val="16"/><w:szCs w:val="16"/><w:u w:color="222222"/><w:shd w:val="clear" w:color="auto" w:fill="FFFFFF"/></w:rPr><w:t xml:space="preserve"> (</w:t></w:r><w:proofErr w:type="spellStart"/><w:proofErr w:type="gramEnd"/><w:r><w:rPr><w:rStyle w:val="dn"/><w:b/><w:bCs/><w:color w:val="222222"/><w:sz w:val="16"/><w:szCs w:val="16"/><w:u w:color="222222"/><w:shd w:val="clear" w:color="auto" w:fill="FFFFFF"/></w:rPr><w:t>zpráva</w:t></w:r><w:proofErr w:type="spellEnd"/><w:r><w:rPr><w:rStyle w:val="dn"/><w:b/><w:bCs/><w:color w:val="222222"/><w:sz w:val="16"/><w:szCs w:val="16"/><w:u w:color="222222"/><w:shd w:val="clear" w:color="auto" w:fill="FFFFFF"/></w:rPr><w:t xml:space="preserve"> pro </w:t></w:r><w:proofErr w:type="spellStart"/><w:r><w:rPr><w:rStyle w:val="dn"/><w:b/><w:bCs/><w:color w:val="222222"/><w:sz w:val="16"/><w:szCs w:val="16"/><w:u w:color="222222"/><w:shd w:val="clear" w:color="auto" w:fill="FFFFFF"/></w:rPr><w:t>příjemce</w:t></w:r><w:proofErr w:type="spellEnd"/><w:r><w:rPr><w:rStyle w:val="dn"/><w:b/><w:bCs/><w:color w:val="222222"/><w:sz w:val="16"/><w:szCs w:val="16"/><w:u w:color="222222"/><w:shd w:val="clear" w:color="auto" w:fill="FFFFFF"/></w:rPr><w:t>: Handicamp 2026)</w:t></w:r><w:r><w:rPr><w:rStyle w:val="dn"/><w:sz w:val="17"/><w:szCs w:val="17"/><w:shd w:val="clear" w:color="auto" w:fill="FFFFFF"/></w:rPr><w:t xml:space="preserve">, a to </w:t></w:r><w:proofErr w:type="spellStart"/><w:r><w:rPr><w:rStyle w:val="dn"/><w:sz w:val="17"/><w:szCs w:val="17"/><w:shd w:val="clear" w:color="auto" w:fill="FFFFFF"/></w:rPr><w:t>nejpozději</w:t></w:r><w:proofErr w:type="spellEnd"/><w:r><w:rPr><w:rStyle w:val="dn"/><w:sz w:val="17"/><w:szCs w:val="17"/><w:shd w:val="clear" w:color="auto" w:fill="FFFFFF"/></w:rPr><w:t xml:space="preserve"> do 15 </w:t></w:r><w:proofErr w:type="spellStart"/><w:r><w:rPr><w:rStyle w:val="dn"/><w:sz w:val="17"/><w:szCs w:val="17"/><w:shd w:val="clear" w:color="auto" w:fill="FFFFFF"/></w:rPr><w:t>dnů</w:t></w:r><w:proofErr w:type="spellEnd"/><w:r><w:rPr><w:rStyle w:val="dn"/><w:sz w:val="17"/><w:szCs w:val="17"/><w:shd w:val="clear" w:color="auto" w:fill="FFFFFF"/></w:rPr><w:t xml:space="preserve"> </w:t></w:r><w:proofErr w:type="spellStart"/><w:r><w:rPr><w:rStyle w:val="dn"/><w:sz w:val="17"/><w:szCs w:val="17"/><w:shd w:val="clear" w:color="auto" w:fill="FFFFFF"/></w:rPr><w:t>od</w:t></w:r><w:proofErr w:type="spellEnd"/><w:r><w:rPr><w:rStyle w:val="dn"/><w:sz w:val="17"/><w:szCs w:val="17"/><w:shd w:val="clear" w:color="auto" w:fill="FFFFFF"/></w:rPr><w:t xml:space="preserve"> </w:t></w:r><w:proofErr w:type="spellStart"/><w:r><w:rPr><w:rStyle w:val="dn"/><w:sz w:val="17"/><w:szCs w:val="17"/><w:shd w:val="clear" w:color="auto" w:fill="FFFFFF"/></w:rPr><w:t>podpisu</w:t></w:r><w:proofErr w:type="spellEnd"/><w:r><w:rPr><w:rStyle w:val="dn"/><w:sz w:val="17"/><w:szCs w:val="17"/><w:shd w:val="clear" w:color="auto" w:fill="FFFFFF"/></w:rPr><w:t xml:space="preserve"> t</w:t></w:r><w:r><w:rPr><w:rStyle w:val="dn"/><w:sz w:val="17"/><w:szCs w:val="17"/><w:shd w:val="clear" w:color="auto" w:fill="FFFFFF"/><w:lang w:val="fr-FR"/></w:rPr><w:t>é</w:t></w:r><w:r><w:rPr><w:rStyle w:val="dn"/><w:sz w:val="17"/><w:szCs w:val="17"/><w:shd w:val="clear" w:color="auto" w:fill="FFFFFF"/></w:rPr><w:t xml:space="preserve">to </w:t></w:r><w:proofErr w:type="spellStart"/><w:r><w:rPr><w:rStyle w:val="dn"/><w:sz w:val="17"/><w:szCs w:val="17"/><w:shd w:val="clear" w:color="auto" w:fill="FFFFFF"/></w:rPr><w:t>smlouvy</w:t></w:r><w:proofErr w:type="spellEnd"/><w:r><w:rPr><w:rStyle w:val="dn"/><w:sz w:val="17"/><w:szCs w:val="17"/><w:shd w:val="clear" w:color="auto" w:fill="FFFFFF"/></w:rPr><w:t>.</w:t></w:r><w:r><w:rPr><w:rStyle w:val="dn"/><w:sz w:val="17"/><w:szCs w:val="17"/><w:shd w:val="clear" w:color="auto" w:fill="FFFFFF"/></w:rPr><w:br/></w:r><w:r><w:rPr><w:rStyle w:val="dn"/><w:sz w:val="17"/><w:szCs w:val="17"/><w:shd w:val="clear" w:color="auto" w:fill="FFFFFF"/></w:rPr><w:br/><w:t xml:space="preserve"> </w:t></w:r><w:r><w:rPr><w:rStyle w:val="dn"/><w:b/><w:bCs/><w:sz w:val="17"/><w:szCs w:val="17"/><w:shd w:val="clear" w:color="auto" w:fill="FFFFFF"/></w:rPr><w:t xml:space="preserve">4. </w:t></w:r><w:proofErr w:type="spellStart"/><w:r><w:rPr><w:rStyle w:val="dn"/><w:b/><w:bCs/><w:sz w:val="17"/><w:szCs w:val="17"/><w:shd w:val="clear" w:color="auto" w:fill="FFFFFF"/></w:rPr><w:t>Úč</w:t></w:r><w:r><w:rPr><w:rStyle w:val="dn"/><w:b/><w:bCs/><w:sz w:val="17"/><w:szCs w:val="17"/><w:shd w:val="clear" w:color="auto" w:fill="FFFFFF"/><w:lang w:val="de-DE"/></w:rPr><w:t>el</w:t></w:r><w:proofErr w:type="spellEnd"/><w:r><w:rPr><w:rStyle w:val="dn"/><w:b/><w:bCs/><w:sz w:val="17"/><w:szCs w:val="17"/><w:shd w:val="clear" w:color="auto" w:fill="FFFFFF"/><w:lang w:val="de-DE"/></w:rPr><w:t xml:space="preserve"> </w:t></w:r><w:proofErr w:type="spellStart"/><w:r><w:rPr><w:rStyle w:val="dn"/><w:b/><w:bCs/><w:sz w:val="17"/><w:szCs w:val="17"/><w:shd w:val="clear" w:color="auto" w:fill="FFFFFF"/><w:lang w:val="de-DE"/></w:rPr><w:t>daru</w:t></w:r><w:proofErr w:type="spellEnd"/><w:r><w:rPr><w:rStyle w:val="dn"/><w:b/><w:bCs/><w:sz w:val="17"/><w:szCs w:val="17"/><w:shd w:val="clear" w:color="auto" w:fill="FFFFFF"/></w:rPr><w:br/></w:r><w:r><w:rPr><w:rStyle w:val="dn"/><w:b/><w:bCs/><w:sz w:val="17"/><w:szCs w:val="17"/><w:shd w:val="clear" w:color="auto" w:fill="FFFFFF"/></w:rPr><w:br/></w:r><w:r><w:rPr><w:rStyle w:val="dn"/><w:sz w:val="17"/><w:szCs w:val="17"/><w:shd w:val="clear" w:color="auto" w:fill="FFFFFF"/></w:rPr><w:t xml:space="preserve"> </w:t></w:r><w:proofErr w:type="spellStart"/><w:r><w:rPr><w:rStyle w:val="dn"/><w:sz w:val="17"/><w:szCs w:val="17"/><w:shd w:val="clear" w:color="auto" w:fill="FFFFFF"/></w:rPr><w:t>Obdarovaný</w:t></w:r><w:proofErr w:type="spellEnd"/><w:r><w:rPr><w:rStyle w:val="dn"/><w:sz w:val="17"/><w:szCs w:val="17"/><w:shd w:val="clear" w:color="auto" w:fill="FFFFFF"/></w:rPr><w:t xml:space="preserve"> se </w:t></w:r><w:proofErr w:type="spellStart"/><w:r><w:rPr><w:rStyle w:val="dn"/><w:sz w:val="17"/><w:szCs w:val="17"/><w:shd w:val="clear" w:color="auto" w:fill="FFFFFF"/></w:rPr><w:t>zavazuje</w:t></w:r><w:proofErr w:type="spellEnd"/><w:r><w:rPr><w:rStyle w:val="dn"/><w:sz w:val="17"/><w:szCs w:val="17"/><w:shd w:val="clear" w:color="auto" w:fill="FFFFFF"/></w:rPr><w:t xml:space="preserve"> </w:t></w:r><w:proofErr w:type="spellStart"/><w:r><w:rPr><w:rStyle w:val="dn"/><w:sz w:val="17"/><w:szCs w:val="17"/><w:shd w:val="clear" w:color="auto" w:fill="FFFFFF"/></w:rPr><w:t>použít</w:t></w:r><w:proofErr w:type="spellEnd"/><w:r><w:rPr><w:rStyle w:val="dn"/><w:sz w:val="17"/><w:szCs w:val="17"/><w:shd w:val="clear" w:color="auto" w:fill="FFFFFF"/></w:rPr><w:t xml:space="preserve"> </w:t></w:r><w:proofErr w:type="spellStart"/><w:r><w:rPr><w:rStyle w:val="dn"/><w:sz w:val="17"/><w:szCs w:val="17"/><w:shd w:val="clear" w:color="auto" w:fill="FFFFFF"/></w:rPr><w:t>dar</w:t></w:r><w:proofErr w:type="spellEnd"/><w:r><w:rPr><w:rStyle w:val="dn"/><w:sz w:val="17"/><w:szCs w:val="17"/><w:shd w:val="clear" w:color="auto" w:fill="FFFFFF"/></w:rPr><w:t xml:space="preserve"> </w:t></w:r><w:proofErr w:type="spellStart"/><w:r><w:rPr><w:rStyle w:val="dn"/><w:sz w:val="17"/><w:szCs w:val="17"/><w:shd w:val="clear" w:color="auto" w:fill="FFFFFF"/></w:rPr><w:t>výhradně</w:t></w:r><w:proofErr w:type="spellEnd"/><w:r><w:rPr><w:rStyle w:val="dn"/><w:sz w:val="17"/><w:szCs w:val="17"/><w:shd w:val="clear" w:color="auto" w:fill="FFFFFF"/></w:rPr><w:t xml:space="preserve"> </w:t></w:r><w:proofErr w:type="spellStart"/><w:r><w:rPr><w:rStyle w:val="dn"/><w:sz w:val="17"/><w:szCs w:val="17"/><w:shd w:val="clear" w:color="auto" w:fill="FFFFFF"/></w:rPr><w:t>na</w:t></w:r><w:proofErr w:type="spellEnd"/><w:r><w:rPr><w:rStyle w:val="dn"/><w:sz w:val="17"/><w:szCs w:val="17"/><w:shd w:val="clear" w:color="auto" w:fill="FFFFFF"/></w:rPr><w:t xml:space="preserve"> </w:t></w:r><w:proofErr w:type="spellStart"/><w:r><w:rPr><w:rStyle w:val="dn"/><w:sz w:val="17"/><w:szCs w:val="17"/><w:shd w:val="clear" w:color="auto" w:fill="FFFFFF"/></w:rPr><w:t>financování</w:t></w:r><w:proofErr w:type="spellEnd"/><w:r><w:rPr><w:rStyle w:val="dn"/><w:sz w:val="17"/><w:szCs w:val="17"/><w:shd w:val="clear" w:color="auto" w:fill="FFFFFF"/></w:rPr><w:t xml:space="preserve"> </w:t></w:r><w:proofErr w:type="spellStart"/><w:r><w:rPr><w:rStyle w:val="dn"/><w:sz w:val="17"/><w:szCs w:val="17"/><w:shd w:val="clear" w:color="auto" w:fill="FFFFFF"/></w:rPr><w:t>nákladů</w:t></w:r><w:proofErr w:type="spellEnd"/><w:r><w:rPr><w:rStyle w:val="dn"/><w:sz w:val="17"/><w:szCs w:val="17"/><w:shd w:val="clear" w:color="auto" w:fill="FFFFFF"/></w:rPr><w:t xml:space="preserve"> </w:t></w:r><w:proofErr w:type="spellStart"/><w:r><w:rPr><w:rStyle w:val="dn"/><w:sz w:val="17"/><w:szCs w:val="17"/><w:shd w:val="clear" w:color="auto" w:fill="FFFFFF"/></w:rPr><w:t>spojených</w:t></w:r><w:proofErr w:type="spellEnd"/><w:r><w:rPr><w:rStyle w:val="dn"/><w:sz w:val="17"/><w:szCs w:val="17"/><w:shd w:val="clear" w:color="auto" w:fill="FFFFFF"/></w:rPr><w:t xml:space="preserve"> s </w:t></w:r><w:proofErr w:type="spellStart"/><w:r><w:rPr><w:rStyle w:val="dn"/><w:sz w:val="17"/><w:szCs w:val="17"/><w:shd w:val="clear" w:color="auto" w:fill="FFFFFF"/></w:rPr><w:t>organizací</w:t></w:r><w:proofErr w:type="spellEnd"/><w:r><w:rPr><w:rStyle w:val="dn"/><w:sz w:val="17"/><w:szCs w:val="17"/><w:shd w:val="clear" w:color="auto" w:fill="FFFFFF"/></w:rPr><w:t xml:space="preserve"> </w:t></w:r><w:proofErr w:type="spellStart"/><w:r><w:rPr><w:rStyle w:val="dn"/><w:sz w:val="17"/><w:szCs w:val="17"/><w:shd w:val="clear" w:color="auto" w:fill="FFFFFF"/><w:lang w:val="pt-PT"/></w:rPr><w:t>Handicampu</w:t></w:r><w:proofErr w:type="spellEnd"/><w:r><w:rPr><w:rStyle w:val="dn"/><w:sz w:val="17"/><w:szCs w:val="17"/><w:shd w:val="clear" w:color="auto" w:fill="FFFFFF"/><w:lang w:val="pt-PT"/></w:rPr><w:t xml:space="preserve"> 2026.</w:t></w:r><w:r><w:rPr><w:rStyle w:val="dn"/><w:sz w:val="17"/><w:szCs w:val="17"/><w:shd w:val="clear" w:color="auto" w:fill="FFFFFF"/></w:rPr><w:br/></w:r><w:r><w:rPr><w:rStyle w:val="dn"/><w:sz w:val="17"/><w:szCs w:val="17"/><w:shd w:val="clear" w:color="auto" w:fill="FFFFFF"/></w:rPr><w:br/><w:t xml:space="preserve"> </w:t></w:r><w:r><w:rPr><w:rStyle w:val="dn"/><w:b/><w:bCs/><w:sz w:val="17"/><w:szCs w:val="17"/><w:shd w:val="clear" w:color="auto" w:fill="FFFFFF"/></w:rPr><w:t xml:space="preserve">5. </w:t></w:r><w:proofErr w:type="spellStart"/><w:r><w:rPr><w:rStyle w:val="dn"/><w:b/><w:bCs/><w:sz w:val="17"/><w:szCs w:val="17"/><w:shd w:val="clear" w:color="auto" w:fill="FFFFFF"/></w:rPr><w:t>Závěrečná</w:t></w:r><w:proofErr w:type="spellEnd"/><w:r><w:rPr><w:rStyle w:val="dn"/><w:b/><w:bCs/><w:sz w:val="17"/><w:szCs w:val="17"/><w:shd w:val="clear" w:color="auto" w:fill="FFFFFF"/></w:rPr><w:t xml:space="preserve"> </w:t></w:r><w:proofErr w:type="spellStart"/><w:r><w:rPr><w:rStyle w:val="dn"/><w:b/><w:bCs/><w:sz w:val="17"/><w:szCs w:val="17"/><w:shd w:val="clear" w:color="auto" w:fill="FFFFFF"/></w:rPr><w:t>ustanovení</w:t></w:r><w:proofErr w:type="spellEnd"/><w:r><w:rPr><w:rStyle w:val="dn"/><w:b/><w:bCs/><w:sz w:val="17"/><w:szCs w:val="17"/><w:shd w:val="clear" w:color="auto" w:fill="FFFFFF"/></w:rPr><w:br/></w:r><w:r><w:rPr><w:rStyle w:val="dn"/><w:b/><w:bCs/><w:sz w:val="17"/><w:szCs w:val="17"/><w:shd w:val="clear" w:color="auto" w:fill="FFFFFF"/></w:rPr><w:br/></w:r><w:r><w:rPr><w:rStyle w:val="dn"/><w:sz w:val="17"/><w:szCs w:val="17"/><w:shd w:val="clear" w:color="auto" w:fill="FFFFFF"/></w:rPr><w:t xml:space="preserve"> 1. Tato </w:t></w:r><w:proofErr w:type="spellStart"/><w:r><w:rPr><w:rStyle w:val="dn"/><w:sz w:val="17"/><w:szCs w:val="17"/><w:shd w:val="clear" w:color="auto" w:fill="FFFFFF"/></w:rPr><w:t>smlouva</w:t></w:r><w:proofErr w:type="spellEnd"/><w:r><w:rPr><w:rStyle w:val="dn"/><w:sz w:val="17"/><w:szCs w:val="17"/><w:shd w:val="clear" w:color="auto" w:fill="FFFFFF"/></w:rPr><w:t xml:space="preserve"> </w:t></w:r><w:proofErr w:type="spellStart"/><w:r><w:rPr><w:rStyle w:val="dn"/><w:sz w:val="17"/><w:szCs w:val="17"/><w:shd w:val="clear" w:color="auto" w:fill="FFFFFF"/></w:rPr><w:t>nabývá</w:t></w:r><w:proofErr w:type="spellEnd"/><w:r><w:rPr><w:rStyle w:val="dn"/><w:sz w:val="17"/><w:szCs w:val="17"/><w:shd w:val="clear" w:color="auto" w:fill="FFFFFF"/></w:rPr><w:t xml:space="preserve"> </w:t></w:r><w:proofErr w:type="spellStart"/><w:r><w:rPr><w:rStyle w:val="dn"/><w:sz w:val="17"/><w:szCs w:val="17"/><w:shd w:val="clear" w:color="auto" w:fill="FFFFFF"/></w:rPr><w:t>platnosti</w:t></w:r><w:proofErr w:type="spellEnd"/><w:r><w:rPr><w:rStyle w:val="dn"/><w:sz w:val="17"/><w:szCs w:val="17"/><w:shd w:val="clear" w:color="auto" w:fill="FFFFFF"/></w:rPr><w:t xml:space="preserve"> a </w:t></w:r><w:proofErr w:type="spellStart"/><w:r><w:rPr><w:rStyle w:val="dn"/><w:sz w:val="17"/><w:szCs w:val="17"/><w:shd w:val="clear" w:color="auto" w:fill="FFFFFF"/></w:rPr><w:t>účinnosti</w:t></w:r><w:proofErr w:type="spellEnd"/><w:r><w:rPr><w:rStyle w:val="dn"/><w:sz w:val="17"/><w:szCs w:val="17"/><w:shd w:val="clear" w:color="auto" w:fill="FFFFFF"/></w:rPr><w:t xml:space="preserve"> </w:t></w:r><w:proofErr w:type="spellStart"/><w:r><w:rPr><w:rStyle w:val="dn"/><w:sz w:val="17"/><w:szCs w:val="17"/><w:shd w:val="clear" w:color="auto" w:fill="FFFFFF"/></w:rPr><w:t>dnem</w:t></w:r><w:proofErr w:type="spellEnd"/><w:r><w:rPr><w:rStyle w:val="dn"/><w:sz w:val="17"/><w:szCs w:val="17"/><w:shd w:val="clear" w:color="auto" w:fill="FFFFFF"/></w:rPr><w:t xml:space="preserve"> </w:t></w:r><w:proofErr w:type="spellStart"/><w:r><w:rPr><w:rStyle w:val="dn"/><w:sz w:val="17"/><w:szCs w:val="17"/><w:shd w:val="clear" w:color="auto" w:fill="FFFFFF"/></w:rPr><w:t>podpisu</w:t></w:r><w:proofErr w:type="spellEnd"/><w:r><w:rPr><w:rStyle w:val="dn"/><w:sz w:val="17"/><w:szCs w:val="17"/><w:shd w:val="clear" w:color="auto" w:fill="FFFFFF"/></w:rPr><w:t xml:space="preserve"> </w:t></w:r><w:proofErr w:type="spellStart"/><w:r><w:rPr><w:rStyle w:val="dn"/><w:sz w:val="17"/><w:szCs w:val="17"/><w:shd w:val="clear" w:color="auto" w:fill="FFFFFF"/></w:rPr><w:t>oběma</w:t></w:r><w:proofErr w:type="spellEnd"/><w:r><w:rPr><w:rStyle w:val="dn"/><w:sz w:val="17"/><w:szCs w:val="17"/><w:shd w:val="clear" w:color="auto" w:fill="FFFFFF"/></w:rPr><w:t xml:space="preserve"> </w:t></w:r><w:proofErr w:type="spellStart"/><w:r><w:rPr><w:rStyle w:val="dn"/><w:sz w:val="17"/><w:szCs w:val="17"/><w:shd w:val="clear" w:color="auto" w:fill="FFFFFF"/></w:rPr><w:t>smluvními</w:t></w:r><w:proofErr w:type="spellEnd"/><w:r><w:rPr><w:rStyle w:val="dn"/><w:sz w:val="17"/><w:szCs w:val="17"/><w:shd w:val="clear" w:color="auto" w:fill="FFFFFF"/></w:rPr><w:t xml:space="preserve"> </w:t></w:r><w:proofErr w:type="spellStart"/><w:r><w:rPr><w:rStyle w:val="dn"/><w:sz w:val="17"/><w:szCs w:val="17"/><w:shd w:val="clear" w:color="auto" w:fill="FFFFFF"/></w:rPr><w:t>stranami</w:t></w:r><w:proofErr w:type="spellEnd"/><w:r><w:rPr><w:rStyle w:val="dn"/><w:sz w:val="17"/><w:szCs w:val="17"/><w:shd w:val="clear" w:color="auto" w:fill="FFFFFF"/></w:rPr><w:t>.</w:t></w:r><w:r><w:rPr><w:rStyle w:val="dn"/><w:sz w:val="17"/><w:szCs w:val="17"/><w:shd w:val="clear" w:color="auto" w:fill="FFFFFF"/></w:rPr><w:br/><w:t xml:space="preserve"> 2. </w:t></w:r><w:proofErr w:type="spellStart"/><w:r><w:rPr><w:rStyle w:val="dn"/><w:sz w:val="17"/><w:szCs w:val="17"/><w:shd w:val="clear" w:color="auto" w:fill="FFFFFF"/></w:rPr><w:t>Obdarovaný</w:t></w:r><w:proofErr w:type="spellEnd"/><w:r><w:rPr><w:rStyle w:val="dn"/><w:sz w:val="17"/><w:szCs w:val="17"/><w:shd w:val="clear" w:color="auto" w:fill="FFFFFF"/></w:rPr><w:t xml:space="preserve"> se </w:t></w:r><w:proofErr w:type="spellStart"/><w:r><w:rPr><w:rStyle w:val="dn"/><w:sz w:val="17"/><w:szCs w:val="17"/><w:shd w:val="clear" w:color="auto" w:fill="FFFFFF"/></w:rPr><w:t>zavazuje</w:t></w:r><w:proofErr w:type="spellEnd"/><w:r><w:rPr><w:rStyle w:val="dn"/><w:sz w:val="17"/><w:szCs w:val="17"/><w:shd w:val="clear" w:color="auto" w:fill="FFFFFF"/></w:rPr><w:t xml:space="preserve"> </w:t></w:r><w:proofErr w:type="spellStart"/><w:r><w:rPr><w:rStyle w:val="dn"/><w:sz w:val="17"/><w:szCs w:val="17"/><w:shd w:val="clear" w:color="auto" w:fill="FFFFFF"/></w:rPr><w:t>dolož</w:t></w:r><w:r><w:rPr><w:rStyle w:val="dn"/><w:sz w:val="17"/><w:szCs w:val="17"/><w:shd w:val="clear" w:color="auto" w:fill="FFFFFF"/><w:lang w:val="de-DE"/></w:rPr><w:t>it</w:t></w:r><w:proofErr w:type="spellEnd"/><w:r><w:rPr><w:rStyle w:val="dn"/><w:sz w:val="17"/><w:szCs w:val="17"/><w:shd w:val="clear" w:color="auto" w:fill="FFFFFF"/><w:lang w:val="de-DE"/></w:rPr><w:t xml:space="preserve"> D</w:t></w:r><w:proofErr w:type="spellStart"/><w:r><w:rPr><w:rStyle w:val="dn"/><w:sz w:val="17"/><w:szCs w:val="17"/><w:shd w:val="clear" w:color="auto" w:fill="FFFFFF"/></w:rPr><w:t>árci</w:t></w:r><w:proofErr w:type="spellEnd"/><w:r><w:rPr><w:rStyle w:val="dn"/><w:sz w:val="17"/><w:szCs w:val="17"/><w:shd w:val="clear" w:color="auto" w:fill="FFFFFF"/></w:rPr><w:t xml:space="preserve"> </w:t></w:r><w:proofErr w:type="spellStart"/><w:r><w:rPr><w:rStyle w:val="dn"/><w:sz w:val="17"/><w:szCs w:val="17"/><w:shd w:val="clear" w:color="auto" w:fill="FFFFFF"/></w:rPr><w:t>zprávu</w:t></w:r><w:proofErr w:type="spellEnd"/><w:r><w:rPr><w:rStyle w:val="dn"/><w:sz w:val="17"/><w:szCs w:val="17"/><w:shd w:val="clear" w:color="auto" w:fill="FFFFFF"/></w:rPr><w:t xml:space="preserve"> o </w:t></w:r><w:proofErr w:type="spellStart"/><w:r><w:rPr><w:rStyle w:val="dn"/><w:sz w:val="17"/><w:szCs w:val="17"/><w:shd w:val="clear" w:color="auto" w:fill="FFFFFF"/></w:rPr><w:t>využití</w:t></w:r><w:proofErr w:type="spellEnd"/><w:r><w:rPr><w:rStyle w:val="dn"/><w:sz w:val="17"/><w:szCs w:val="17"/><w:shd w:val="clear" w:color="auto" w:fill="FFFFFF"/></w:rPr><w:t xml:space="preserve"> </w:t></w:r><w:proofErr w:type="spellStart"/><w:r><w:rPr><w:rStyle w:val="dn"/><w:sz w:val="17"/><w:szCs w:val="17"/><w:shd w:val="clear" w:color="auto" w:fill="FFFFFF"/></w:rPr><w:t>daru</w:t></w:r><w:proofErr w:type="spellEnd"/><w:r><w:rPr><w:rStyle w:val="dn"/><w:sz w:val="17"/><w:szCs w:val="17"/><w:shd w:val="clear" w:color="auto" w:fill="FFFFFF"/></w:rPr><w:t xml:space="preserve"> do 30 </w:t></w:r><w:proofErr w:type="spellStart"/><w:r><w:rPr><w:rStyle w:val="dn"/><w:sz w:val="17"/><w:szCs w:val="17"/><w:shd w:val="clear" w:color="auto" w:fill="FFFFFF"/></w:rPr><w:t>dnů</w:t></w:r><w:proofErr w:type="spellEnd"/><w:r><w:rPr><w:rStyle w:val="dn"/><w:sz w:val="17"/><w:szCs w:val="17"/><w:shd w:val="clear" w:color="auto" w:fill="FFFFFF"/></w:rPr><w:t xml:space="preserve"> od </w:t></w:r><w:proofErr w:type="spellStart"/><w:r><w:rPr><w:rStyle w:val="dn"/><w:sz w:val="17"/><w:szCs w:val="17"/><w:shd w:val="clear" w:color="auto" w:fill="FFFFFF"/></w:rPr><w:t>ukončení</w:t></w:r><w:proofErr w:type="spellEnd"/><w:r><w:rPr><w:rStyle w:val="dn"/><w:sz w:val="17"/><w:szCs w:val="17"/><w:shd w:val="clear" w:color="auto" w:fill="FFFFFF"/></w:rPr><w:t xml:space="preserve"> </w:t></w:r><w:proofErr w:type="spellStart"/><w:r><w:rPr><w:rStyle w:val="dn"/><w:sz w:val="17"/><w:szCs w:val="17"/><w:shd w:val="clear" w:color="auto" w:fill="FFFFFF"/><w:lang w:val="pt-PT"/></w:rPr><w:t>Handicampu</w:t></w:r><w:proofErr w:type="spellEnd"/><w:r><w:rPr><w:rStyle w:val="dn"/><w:sz w:val="17"/><w:szCs w:val="17"/><w:shd w:val="clear" w:color="auto" w:fill="FFFFFF"/><w:lang w:val="pt-PT"/></w:rPr><w:t xml:space="preserve"> 2026.</w:t></w:r><w:r><w:rPr><w:rStyle w:val="dn"/><w:sz w:val="17"/><w:szCs w:val="17"/><w:shd w:val="clear" w:color="auto" w:fill="FFFFFF"/></w:rPr><w:br/><w:t xml:space="preserve"> 3. Tato </w:t></w:r><w:proofErr w:type="spellStart"/><w:r><w:rPr><w:rStyle w:val="dn"/><w:sz w:val="17"/><w:szCs w:val="17"/><w:shd w:val="clear" w:color="auto" w:fill="FFFFFF"/></w:rPr><w:t>smlouva</w:t></w:r><w:proofErr w:type="spellEnd"/><w:r><w:rPr><w:rStyle w:val="dn"/><w:sz w:val="17"/><w:szCs w:val="17"/><w:shd w:val="clear" w:color="auto" w:fill="FFFFFF"/></w:rPr><w:t xml:space="preserve"> je </w:t></w:r><w:proofErr w:type="spellStart"/><w:r><w:rPr><w:rStyle w:val="dn"/><w:sz w:val="17"/><w:szCs w:val="17"/><w:shd w:val="clear" w:color="auto" w:fill="FFFFFF"/></w:rPr><w:t>sepsána</w:t></w:r><w:proofErr w:type="spellEnd"/><w:r><w:rPr><w:rStyle w:val="dn"/><w:sz w:val="17"/><w:szCs w:val="17"/><w:shd w:val="clear" w:color="auto" w:fill="FFFFFF"/></w:rPr><w:t xml:space="preserve"> </w:t></w:r><w:proofErr w:type="spellStart"/><w:r><w:rPr><w:rStyle w:val="dn"/><w:sz w:val="17"/><w:szCs w:val="17"/><w:shd w:val="clear" w:color="auto" w:fill="FFFFFF"/></w:rPr><w:t>ve</w:t></w:r><w:proofErr w:type="spellEnd"/><w:r><w:rPr><w:rStyle w:val="dn"/><w:sz w:val="17"/><w:szCs w:val="17"/><w:shd w:val="clear" w:color="auto" w:fill="FFFFFF"/></w:rPr><w:t xml:space="preserve"> </w:t></w:r><w:proofErr w:type="spellStart"/><w:r><w:rPr><w:rStyle w:val="dn"/><w:sz w:val="17"/><w:szCs w:val="17"/><w:shd w:val="clear" w:color="auto" w:fill="FFFFFF"/></w:rPr><w:t>dvou</w:t></w:r><w:proofErr w:type="spellEnd"/><w:r><w:rPr><w:rStyle w:val="dn"/><w:sz w:val="17"/><w:szCs w:val="17"/><w:shd w:val="clear" w:color="auto" w:fill="FFFFFF"/></w:rPr><w:t xml:space="preserve"> </w:t></w:r><w:proofErr w:type="spellStart"/><w:r><w:rPr><w:rStyle w:val="dn"/><w:sz w:val="17"/><w:szCs w:val="17"/><w:shd w:val="clear" w:color="auto" w:fill="FFFFFF"/></w:rPr><w:t>stejnopisech</w:t></w:r><w:proofErr w:type="spellEnd"/><w:r><w:rPr><w:rStyle w:val="dn"/><w:sz w:val="17"/><w:szCs w:val="17"/><w:shd w:val="clear" w:color="auto" w:fill="FFFFFF"/></w:rPr><w:t xml:space="preserve">, z </w:t></w:r><w:proofErr w:type="spellStart"/><w:r><w:rPr><w:rStyle w:val="dn"/><w:sz w:val="17"/><w:szCs w:val="17"/><w:shd w:val="clear" w:color="auto" w:fill="FFFFFF"/></w:rPr><w:t>nichž</w:t></w:r><w:proofErr w:type="spellEnd"/><w:r><w:rPr><w:rStyle w:val="dn"/><w:sz w:val="17"/><w:szCs w:val="17"/><w:shd w:val="clear" w:color="auto" w:fill="FFFFFF"/></w:rPr><w:t xml:space="preserve"> </w:t></w:r><w:proofErr w:type="spellStart"/><w:r><w:rPr><w:rStyle w:val="dn"/><w:sz w:val="17"/><w:szCs w:val="17"/><w:shd w:val="clear" w:color="auto" w:fill="FFFFFF"/></w:rPr><w:t>každá</w:t></w:r><w:proofErr w:type="spellEnd"/><w:r><w:rPr><w:rStyle w:val="dn"/><w:sz w:val="17"/><w:szCs w:val="17"/><w:shd w:val="clear" w:color="auto" w:fill="FFFFFF"/></w:rPr><w:t xml:space="preserve"> </w:t></w:r><w:proofErr w:type="spellStart"/><w:r><w:rPr><w:rStyle w:val="dn"/><w:sz w:val="17"/><w:szCs w:val="17"/><w:shd w:val="clear" w:color="auto" w:fill="FFFFFF"/></w:rPr><w:t>smluvní</w:t></w:r><w:proofErr w:type="spellEnd"/><w:r><w:rPr><w:rStyle w:val="dn"/><w:sz w:val="17"/><w:szCs w:val="17"/><w:shd w:val="clear" w:color="auto" w:fill="FFFFFF"/></w:rPr><w:t xml:space="preserve"> </w:t></w:r><w:proofErr w:type="spellStart"/><w:r><w:rPr><w:rStyle w:val="dn"/><w:sz w:val="17"/><w:szCs w:val="17"/><w:shd w:val="clear" w:color="auto" w:fill="FFFFFF"/></w:rPr><w:t>strana</w:t></w:r><w:proofErr w:type="spellEnd"/><w:r><w:rPr><w:rStyle w:val="dn"/><w:sz w:val="17"/><w:szCs w:val="17"/><w:shd w:val="clear" w:color="auto" w:fill="FFFFFF"/></w:rPr><w:t xml:space="preserve"> </w:t></w:r><w:proofErr w:type="spellStart"/><w:r><w:rPr><w:rStyle w:val="dn"/><w:sz w:val="17"/><w:szCs w:val="17"/><w:shd w:val="clear" w:color="auto" w:fill="FFFFFF"/></w:rPr><w:t>obdrží</w:t></w:r><w:proofErr w:type="spellEnd"/><w:r><w:rPr><w:rStyle w:val="dn"/><w:sz w:val="17"/><w:szCs w:val="17"/><w:shd w:val="clear" w:color="auto" w:fill="FFFFFF"/></w:rPr><w:t xml:space="preserve"> </w:t></w:r><w:proofErr w:type="spellStart"/><w:r><w:rPr><w:rStyle w:val="dn"/><w:sz w:val="17"/><w:szCs w:val="17"/><w:shd w:val="clear" w:color="auto" w:fill="FFFFFF"/></w:rPr><w:t>jeden</w:t></w:r><w:proofErr w:type="spellEnd"/><w:r><w:rPr><w:rStyle w:val="dn"/><w:sz w:val="17"/><w:szCs w:val="17"/><w:shd w:val="clear" w:color="auto" w:fill="FFFFFF"/></w:rPr><w:t>.</w:t></w:r></w:p><w:p><w:pPr><w:pStyle w:val="Text"/><w:spacing w:after="160"/><w:rPr><w:rStyle w:val="dn"/><w:sz w:val="17"/><w:szCs w:val="17"/><w:shd w:val="clear" w:color="auto" w:fill="FFFFFF"/><w:lang w:val="pl-PL"/></w:rPr></w:pPr><w:proofErr w:type="spellStart"/><w:r><w:rPr><w:rStyle w:val="dn"/><w:sz w:val="17"/><w:szCs w:val="17"/><w:shd w:val="clear" w:color="auto" w:fill="FFFFFF"/><w:lang w:val="pl-PL"/></w:rPr><w:t>Ve</w:t></w:r><w:proofErr w:type="spellEnd"/><w:r><w:rPr><w:rStyle w:val="dn"/><w:sz w:val="17"/><w:szCs w:val="17"/><w:shd w:val="clear" w:color="auto" w:fill="FFFFFF"/><w:lang w:val="pl-PL"/></w:rPr><w:t xml:space="preserve"> </w:t></w:r><w:proofErr w:type="spellStart"/><w:r><w:rPr><w:rStyle w:val="dn"/><w:sz w:val="17"/><w:szCs w:val="17"/><w:shd w:val="clear" w:color="auto" w:fill="FFFFFF"/><w:lang w:val="pl-PL"/></w:rPr><w:t>Valticích</w:t></w:r><w:proofErr w:type="spellEnd"/><w:r><w:rPr><w:rStyle w:val="dn"/><w:sz w:val="17"/><w:szCs w:val="17"/><w:shd w:val="clear" w:color="auto" w:fill="FFFFFF"/><w:lang w:val="pl-PL"/></w:rPr><w:t xml:space="preserve"> </w:t></w:r><w:proofErr w:type="spellStart"/><w:r><w:rPr><w:rStyle w:val="dn"/><w:sz w:val="17"/><w:szCs w:val="17"/><w:shd w:val="clear" w:color="auto" w:fill="FFFFFF"/><w:lang w:val="pl-PL"/></w:rPr><w:t>dne</w:t></w:r><w:proofErr w:type="spellEnd"/><w:r><w:rPr><w:rStyle w:val="dn"/><w:sz w:val="17"/><w:szCs w:val="17"/><w:shd w:val="clear" w:color="auto" w:fill="FFFFFF"/><w:lang w:val="pl-PL"/></w:rPr><w:t xml:space="preserve"> {datum}</w:t></w:r></w:p><w:p><w:pPr><w:pStyle w:val="Text"/><w:spacing w:after="160"/><w:rPr><w:rStyle w:val="dn"/><w:sz w:val="17"/><w:szCs w:val="17"/><w:shd w:val="clear" w:color="auto" w:fill="FFFFFF"/><w:lang w:val="pl-PL"/></w:rPr></w:pPr><w:r><w:rPr><w:rStyle w:val="dn"/><w:sz w:val="17"/><w:szCs w:val="17"/><w:shd w:val="clear" w:color="auto" w:fill="FFFFFF"/><w:lang w:val="pl-PL"/></w:rPr><w:t xml:space="preserve"> Za </w:t></w:r><w:proofErr w:type="spellStart"/><w:r><w:rPr><w:rStyle w:val="dn"/><w:sz w:val="17"/><w:szCs w:val="17"/><w:shd w:val="clear" w:color="auto" w:fill="FFFFFF"/><w:lang w:val="pl-PL"/></w:rPr><w:t>Dá</w:t></w:r><w:r><w:rPr><w:rStyle w:val="dn"/><w:sz w:val="17"/><w:szCs w:val="17"/><w:shd w:val="clear" w:color="auto" w:fill="FFFFFF"/><w:lang w:val="it-IT"/></w:rPr><w:t>rce</w:t></w:r><w:proofErr w:type="spellEnd"/><w:r><w:rPr><w:rStyle w:val="dn"/><w:sz w:val="17"/><w:szCs w:val="17"/><w:shd w:val="clear" w:color="auto" w:fill="FFFFFF"/><w:lang w:val="it-IT"/></w:rPr><w:t>:</w:t></w:r></w:p><w:p><w:pPr><w:pStyle w:val="Text"/><w:spacing w:after="160"/><w:rPr><w:rStyle w:val="dn"/><w:sz w:val="17"/><w:szCs w:val="17"/><w:shd w:val="clear" w:color="auto" w:fill="FFFFFF"/><w:lang w:val="pl-PL"/></w:rPr></w:pPr><w:r><w:rPr><w:rStyle w:val="dn"/><w:sz w:val="17"/><w:szCs w:val="17"/><w:shd w:val="clear" w:color="auto" w:fill="FFFFFF"/><w:lang w:val="pl-PL"/></w:rPr><w:t xml:space="preserve"> ________________________________________________</w:t></w:r><w:r><w:rPr><w:rStyle w:val="dn"/><w:sz w:val="17"/><w:szCs w:val="17"/><w:shd w:val="clear" w:color="auto" w:fill="FFFFFF"/><w:lang w:val="pl-PL"/></w:rPr><w:br/></w:r><w:proofErr w:type="spellStart"/><w:r><w:rPr><w:r><w:rPr><w:rStyle w:val="dn"/><w:sz w:val="17"/><w:szCs w:val="17"/><w:shd w:val="clear" w:color="auto" w:fill="FFFFFF"/><w:lang w:val="fr-FR"/></w:rPr><w:t>{nazev}</w:t></w:r></w:p><w:p><w:pPr><w:pStyle w:val="Text"/><w:spacing w:after="160"/><w:rPr><w:rStyle w:val="dn"/><w:sz w:val="17"/><w:szCs w:val="17"/><w:shd w:val="clear" w:color="auto" w:fill="FFFFFF"/><w:lang w:val="pl-PL"/></w:rPr></w:pPr><w:r><w:rPr><w:rStyle w:val="dn"/><w:sz w:val="17"/><w:szCs w:val="17"/><w:shd w:val="clear" w:color="auto" w:fill="FFFFFF"/><w:lang w:val="pl-PL"/></w:rPr><w:br/><w:t xml:space="preserve"> Za </w:t></w:r><w:proofErr w:type="spellStart"/><w:r><w:rPr><w:rStyle w:val="dn"/><w:sz w:val="17"/><w:szCs w:val="17"/><w:shd w:val="clear" w:color="auto" w:fill="FFFFFF"/><w:lang w:val="pl-PL"/></w:rPr><w:t>Obdarovan</w:t></w:r><w:proofErr w:type="spellEnd"/><w:r><w:rPr><w:rStyle w:val="dn"/><w:sz w:val="17"/><w:szCs w:val="17"/><w:shd w:val="clear" w:color="auto" w:fill="FFFFFF"/><w:lang w:val="fr-FR"/></w:rPr><w:t>é</w:t></w:r><w:r><w:rPr><w:rStyle w:val="dn"/><w:sz w:val="17"/><w:szCs w:val="17"/><w:shd w:val="clear" w:color="auto" w:fill="FFFFFF"/><w:lang w:val="it-IT"/></w:rPr><w:t>ho:</w:t></w:r><w:r><w:rPr><w:rStyle w:val="dn"/><w:sz w:val="17"/><w:szCs w:val="17"/><w:shd w:val="clear" w:color="auto" w:fill="FFFFFF"/><w:lang w:val="pl-PL"/></w:rPr><w:br/><w:t xml:space="preserve"> ________________________________________________</w:t></w:r></w:p><w:p><w:pPr><w:pStyle w:val="Text"/><w:spacing w:after="160"/><w:rPr><w:lang w:val="pl-PL"/></w:rPr></w:pPr><w:proofErr w:type="spellStart"/><w:r><w:rPr><w:rStyle w:val="dn"/><w:sz w:val="17"/><w:szCs w:val="17"/><w:shd w:val="clear" w:color="auto" w:fill="FFFFFF"/><w:lang w:val="pl-PL"/></w:rPr><w:t>Barbora</w:t></w:r><w:proofErr w:type="spellEnd"/><w:r><w:rPr><w:rStyle w:val="dn"/><w:sz w:val="17"/><w:szCs w:val="17"/><w:shd w:val="clear" w:color="auto" w:fill="FFFFFF"/><w:lang w:val="pl-PL"/></w:rPr><w:t xml:space="preserve"> </w:t></w:r><w:proofErr w:type="spellStart"/><w:r><w:rPr><w:rStyle w:val="dn"/><w:sz w:val="17"/><w:szCs w:val="17"/><w:shd w:val="clear" w:color="auto" w:fill="FFFFFF"/><w:lang w:val="pl-PL"/></w:rPr><w:t>Sládková</w:t></w:r><w:proofErr w:type="spellEnd"/><w:r><w:rPr><w:rStyle w:val="dn"/><w:sz w:val="17"/><w:szCs w:val="17"/><w:shd w:val="clear" w:color="auto" w:fill="FFFFFF"/><w:lang w:val="pl-PL"/></w:rPr><w:t xml:space="preserve">, </w:t></w:r><w:proofErr w:type="spellStart"/><w:r><w:rPr><w:rStyle w:val="dn"/><w:sz w:val="17"/><w:szCs w:val="17"/><w:shd w:val="clear" w:color="auto" w:fill="FFFFFF"/><w:lang w:val="pl-PL"/></w:rPr><w:t>vý</w:t></w:r><w:r><w:rPr><w:rStyle w:val="dn"/><w:sz w:val="17"/><w:szCs w:val="17"/><w:shd w:val="clear" w:color="auto" w:fill="FFFFFF"/><w:lang w:val="de-DE"/></w:rPr><w:t>konn</w:t></w:r><w:proofErr w:type="spellEnd"/><w:r><w:rPr><w:rStyle w:val="dn"/><w:sz w:val="17"/><w:szCs w:val="17"/><w:shd w:val="clear" w:color="auto" w:fill="FFFFFF"/><w:lang w:val="pl-PL"/></w:rPr><w:t xml:space="preserve">á </w:t></w:r><w:proofErr w:type="spellStart"/><w:r><w:rPr><w:rStyle w:val="dn"/><w:sz w:val="17"/><w:szCs w:val="17"/><w:shd w:val="clear" w:color="auto" w:fill="FFFFFF"/><w:lang w:val="pl-PL"/></w:rPr><w:t>sekretářka</w:t></w:r><w:proofErr w:type="spellEnd"/><w:r><w:rPr><w:rStyle w:val="dn"/><w:sz w:val="17"/><w:szCs w:val="17"/><w:shd w:val="clear" w:color="auto" w:fill="FFFFFF"/><w:lang w:val="pl-PL"/></w:rPr><w:br/></w:r></w:p><w:sectPr><w:headerReference w:type="default" r:id="rId6"/><w:footerReference w:type="default" r:id="rId7"/><w:pgSz w:w="11900" w:h="16840"/><w:pgMar w:top="1440" w:right="1440" w:bottom="1440" w:left="1440" w:header="720" w:footer="720" w:gutter="0"/><w:pgNumType w:start="1"/><w:cols w:space="720"/></w:sectPr></w:body></w:document>
+<file path=word/document.xml><?xml version="1.0" encoding="utf-8"?>
+<w:document xmlns:wpc="http://schemas.microsoft.com/office/word/2010/wordprocessingCanvas" xmlns:cx="http://schemas.microsoft.com/office/drawing/2014/chartex" xmlns:cx1="http://schemas.microsoft.com/office/drawing/2015/9/8/chartex" xmlns:cx2="http://schemas.microsoft.com/office/drawing/2015/10/21/chartex" xmlns:cx3="http://schemas.microsoft.com/office/drawing/2016/5/9/chartex" xmlns:cx4="http://schemas.microsoft.com/office/drawing/2016/5/10/chartex" xmlns:cx5="http://schemas.microsoft.com/office/drawing/2016/5/11/chartex" xmlns:cx6="http://schemas.microsoft.com/office/drawing/2016/5/12/chartex" xmlns:cx7="http://schemas.microsoft.com/office/drawing/2016/5/13/chartex" xmlns:cx8="http://schemas.microsoft.com/office/drawing/2016/5/14/chartex" xmlns:mc="http://schemas.openxmlformats.org/markup-compatibility/2006" xmlns:aink="http://schemas.microsoft.com/office/drawing/2016/ink" xmlns:am3d="http://schemas.microsoft.com/office/drawing/2017/model3d" xmlns:o="urn:schemas-microsoft-com:office:office" xmlns:oel="http://schemas.microsoft.com/office/2019/extlst" xmlns:r="http://schemas.openxmlformats.org/officeDocument/2006/relationships" xmlns:m="http://schemas.openxmlformats.org/officeDocument/2006/math" xmlns:v="urn:schemas-microsoft-com:vml" xmlns:wp14="http://schemas.microsoft.com/office/word/2010/wordprocessingDrawing" xmlns:wp="http://schemas.openxmlformats.org/drawingml/2006/wordprocessingDrawing" xmlns:w10="urn:schemas-microsoft-com:office:word" xmlns:w="http://schemas.openxmlformats.org/wordprocessingml/2006/main" xmlns:w14="http://schemas.microsoft.com/office/word/2010/wordml" xmlns:w15="http://schemas.microsoft.com/office/word/2012/wordml" xmlns:w16cex="http://schemas.microsoft.com/office/word/2018/wordml/cex" xmlns:w16cid="http://schemas.microsoft.com/office/word/2016/wordml/cid" xmlns:w16="http://schemas.microsoft.com/office/word/2018/wordml" xmlns:w16du="http://schemas.microsoft.com/office/word/2023/wordml/word16du" xmlns:w16sdtdh="http://schemas.microsoft.com/office/word/2020/wordml/sdtdatahash" xmlns:w16sdtfl="http://schemas.microsoft.com/office/word/2024/wordml/sdtformatlock" xmlns:w16se="http://schemas.microsoft.com/office/word/2015/wordml/symex" xmlns:wpg="http://schemas.microsoft.com/office/word/2010/wordprocessingGroup" xmlns:wpi="http://schemas.microsoft.com/office/word/2010/wordprocessingInk" xmlns:wne="http://schemas.microsoft.com/office/word/2006/wordml" xmlns:wps="http://schemas.microsoft.com/office/word/2010/wordprocessingShape" mc:Ignorable="w14 w15 w16se w16cid w16 w16cex w16sdtdh w16sdtfl w16du wp14">
+  <w:body>
+    <w:p>
+      <w:pPr>
+        <w:pStyle w:val="Text"/>
+        <w:spacing w:after="160"/>
+        <w:ind w:firstLine="720"/>
+      </w:pPr>
+      <w:r>
+        <w:rPr>
+          <w:rStyle w:val="dn"/>
+        </w:rPr>
+        <w:t xml:space="preserve">                                  DAROVACÍ SMLOUVA</w:t>
+      </w:r>
+    </w:p>
+    <w:p>
+      <w:pPr>
+        <w:pStyle w:val="Text"/>
+        <w:spacing w:after="160"/>
+        <w:ind w:firstLine="720"/>
+        <w:rPr>
+          <w:rStyle w:val="dn"/>
+          <w:sz w:val="17"/>
+          <w:szCs w:val="17"/>
+        </w:rPr>
+      </w:pPr>
+      <w:r>
+        <w:rPr>
+          <w:rStyle w:val="dn"/>
+        </w:rPr>
+        <w:br/>
+      </w:r>
+      <w:r>
+        <w:rPr>
+          <w:rStyle w:val="dn"/>
+          <w:sz w:val="17"/>
+          <w:szCs w:val="17"/>
+        </w:rPr>
+        <w:t xml:space="preserve"> </w:t>
+      </w:r>
+      <w:proofErr w:type="spellStart"/>
+      <w:r>
+        <w:rPr>
+          <w:rStyle w:val="dn"/>
+          <w:sz w:val="17"/>
+          <w:szCs w:val="17"/>
+        </w:rPr>
+        <w:t>uzavřená</w:t>
+      </w:r>
+      <w:proofErr w:type="spellEnd"/>
+      <w:r>
+        <w:rPr>
+          <w:rStyle w:val="dn"/>
+          <w:sz w:val="17"/>
+          <w:szCs w:val="17"/>
+        </w:rPr>
+        <w:t xml:space="preserve"> </w:t>
+      </w:r>
+      <w:proofErr w:type="spellStart"/>
+      <w:r>
+        <w:rPr>
+          <w:rStyle w:val="dn"/>
+          <w:sz w:val="17"/>
+          <w:szCs w:val="17"/>
+        </w:rPr>
+        <w:t>dle</w:t>
+      </w:r>
+      <w:proofErr w:type="spellEnd"/>
+      <w:r>
+        <w:rPr>
+          <w:rStyle w:val="dn"/>
+          <w:sz w:val="17"/>
+          <w:szCs w:val="17"/>
+        </w:rPr>
+        <w:t xml:space="preserve"> </w:t>
+      </w:r>
+      <w:proofErr w:type="spellStart"/>
+      <w:r>
+        <w:rPr>
+          <w:rStyle w:val="dn"/>
+          <w:sz w:val="17"/>
+          <w:szCs w:val="17"/>
+        </w:rPr>
+        <w:t>ustanovení</w:t>
+      </w:r>
+      <w:proofErr w:type="spellEnd"/>
+      <w:r>
+        <w:rPr>
+          <w:rStyle w:val="dn"/>
+          <w:sz w:val="17"/>
+          <w:szCs w:val="17"/>
+        </w:rPr>
+        <w:t xml:space="preserve"> § 2055 a </w:t>
+      </w:r>
+      <w:proofErr w:type="spellStart"/>
+      <w:r>
+        <w:rPr>
+          <w:rStyle w:val="dn"/>
+          <w:sz w:val="17"/>
+          <w:szCs w:val="17"/>
+        </w:rPr>
+        <w:t>následující</w:t>
+      </w:r>
+      <w:r>
+        <w:rPr>
+          <w:rStyle w:val="dn"/>
+          <w:sz w:val="17"/>
+          <w:szCs w:val="17"/>
+          <w:lang w:val="de-DE"/>
+        </w:rPr>
+        <w:t>ch</w:t>
+      </w:r>
+      <w:proofErr w:type="spellEnd"/>
+      <w:r>
+        <w:rPr>
+          <w:rStyle w:val="dn"/>
+          <w:sz w:val="17"/>
+          <w:szCs w:val="17"/>
+          <w:lang w:val="de-DE"/>
+        </w:rPr>
+        <w:t xml:space="preserve"> z</w:t>
+      </w:r>
+      <w:proofErr w:type="spellStart"/>
+      <w:r>
+        <w:rPr>
+          <w:rStyle w:val="dn"/>
+          <w:sz w:val="17"/>
+          <w:szCs w:val="17"/>
+        </w:rPr>
+        <w:t>ákona</w:t>
+      </w:r>
+      <w:proofErr w:type="spellEnd"/>
+      <w:r>
+        <w:rPr>
+          <w:rStyle w:val="dn"/>
+          <w:sz w:val="17"/>
+          <w:szCs w:val="17"/>
+        </w:rPr>
+        <w:t xml:space="preserve"> č. 89/2012 Sb., </w:t>
+      </w:r>
+      <w:proofErr w:type="spellStart"/>
+      <w:r>
+        <w:rPr>
+          <w:rStyle w:val="dn"/>
+          <w:sz w:val="17"/>
+          <w:szCs w:val="17"/>
+        </w:rPr>
+        <w:t>obč</w:t>
+      </w:r>
+      <w:r>
+        <w:rPr>
+          <w:rStyle w:val="dn"/>
+          <w:sz w:val="17"/>
+          <w:szCs w:val="17"/>
+          <w:lang w:val="da-DK"/>
+        </w:rPr>
+        <w:t>ansk</w:t>
+      </w:r>
+      <w:proofErr w:type="spellEnd"/>
+      <w:r>
+        <w:rPr>
+          <w:rStyle w:val="dn"/>
+          <w:sz w:val="17"/>
+          <w:szCs w:val="17"/>
+        </w:rPr>
+        <w:t xml:space="preserve">ý </w:t>
+      </w:r>
+      <w:proofErr w:type="spellStart"/>
+      <w:r>
+        <w:rPr>
+          <w:rStyle w:val="dn"/>
+          <w:sz w:val="17"/>
+          <w:szCs w:val="17"/>
+        </w:rPr>
+        <w:t>zákoník</w:t>
+      </w:r>
+      <w:proofErr w:type="spellEnd"/>
+    </w:p>
+    <w:p>
+      <w:pPr>
+        <w:pStyle w:val="Text"/>
+        <w:spacing w:after="160"/>
+        <w:rPr>
+          <w:rStyle w:val="dn"/>
+          <w:b/>
+          <w:bCs/>
+          <w:sz w:val="17"/>
+          <w:szCs w:val="17"/>
+          <w:shd w:val="clear" w:color="auto" w:fill="FFFFFF"/>
+        </w:rPr>
+      </w:pPr>
+      <w:r>
+        <w:rPr>
+          <w:rStyle w:val="dn"/>
+          <w:b/>
+          <w:bCs/>
+          <w:sz w:val="17"/>
+          <w:szCs w:val="17"/>
+          <w:shd w:val="clear" w:color="auto" w:fill="FFFFFF"/>
+        </w:rPr>
+        <w:t>{nazev}</w:t>
+      </w:r>
+    </w:p>
+    <w:p>
+      <w:pPr>
+        <w:pStyle w:val="Text"/>
+        <w:spacing w:after="160"/>
+        <w:rPr>
+          <w:rStyle w:val="dn"/>
+          <w:b/>
+          <w:bCs/>
+          <w:sz w:val="17"/>
+          <w:szCs w:val="17"/>
+          <w:shd w:val="clear" w:color="auto" w:fill="FFFFFF"/>
+        </w:rPr>
+      </w:pPr>
+      <w:r>
+        <w:rPr>
+          <w:rStyle w:val="dn"/>
+          <w:b/>
+          <w:bCs/>
+          <w:sz w:val="17"/>
+          <w:szCs w:val="17"/>
+          <w:shd w:val="clear" w:color="auto" w:fill="FFFFFF"/>
+        </w:rPr>
+        <w:t>{adresa}</w:t>
+      </w:r>
+    </w:p>
+    <w:p>
+      <w:pPr>
+        <w:pStyle w:val="Text"/>
+        <w:spacing w:after="160"/>
+        <w:rPr>
+          <w:rStyle w:val="dn"/>
+          <w:b/>
+          <w:bCs/>
+          <w:sz w:val="17"/>
+          <w:szCs w:val="17"/>
+          <w:shd w:val="clear" w:color="auto" w:fill="FFFFFF"/>
+        </w:rPr>
+      </w:pPr>
+      <w:r>
+        <w:rPr>
+          <w:rStyle w:val="dn"/>
+          <w:b/>
+          <w:bCs/>
+          <w:sz w:val="17"/>
+          <w:szCs w:val="17"/>
+          <w:shd w:val="clear" w:color="auto" w:fill="FFFFFF"/>
+        </w:rPr>
+        <w:t xml:space="preserve">IČ: {ico}</w:t>
+      </w:r>
+    </w:p>
+    <w:p>
+      <w:pPr>
+        <w:pStyle w:val="Text"/>
+        <w:spacing w:after="160"/>
+        <w:rPr>
+          <w:rStyle w:val="dn"/>
+          <w:b/>
+          <w:bCs/>
+          <w:sz w:val="17"/>
+          <w:szCs w:val="17"/>
+          <w:shd w:val="clear" w:color="auto" w:fill="FFFFFF"/>
+        </w:rPr>
+      </w:pPr>
+      <w:r>
+        <w:rPr>
+          <w:rStyle w:val="dn"/>
+          <w:b/>
+          <w:bCs/>
+          <w:sz w:val="17"/>
+          <w:szCs w:val="17"/>
+          <w:shd w:val="clear" w:color="auto" w:fill="FFFFFF"/>
+        </w:rPr>
+        <w:t xml:space="preserve">DIČ: {dic}</w:t>
+      </w:r>
+    </w:p>
+    <w:p>
+      <w:pPr>
+        <w:pStyle w:val="Text"/>
+        <w:rPr>
+          <w:rStyle w:val="dn"/>
+          <w:color w:val="0D0D0D"/>
+          <w:sz w:val="16"/>
+          <w:szCs w:val="16"/>
+          <w:u w:color="0D0D0D"/>
+          <w:shd w:val="clear" w:color="auto" w:fill="FFFFFF"/>
+        </w:rPr>
+      </w:pPr>
+    </w:p>
+    <w:p>
+      <w:pPr>
+        <w:pStyle w:val="Text"/>
+        <w:rPr>
+          <w:rStyle w:val="dn"/>
+          <w:color w:val="0D0D0D"/>
+          <w:sz w:val="16"/>
+          <w:szCs w:val="16"/>
+          <w:u w:color="0D0D0D"/>
+          <w:shd w:val="clear" w:color="auto" w:fill="FFFFFF"/>
+        </w:rPr>
+      </w:pPr>
+    </w:p>
+    <w:p>
+      <w:pPr>
+        <w:pStyle w:val="Text"/>
+        <w:shd w:val="clear" w:color="auto" w:fill="FFFFFF"/>
+        <w:spacing w:after="160"/>
+        <w:rPr>
+          <w:rStyle w:val="dn"/>
+          <w:b/>
+          <w:bCs/>
+          <w:sz w:val="17"/>
+          <w:szCs w:val="17"/>
+          <w:shd w:val="clear" w:color="auto" w:fill="FFFFFF"/>
+        </w:rPr>
+      </w:pPr>
+      <w:r>
+        <w:rPr>
+          <w:rStyle w:val="dn"/>
+          <w:color w:val="0D0D0D"/>
+          <w:sz w:val="17"/>
+          <w:szCs w:val="17"/>
+          <w:u w:color="0D0D0D"/>
+          <w:shd w:val="clear" w:color="auto" w:fill="FFFFFF"/>
+        </w:rPr>
+        <w:t xml:space="preserve"> </w:t>
+      </w:r>
+      <w:r>
+        <w:rPr>
+          <w:rStyle w:val="dn"/>
+          <w:sz w:val="17"/>
+          <w:szCs w:val="17"/>
+          <w:shd w:val="clear" w:color="auto" w:fill="FFFFFF"/>
+        </w:rPr>
+        <w:t>(</w:t>
+      </w:r>
+      <w:proofErr w:type="spellStart"/>
+      <w:r>
+        <w:rPr>
+          <w:rStyle w:val="dn"/>
+          <w:sz w:val="17"/>
+          <w:szCs w:val="17"/>
+          <w:shd w:val="clear" w:color="auto" w:fill="FFFFFF"/>
+        </w:rPr>
+        <w:t>dále</w:t>
+      </w:r>
+      <w:proofErr w:type="spellEnd"/>
+      <w:r>
+        <w:rPr>
+          <w:rStyle w:val="dn"/>
+          <w:sz w:val="17"/>
+          <w:szCs w:val="17"/>
+          <w:shd w:val="clear" w:color="auto" w:fill="FFFFFF"/>
+        </w:rPr>
+        <w:t xml:space="preserve"> </w:t>
+      </w:r>
+      <w:proofErr w:type="spellStart"/>
+      <w:r>
+        <w:rPr>
+          <w:rStyle w:val="dn"/>
+          <w:sz w:val="17"/>
+          <w:szCs w:val="17"/>
+          <w:shd w:val="clear" w:color="auto" w:fill="FFFFFF"/>
+        </w:rPr>
+        <w:t>jen</w:t>
+      </w:r>
+      <w:proofErr w:type="spellEnd"/>
+      <w:r>
+        <w:rPr>
+          <w:rStyle w:val="dn"/>
+          <w:sz w:val="17"/>
+          <w:szCs w:val="17"/>
+          <w:shd w:val="clear" w:color="auto" w:fill="FFFFFF"/>
+        </w:rPr>
+        <w:t xml:space="preserve"> "</w:t>
+      </w:r>
+      <w:proofErr w:type="spellStart"/>
+      <w:r>
+        <w:rPr>
+          <w:rStyle w:val="dn"/>
+          <w:sz w:val="17"/>
+          <w:szCs w:val="17"/>
+          <w:shd w:val="clear" w:color="auto" w:fill="FFFFFF"/>
+        </w:rPr>
+        <w:t>Dárce</w:t>
+      </w:r>
+      <w:proofErr w:type="spellEnd"/>
+      <w:r>
+        <w:rPr>
+          <w:rStyle w:val="dn"/>
+          <w:sz w:val="17"/>
+          <w:szCs w:val="17"/>
+          <w:shd w:val="clear" w:color="auto" w:fill="FFFFFF"/>
+        </w:rPr>
+        <w:t>")</w:t>
+      </w:r>
+      <w:r>
+        <w:rPr>
+          <w:rStyle w:val="dn"/>
+          <w:sz w:val="17"/>
+          <w:szCs w:val="17"/>
+          <w:shd w:val="clear" w:color="auto" w:fill="FFFFFF"/>
+        </w:rPr>
+        <w:br/>
+      </w:r>
+      <w:r>
+        <w:rPr>
+          <w:rStyle w:val="dn"/>
+          <w:sz w:val="17"/>
+          <w:szCs w:val="17"/>
+          <w:shd w:val="clear" w:color="auto" w:fill="FFFFFF"/>
+        </w:rPr>
+        <w:br/>
+      </w:r>
+      <w:proofErr w:type="spellStart"/>
+      <w:r>
+        <w:rPr>
+          <w:rStyle w:val="dn"/>
+          <w:b/>
+          <w:bCs/>
+          <w:sz w:val="17"/>
+          <w:szCs w:val="17"/>
+          <w:shd w:val="clear" w:color="auto" w:fill="FFFFFF"/>
+        </w:rPr>
+        <w:t>Obdarovaný</w:t>
+      </w:r>
+      <w:proofErr w:type="spellEnd"/>
+      <w:r>
+        <w:rPr>
+          <w:rStyle w:val="dn"/>
+          <w:b/>
+          <w:bCs/>
+          <w:sz w:val="17"/>
+          <w:szCs w:val="17"/>
+          <w:shd w:val="clear" w:color="auto" w:fill="FFFFFF"/>
+        </w:rPr>
+        <w:t>:</w:t>
+      </w:r>
+      <w:r>
+        <w:rPr>
+          <w:rStyle w:val="dn"/>
+          <w:b/>
+          <w:bCs/>
+          <w:sz w:val="17"/>
+          <w:szCs w:val="17"/>
+          <w:shd w:val="clear" w:color="auto" w:fill="FFFFFF"/>
+        </w:rPr>
+        <w:br/>
+        <w:t>Rotary Club Valtice-</w:t>
+      </w:r>
+      <w:proofErr w:type="spellStart"/>
+      <w:r>
+        <w:rPr>
+          <w:rStyle w:val="dn"/>
+          <w:b/>
+          <w:bCs/>
+          <w:sz w:val="17"/>
+          <w:szCs w:val="17"/>
+          <w:shd w:val="clear" w:color="auto" w:fill="FFFFFF"/>
+        </w:rPr>
+        <w:t>Břeclav</w:t>
+      </w:r>
+      <w:proofErr w:type="spellEnd"/>
+      <w:r>
+        <w:rPr>
+          <w:rStyle w:val="dn"/>
+          <w:b/>
+          <w:bCs/>
+          <w:sz w:val="17"/>
+          <w:szCs w:val="17"/>
+          <w:shd w:val="clear" w:color="auto" w:fill="FFFFFF"/>
+        </w:rPr>
+        <w:t xml:space="preserve">, </w:t>
+      </w:r>
+      <w:proofErr w:type="spellStart"/>
+      <w:r>
+        <w:rPr>
+          <w:rStyle w:val="dn"/>
+          <w:b/>
+          <w:bCs/>
+          <w:sz w:val="17"/>
+          <w:szCs w:val="17"/>
+          <w:shd w:val="clear" w:color="auto" w:fill="FFFFFF"/>
+        </w:rPr>
+        <w:t>z.s</w:t>
+      </w:r>
+      <w:proofErr w:type="spellEnd"/>
+      <w:r>
+        <w:rPr>
+          <w:rStyle w:val="dn"/>
+          <w:b/>
+          <w:bCs/>
+          <w:sz w:val="17"/>
+          <w:szCs w:val="17"/>
+          <w:shd w:val="clear" w:color="auto" w:fill="FFFFFF"/>
+        </w:rPr>
+        <w:t xml:space="preserve">., </w:t>
+      </w:r>
+    </w:p>
+    <w:p>
+      <w:pPr>
+        <w:pStyle w:val="Text"/>
+        <w:spacing w:after="160"/>
+        <w:rPr>
+          <w:rStyle w:val="dn"/>
+          <w:sz w:val="17"/>
+          <w:szCs w:val="17"/>
+          <w:shd w:val="clear" w:color="auto" w:fill="FFFFFF"/>
+        </w:rPr>
+      </w:pPr>
+      <w:proofErr w:type="spellStart"/>
+      <w:r>
+        <w:rPr>
+          <w:rStyle w:val="dn"/>
+          <w:sz w:val="17"/>
+          <w:szCs w:val="17"/>
+          <w:shd w:val="clear" w:color="auto" w:fill="FFFFFF"/>
+        </w:rPr>
+        <w:t>spisová</w:t>
+      </w:r>
+      <w:proofErr w:type="spellEnd"/>
+      <w:r>
+        <w:rPr>
+          <w:rStyle w:val="dn"/>
+          <w:sz w:val="17"/>
+          <w:szCs w:val="17"/>
+          <w:shd w:val="clear" w:color="auto" w:fill="FFFFFF"/>
+        </w:rPr>
+        <w:t xml:space="preserve"> </w:t>
+      </w:r>
+      <w:proofErr w:type="spellStart"/>
+      <w:r>
+        <w:rPr>
+          <w:rStyle w:val="dn"/>
+          <w:sz w:val="17"/>
+          <w:szCs w:val="17"/>
+          <w:shd w:val="clear" w:color="auto" w:fill="FFFFFF"/>
+        </w:rPr>
+        <w:t>značka</w:t>
+      </w:r>
+      <w:proofErr w:type="spellEnd"/>
+      <w:r>
+        <w:rPr>
+          <w:rStyle w:val="dn"/>
+          <w:sz w:val="17"/>
+          <w:szCs w:val="17"/>
+          <w:shd w:val="clear" w:color="auto" w:fill="FFFFFF"/>
+        </w:rPr>
+        <w:t xml:space="preserve">: L 10759 </w:t>
+      </w:r>
+      <w:proofErr w:type="spellStart"/>
+      <w:r>
+        <w:rPr>
+          <w:rStyle w:val="dn"/>
+          <w:sz w:val="17"/>
+          <w:szCs w:val="17"/>
+          <w:shd w:val="clear" w:color="auto" w:fill="FFFFFF"/>
+        </w:rPr>
+        <w:t>vedená</w:t>
+      </w:r>
+      <w:proofErr w:type="spellEnd"/>
+      <w:r>
+        <w:rPr>
+          <w:rStyle w:val="dn"/>
+          <w:sz w:val="17"/>
+          <w:szCs w:val="17"/>
+          <w:shd w:val="clear" w:color="auto" w:fill="FFFFFF"/>
+        </w:rPr>
+        <w:t xml:space="preserve"> u </w:t>
+      </w:r>
+      <w:proofErr w:type="spellStart"/>
+      <w:r>
+        <w:rPr>
+          <w:rStyle w:val="dn"/>
+          <w:sz w:val="17"/>
+          <w:szCs w:val="17"/>
+          <w:shd w:val="clear" w:color="auto" w:fill="FFFFFF"/>
+        </w:rPr>
+        <w:t>Krajsk</w:t>
+      </w:r>
+      <w:proofErr w:type="spellEnd"/>
+      <w:r>
+        <w:rPr>
+          <w:rStyle w:val="dn"/>
+          <w:sz w:val="17"/>
+          <w:szCs w:val="17"/>
+          <w:shd w:val="clear" w:color="auto" w:fill="FFFFFF"/>
+          <w:lang w:val="fr-FR"/>
+        </w:rPr>
+        <w:t>é</w:t>
+      </w:r>
+      <w:r>
+        <w:rPr>
+          <w:rStyle w:val="dn"/>
+          <w:sz w:val="17"/>
+          <w:szCs w:val="17"/>
+          <w:shd w:val="clear" w:color="auto" w:fill="FFFFFF"/>
+        </w:rPr>
+        <w:t xml:space="preserve">ho </w:t>
+      </w:r>
+      <w:proofErr w:type="spellStart"/>
+      <w:r>
+        <w:rPr>
+          <w:rStyle w:val="dn"/>
+          <w:sz w:val="17"/>
+          <w:szCs w:val="17"/>
+          <w:shd w:val="clear" w:color="auto" w:fill="FFFFFF"/>
+        </w:rPr>
+        <w:t>soudu</w:t>
+      </w:r>
+      <w:proofErr w:type="spellEnd"/>
+      <w:r>
+        <w:rPr>
+          <w:rStyle w:val="dn"/>
+          <w:sz w:val="17"/>
+          <w:szCs w:val="17"/>
+          <w:shd w:val="clear" w:color="auto" w:fill="FFFFFF"/>
+        </w:rPr>
+        <w:t xml:space="preserve"> v </w:t>
+      </w:r>
+      <w:proofErr w:type="spellStart"/>
+      <w:r>
+        <w:rPr>
+          <w:rStyle w:val="dn"/>
+          <w:sz w:val="17"/>
+          <w:szCs w:val="17"/>
+          <w:shd w:val="clear" w:color="auto" w:fill="FFFFFF"/>
+        </w:rPr>
+        <w:t>Brně</w:t>
+      </w:r>
+      <w:proofErr w:type="spellEnd"/>
+      <w:r>
+        <w:rPr>
+          <w:rStyle w:val="dn"/>
+          <w:sz w:val="17"/>
+          <w:szCs w:val="17"/>
+          <w:shd w:val="clear" w:color="auto" w:fill="FFFFFF"/>
+        </w:rPr>
+        <w:br/>
+        <w:t xml:space="preserve">se </w:t>
+      </w:r>
+      <w:proofErr w:type="spellStart"/>
+      <w:r>
+        <w:rPr>
+          <w:rStyle w:val="dn"/>
+          <w:sz w:val="17"/>
+          <w:szCs w:val="17"/>
+          <w:shd w:val="clear" w:color="auto" w:fill="FFFFFF"/>
+        </w:rPr>
+        <w:t>sídlem</w:t>
+      </w:r>
+      <w:proofErr w:type="spellEnd"/>
+      <w:r>
+        <w:rPr>
+          <w:rStyle w:val="dn"/>
+          <w:sz w:val="17"/>
+          <w:szCs w:val="17"/>
+          <w:shd w:val="clear" w:color="auto" w:fill="FFFFFF"/>
+        </w:rPr>
+        <w:t xml:space="preserve">: K </w:t>
+      </w:r>
+      <w:proofErr w:type="spellStart"/>
+      <w:r>
+        <w:rPr>
+          <w:rStyle w:val="dn"/>
+          <w:sz w:val="17"/>
+          <w:szCs w:val="17"/>
+          <w:shd w:val="clear" w:color="auto" w:fill="FFFFFF"/>
+        </w:rPr>
+        <w:t>venerii</w:t>
+      </w:r>
+      <w:proofErr w:type="spellEnd"/>
+      <w:r>
+        <w:rPr>
+          <w:rStyle w:val="dn"/>
+          <w:sz w:val="17"/>
+          <w:szCs w:val="17"/>
+          <w:shd w:val="clear" w:color="auto" w:fill="FFFFFF"/>
+        </w:rPr>
+        <w:t xml:space="preserve"> 82, 691 42 Valtice</w:t>
+      </w:r>
+    </w:p>
+    <w:p>
+      <w:pPr>
+        <w:pStyle w:val="Text"/>
+        <w:spacing w:after="160"/>
+        <w:rPr>
+          <w:rStyle w:val="dn"/>
+          <w:sz w:val="17"/>
+          <w:szCs w:val="17"/>
+          <w:shd w:val="clear" w:color="auto" w:fill="FFFFFF"/>
+        </w:rPr>
+      </w:pPr>
+      <w:proofErr w:type="spellStart"/>
+      <w:r>
+        <w:rPr>
+          <w:rStyle w:val="dn"/>
+          <w:sz w:val="17"/>
+          <w:szCs w:val="17"/>
+          <w:shd w:val="clear" w:color="auto" w:fill="FFFFFF"/>
+        </w:rPr>
+        <w:t>Ičo</w:t>
+      </w:r>
+      <w:proofErr w:type="spellEnd"/>
+      <w:r>
+        <w:rPr>
+          <w:rStyle w:val="dn"/>
+          <w:sz w:val="17"/>
+          <w:szCs w:val="17"/>
+          <w:shd w:val="clear" w:color="auto" w:fill="FFFFFF"/>
+        </w:rPr>
+        <w:t>: 26678560</w:t>
+      </w:r>
+    </w:p>
+    <w:p>
+      <w:pPr>
+        <w:pStyle w:val="Text"/>
+        <w:spacing w:after="160"/>
+        <w:rPr>
+          <w:rStyle w:val="dn"/>
+          <w:sz w:val="17"/>
+          <w:szCs w:val="17"/>
+          <w:shd w:val="clear" w:color="auto" w:fill="FFFFFF"/>
+        </w:rPr>
+      </w:pPr>
+      <w:proofErr w:type="spellStart"/>
+      <w:r>
+        <w:rPr>
+          <w:rStyle w:val="dn"/>
+          <w:sz w:val="17"/>
+          <w:szCs w:val="17"/>
+          <w:shd w:val="clear" w:color="auto" w:fill="FFFFFF"/>
+        </w:rPr>
+        <w:t>zastoupený</w:t>
+      </w:r>
+      <w:proofErr w:type="spellEnd"/>
+      <w:r>
+        <w:rPr>
+          <w:rStyle w:val="dn"/>
+          <w:sz w:val="17"/>
+          <w:szCs w:val="17"/>
+          <w:shd w:val="clear" w:color="auto" w:fill="FFFFFF"/>
+        </w:rPr>
+        <w:t xml:space="preserve">: </w:t>
+      </w:r>
+      <w:proofErr w:type="spellStart"/>
+      <w:r>
+        <w:rPr>
+          <w:rStyle w:val="dn"/>
+          <w:sz w:val="17"/>
+          <w:szCs w:val="17"/>
+          <w:shd w:val="clear" w:color="auto" w:fill="FFFFFF"/>
+        </w:rPr>
+        <w:t>Barborou</w:t>
+      </w:r>
+      <w:proofErr w:type="spellEnd"/>
+      <w:r>
+        <w:rPr>
+          <w:rStyle w:val="dn"/>
+          <w:sz w:val="17"/>
+          <w:szCs w:val="17"/>
+          <w:shd w:val="clear" w:color="auto" w:fill="FFFFFF"/>
+        </w:rPr>
+        <w:t xml:space="preserve"> Sládkovou, </w:t>
+      </w:r>
+      <w:proofErr w:type="spellStart"/>
+      <w:r>
+        <w:rPr>
+          <w:rStyle w:val="dn"/>
+          <w:sz w:val="17"/>
+          <w:szCs w:val="17"/>
+          <w:shd w:val="clear" w:color="auto" w:fill="FFFFFF"/>
+        </w:rPr>
+        <w:t>výkonnou</w:t>
+      </w:r>
+      <w:proofErr w:type="spellEnd"/>
+      <w:r>
+        <w:rPr>
+          <w:rStyle w:val="dn"/>
+          <w:sz w:val="17"/>
+          <w:szCs w:val="17"/>
+          <w:shd w:val="clear" w:color="auto" w:fill="FFFFFF"/>
+        </w:rPr>
+        <w:t xml:space="preserve"> </w:t>
+      </w:r>
+      <w:proofErr w:type="spellStart"/>
+      <w:r>
+        <w:rPr>
+          <w:rStyle w:val="dn"/>
+          <w:sz w:val="17"/>
+          <w:szCs w:val="17"/>
+          <w:shd w:val="clear" w:color="auto" w:fill="FFFFFF"/>
+        </w:rPr>
+        <w:t>sekretářkou</w:t>
+      </w:r>
+      <w:proofErr w:type="spellEnd"/>
+      <w:r>
+        <w:rPr>
+          <w:rStyle w:val="dn"/>
+          <w:sz w:val="17"/>
+          <w:szCs w:val="17"/>
+          <w:shd w:val="clear" w:color="auto" w:fill="FFFFFF"/>
+        </w:rPr>
+        <w:br/>
+        <w:t>(</w:t>
+      </w:r>
+      <w:proofErr w:type="spellStart"/>
+      <w:r>
+        <w:rPr>
+          <w:rStyle w:val="dn"/>
+          <w:sz w:val="17"/>
+          <w:szCs w:val="17"/>
+          <w:shd w:val="clear" w:color="auto" w:fill="FFFFFF"/>
+        </w:rPr>
+        <w:t>dále</w:t>
+      </w:r>
+      <w:proofErr w:type="spellEnd"/>
+      <w:r>
+        <w:rPr>
+          <w:rStyle w:val="dn"/>
+          <w:sz w:val="17"/>
+          <w:szCs w:val="17"/>
+          <w:shd w:val="clear" w:color="auto" w:fill="FFFFFF"/>
+        </w:rPr>
+        <w:t xml:space="preserve"> </w:t>
+      </w:r>
+      <w:proofErr w:type="spellStart"/>
+      <w:r>
+        <w:rPr>
+          <w:rStyle w:val="dn"/>
+          <w:sz w:val="17"/>
+          <w:szCs w:val="17"/>
+          <w:shd w:val="clear" w:color="auto" w:fill="FFFFFF"/>
+        </w:rPr>
+        <w:t>jen</w:t>
+      </w:r>
+      <w:proofErr w:type="spellEnd"/>
+      <w:r>
+        <w:rPr>
+          <w:rStyle w:val="dn"/>
+          <w:sz w:val="17"/>
+          <w:szCs w:val="17"/>
+          <w:shd w:val="clear" w:color="auto" w:fill="FFFFFF"/>
+        </w:rPr>
+        <w:t xml:space="preserve"> "</w:t>
+      </w:r>
+      <w:proofErr w:type="spellStart"/>
+      <w:r>
+        <w:rPr>
+          <w:rStyle w:val="dn"/>
+          <w:sz w:val="17"/>
+          <w:szCs w:val="17"/>
+          <w:shd w:val="clear" w:color="auto" w:fill="FFFFFF"/>
+        </w:rPr>
+        <w:t>Obdarovaný</w:t>
+      </w:r>
+      <w:proofErr w:type="spellEnd"/>
+      <w:r>
+        <w:rPr>
+          <w:rStyle w:val="dn"/>
+          <w:sz w:val="17"/>
+          <w:szCs w:val="17"/>
+          <w:shd w:val="clear" w:color="auto" w:fill="FFFFFF"/>
+        </w:rPr>
+        <w:t>")</w:t>
+      </w:r>
+    </w:p>
+    <w:tbl>
+      <w:tblPr>
+        <w:tblW w:w="9025" w:type="dxa"/>
+        <w:tblInd w:w="108" w:type="dxa"/>
+        <w:tblBorders>
+          <w:top w:val="single" w:sz="8" w:space="0" w:color="FFFFFF"/>
+          <w:left w:val="single" w:sz="8" w:space="0" w:color="FFFFFF"/>
+          <w:bottom w:val="single" w:sz="8" w:space="0" w:color="FFFFFF"/>
+          <w:right w:val="single" w:sz="8" w:space="0" w:color="FFFFFF"/>
+          <w:insideH w:val="single" w:sz="8" w:space="0" w:color="FFFFFF"/>
+          <w:insideV w:val="single" w:sz="8" w:space="0" w:color="FFFFFF"/>
+        </w:tblBorders>
+        <w:shd w:val="clear" w:color="auto" w:fill="CED7E7"/>
+        <w:tblLayout w:type="fixed"/>
+        <w:tblLook w:val="04A0" w:firstRow="1" w:lastRow="0" w:firstColumn="1" w:lastColumn="0" w:noHBand="0" w:noVBand="1"/>
+      </w:tblPr>
+      <w:tblGrid>
+        <w:gridCol w:w="9025"/>
+      </w:tblGrid>
+      <w:tr>
+        <w:trPr>
+          <w:trHeight w:val="252"/>
+        </w:trPr>
+        <w:tc>
+          <w:tcPr>
+            <w:tcW w:w="9025" w:type="dxa"/>
+            <w:tcBorders>
+              <w:top w:val="nil"/>
+              <w:left w:val="nil"/>
+              <w:bottom w:val="nil"/>
+              <w:right w:val="nil"/>
+            </w:tcBorders>
+            <w:tcMar>
+              <w:top w:w="80" w:type="dxa"/>
+              <w:left w:w="80" w:type="dxa"/>
+              <w:bottom w:w="80" w:type="dxa"/>
+              <w:right w:w="80" w:type="dxa"/>
+            </w:tcMar>
+          </w:tcPr>
+          <w:p/>
+        </w:tc>
+      </w:tr>
+    </w:tbl>
+    <w:p>
+      <w:pPr>
+        <w:pStyle w:val="Text"/>
+        <w:widowControl w:val="0"/>
+        <w:spacing w:after="160" w:line="240" w:lineRule="auto"/>
+        <w:rPr>
+          <w:rStyle w:val="dn"/>
+          <w:sz w:val="17"/>
+          <w:szCs w:val="17"/>
+          <w:shd w:val="clear" w:color="auto" w:fill="FFFFFF"/>
+        </w:rPr>
+      </w:pPr>
+    </w:p>
+    <w:p>
+      <w:pPr>
+        <w:pStyle w:val="Text"/>
+        <w:spacing w:after="160"/>
+        <w:rPr>
+          <w:rStyle w:val="dn"/>
+          <w:sz w:val="17"/>
+          <w:szCs w:val="17"/>
+          <w:shd w:val="clear" w:color="auto" w:fill="FFFFFF"/>
+        </w:rPr>
+      </w:pPr>
+      <w:r>
+        <w:rPr>
+          <w:rStyle w:val="dn"/>
+          <w:b/>
+          <w:bCs/>
+          <w:sz w:val="17"/>
+          <w:szCs w:val="17"/>
+          <w:shd w:val="clear" w:color="auto" w:fill="FFFFFF"/>
+        </w:rPr>
+        <w:t xml:space="preserve">2. </w:t>
+      </w:r>
+      <w:proofErr w:type="spellStart"/>
+      <w:r>
+        <w:rPr>
+          <w:rStyle w:val="dn"/>
+          <w:b/>
+          <w:bCs/>
+          <w:sz w:val="17"/>
+          <w:szCs w:val="17"/>
+          <w:shd w:val="clear" w:color="auto" w:fill="FFFFFF"/>
+        </w:rPr>
+        <w:t>Předmět</w:t>
+      </w:r>
+      <w:proofErr w:type="spellEnd"/>
+      <w:r>
+        <w:rPr>
+          <w:rStyle w:val="dn"/>
+          <w:b/>
+          <w:bCs/>
+          <w:sz w:val="17"/>
+          <w:szCs w:val="17"/>
+          <w:shd w:val="clear" w:color="auto" w:fill="FFFFFF"/>
+        </w:rPr>
+        <w:t xml:space="preserve"> </w:t>
+      </w:r>
+      <w:proofErr w:type="spellStart"/>
+      <w:r>
+        <w:rPr>
+          <w:rStyle w:val="dn"/>
+          <w:b/>
+          <w:bCs/>
+          <w:sz w:val="17"/>
+          <w:szCs w:val="17"/>
+          <w:shd w:val="clear" w:color="auto" w:fill="FFFFFF"/>
+        </w:rPr>
+        <w:t>smlouvy</w:t>
+      </w:r>
+      <w:proofErr w:type="spellEnd"/>
+      <w:r>
+        <w:rPr>
+          <w:rStyle w:val="dn"/>
+          <w:b/>
+          <w:bCs/>
+          <w:sz w:val="17"/>
+          <w:szCs w:val="17"/>
+          <w:shd w:val="clear" w:color="auto" w:fill="FFFFFF"/>
+        </w:rPr>
+        <w:br/>
+      </w:r>
+      <w:r>
+        <w:rPr>
+          <w:rStyle w:val="dn"/>
+          <w:b/>
+          <w:bCs/>
+          <w:sz w:val="17"/>
+          <w:szCs w:val="17"/>
+          <w:shd w:val="clear" w:color="auto" w:fill="FFFFFF"/>
+        </w:rPr>
+        <w:br/>
+      </w:r>
+      <w:proofErr w:type="spellStart"/>
+      <w:r>
+        <w:rPr>
+          <w:rStyle w:val="dn"/>
+          <w:sz w:val="17"/>
+          <w:szCs w:val="17"/>
+          <w:shd w:val="clear" w:color="auto" w:fill="FFFFFF"/>
+        </w:rPr>
+        <w:t>Dárce</w:t>
+      </w:r>
+      <w:proofErr w:type="spellEnd"/>
+      <w:r>
+        <w:rPr>
+          <w:rStyle w:val="dn"/>
+          <w:sz w:val="17"/>
+          <w:szCs w:val="17"/>
+          <w:shd w:val="clear" w:color="auto" w:fill="FFFFFF"/>
+        </w:rPr>
+        <w:t xml:space="preserve"> se </w:t>
+      </w:r>
+      <w:proofErr w:type="spellStart"/>
+      <w:r>
+        <w:rPr>
+          <w:rStyle w:val="dn"/>
+          <w:sz w:val="17"/>
+          <w:szCs w:val="17"/>
+          <w:shd w:val="clear" w:color="auto" w:fill="FFFFFF"/>
+        </w:rPr>
+        <w:t>zavazuje</w:t>
+      </w:r>
+      <w:proofErr w:type="spellEnd"/>
+      <w:r>
+        <w:rPr>
+          <w:rStyle w:val="dn"/>
+          <w:sz w:val="17"/>
+          <w:szCs w:val="17"/>
+          <w:shd w:val="clear" w:color="auto" w:fill="FFFFFF"/>
+        </w:rPr>
+        <w:t xml:space="preserve"> </w:t>
+      </w:r>
+      <w:proofErr w:type="spellStart"/>
+      <w:r>
+        <w:rPr>
+          <w:rStyle w:val="dn"/>
+          <w:sz w:val="17"/>
+          <w:szCs w:val="17"/>
+          <w:shd w:val="clear" w:color="auto" w:fill="FFFFFF"/>
+        </w:rPr>
+        <w:t>poskytnout</w:t>
+      </w:r>
+      <w:proofErr w:type="spellEnd"/>
+      <w:r>
+        <w:rPr>
+          <w:rStyle w:val="dn"/>
+          <w:sz w:val="17"/>
+          <w:szCs w:val="17"/>
+          <w:shd w:val="clear" w:color="auto" w:fill="FFFFFF"/>
+        </w:rPr>
+        <w:t xml:space="preserve"> </w:t>
+      </w:r>
+      <w:proofErr w:type="spellStart"/>
+      <w:r>
+        <w:rPr>
+          <w:rStyle w:val="dn"/>
+          <w:sz w:val="17"/>
+          <w:szCs w:val="17"/>
+          <w:shd w:val="clear" w:color="auto" w:fill="FFFFFF"/>
+        </w:rPr>
+        <w:t>Obdarovan</w:t>
+      </w:r>
+      <w:proofErr w:type="spellEnd"/>
+      <w:r>
+        <w:rPr>
+          <w:rStyle w:val="dn"/>
+          <w:sz w:val="17"/>
+          <w:szCs w:val="17"/>
+          <w:shd w:val="clear" w:color="auto" w:fill="FFFFFF"/>
+          <w:lang w:val="fr-FR"/>
+        </w:rPr>
+        <w:t>é</w:t>
+      </w:r>
+      <w:r>
+        <w:rPr>
+          <w:rStyle w:val="dn"/>
+          <w:sz w:val="17"/>
+          <w:szCs w:val="17"/>
+          <w:shd w:val="clear" w:color="auto" w:fill="FFFFFF"/>
+        </w:rPr>
+        <w:t xml:space="preserve">mu </w:t>
+      </w:r>
+      <w:proofErr w:type="spellStart"/>
+      <w:r>
+        <w:rPr>
+          <w:rStyle w:val="dn"/>
+          <w:sz w:val="17"/>
+          <w:szCs w:val="17"/>
+          <w:shd w:val="clear" w:color="auto" w:fill="FFFFFF"/>
+        </w:rPr>
+        <w:t>finanční</w:t>
+      </w:r>
+      <w:proofErr w:type="spellEnd"/>
+      <w:r>
+        <w:rPr>
+          <w:rStyle w:val="dn"/>
+          <w:sz w:val="17"/>
+          <w:szCs w:val="17"/>
+          <w:shd w:val="clear" w:color="auto" w:fill="FFFFFF"/>
+        </w:rPr>
+        <w:t xml:space="preserve"> </w:t>
+      </w:r>
+      <w:proofErr w:type="spellStart"/>
+      <w:r>
+        <w:rPr>
+          <w:rStyle w:val="dn"/>
+          <w:sz w:val="17"/>
+          <w:szCs w:val="17"/>
+          <w:shd w:val="clear" w:color="auto" w:fill="FFFFFF"/>
+        </w:rPr>
+        <w:t>dar</w:t>
+      </w:r>
+      <w:proofErr w:type="spellEnd"/>
+      <w:r>
+        <w:rPr>
+          <w:rStyle w:val="dn"/>
+          <w:sz w:val="17"/>
+          <w:szCs w:val="17"/>
+          <w:shd w:val="clear" w:color="auto" w:fill="FFFFFF"/>
+        </w:rPr>
+        <w:t xml:space="preserve"> </w:t>
+      </w:r>
+      <w:proofErr w:type="spellStart"/>
+      <w:r>
+        <w:rPr>
+          <w:rStyle w:val="dn"/>
+          <w:sz w:val="17"/>
+          <w:szCs w:val="17"/>
+          <w:shd w:val="clear" w:color="auto" w:fill="FFFFFF"/>
+        </w:rPr>
+        <w:t>ve</w:t>
+      </w:r>
+      <w:proofErr w:type="spellEnd"/>
+      <w:r>
+        <w:rPr>
+          <w:rStyle w:val="dn"/>
+          <w:sz w:val="17"/>
+          <w:szCs w:val="17"/>
+          <w:shd w:val="clear" w:color="auto" w:fill="FFFFFF"/>
+        </w:rPr>
+        <w:t xml:space="preserve"> </w:t>
+      </w:r>
+      <w:proofErr w:type="spellStart"/>
+      <w:r>
+        <w:rPr>
+          <w:rStyle w:val="dn"/>
+          <w:sz w:val="17"/>
+          <w:szCs w:val="17"/>
+          <w:shd w:val="clear" w:color="auto" w:fill="FFFFFF"/>
+        </w:rPr>
+        <w:t>výši</w:t>
+      </w:r>
+      <w:proofErr w:type="spellEnd"/>
+      <w:r>
+        <w:rPr>
+          <w:rStyle w:val="dn"/>
+          <w:sz w:val="17"/>
+          <w:szCs w:val="17"/>
+          <w:shd w:val="clear" w:color="auto" w:fill="FFFFFF"/>
+        </w:rPr>
+        <w:t>{castka_cislem}</w:t>
+      </w:r>
+      <w:r>
+        <w:rPr>
+          <w:rStyle w:val="dn"/>
+          <w:sz w:val="17"/>
+          <w:szCs w:val="17"/>
+          <w:shd w:val="clear" w:color="auto" w:fill="FFFFFF"/>
+        </w:rPr>
+        <w:t xml:space="preserve">,- </w:t>
+      </w:r>
+      <w:proofErr w:type="spellStart"/>
+      <w:r>
+        <w:rPr>
+          <w:rStyle w:val="dn"/>
+          <w:sz w:val="17"/>
+          <w:szCs w:val="17"/>
+          <w:shd w:val="clear" w:color="auto" w:fill="FFFFFF"/>
+        </w:rPr>
+        <w:t>Kč</w:t>
+      </w:r>
+      <w:proofErr w:type="spellEnd"/>
+      <w:r>
+        <w:rPr>
+          <w:rStyle w:val="dn"/>
+          <w:sz w:val="17"/>
+          <w:szCs w:val="17"/>
+          <w:shd w:val="clear" w:color="auto" w:fill="FFFFFF"/>
+        </w:rPr>
+        <w:t xml:space="preserve">, </w:t>
+      </w:r>
+      <w:proofErr w:type="spellStart"/>
+      <w:r>
+        <w:rPr>
+          <w:rStyle w:val="dn"/>
+          <w:sz w:val="17"/>
+          <w:szCs w:val="17"/>
+          <w:shd w:val="clear" w:color="auto" w:fill="FFFFFF"/>
+        </w:rPr>
+        <w:t>slovy</w:t>
+      </w:r>
+      <w:proofErr w:type="spellEnd"/>
+      <w:r>
+        <w:rPr>
+          <w:rStyle w:val="dn"/>
+          <w:sz w:val="17"/>
+          <w:szCs w:val="17"/>
+          <w:shd w:val="clear" w:color="auto" w:fill="FFFFFF"/>
+        </w:rPr>
+        <w:t xml:space="preserve"> {castka_slovy} </w:t>
+      </w:r>
+      <w:proofErr w:type="spellStart"/>
+      <w:r>
+        <w:rPr>
+          <w:rStyle w:val="dn"/>
+          <w:sz w:val="17"/>
+          <w:szCs w:val="17"/>
+          <w:shd w:val="clear" w:color="auto" w:fill="FFFFFF"/>
+        </w:rPr>
+        <w:t>korun</w:t>
+      </w:r>
+      <w:proofErr w:type="spellEnd"/>
+      <w:r>
+        <w:rPr>
+          <w:rStyle w:val="dn"/>
+          <w:sz w:val="17"/>
+          <w:szCs w:val="17"/>
+          <w:shd w:val="clear" w:color="auto" w:fill="FFFFFF"/>
+        </w:rPr>
+        <w:t xml:space="preserve">, a to za </w:t>
+      </w:r>
+      <w:proofErr w:type="spellStart"/>
+      <w:r>
+        <w:rPr>
+          <w:rStyle w:val="dn"/>
+          <w:sz w:val="17"/>
+          <w:szCs w:val="17"/>
+          <w:shd w:val="clear" w:color="auto" w:fill="FFFFFF"/>
+        </w:rPr>
+        <w:t>účelem</w:t>
+      </w:r>
+      <w:proofErr w:type="spellEnd"/>
+      <w:r>
+        <w:rPr>
+          <w:rStyle w:val="dn"/>
+          <w:sz w:val="17"/>
+          <w:szCs w:val="17"/>
+          <w:shd w:val="clear" w:color="auto" w:fill="FFFFFF"/>
+        </w:rPr>
+        <w:t xml:space="preserve"> </w:t>
+      </w:r>
+      <w:proofErr w:type="spellStart"/>
+      <w:r>
+        <w:rPr>
+          <w:rStyle w:val="dn"/>
+          <w:sz w:val="17"/>
+          <w:szCs w:val="17"/>
+          <w:shd w:val="clear" w:color="auto" w:fill="FFFFFF"/>
+        </w:rPr>
+        <w:t>podpory</w:t>
+      </w:r>
+      <w:proofErr w:type="spellEnd"/>
+      <w:r>
+        <w:rPr>
+          <w:rStyle w:val="dn"/>
+          <w:sz w:val="17"/>
+          <w:szCs w:val="17"/>
+          <w:shd w:val="clear" w:color="auto" w:fill="FFFFFF"/>
+        </w:rPr>
+        <w:t xml:space="preserve"> </w:t>
+      </w:r>
+      <w:proofErr w:type="spellStart"/>
+      <w:r>
+        <w:rPr>
+          <w:rStyle w:val="dn"/>
+          <w:sz w:val="17"/>
+          <w:szCs w:val="17"/>
+          <w:shd w:val="clear" w:color="auto" w:fill="FFFFFF"/>
+        </w:rPr>
+        <w:t>projektu</w:t>
+      </w:r>
+      <w:proofErr w:type="spellEnd"/>
+      <w:r>
+        <w:rPr>
+          <w:rStyle w:val="dn"/>
+          <w:sz w:val="17"/>
+          <w:szCs w:val="17"/>
+          <w:shd w:val="clear" w:color="auto" w:fill="FFFFFF"/>
+        </w:rPr>
+        <w:t xml:space="preserve"> Handicamp 2026, kt</w:t>
+      </w:r>
+      <w:proofErr w:type="spellStart"/>
+      <w:r>
+        <w:rPr>
+          <w:rStyle w:val="dn"/>
+          <w:sz w:val="17"/>
+          <w:szCs w:val="17"/>
+          <w:shd w:val="clear" w:color="auto" w:fill="FFFFFF"/>
+        </w:rPr>
+        <w:t>erý</w:t>
+      </w:r>
+      <w:proofErr w:type="spellEnd"/>
+      <w:r>
+        <w:rPr>
+          <w:rStyle w:val="dn"/>
+          <w:sz w:val="17"/>
+          <w:szCs w:val="17"/>
+          <w:shd w:val="clear" w:color="auto" w:fill="FFFFFF"/>
+        </w:rPr>
+        <w:t xml:space="preserve"> se </w:t>
+      </w:r>
+      <w:proofErr w:type="spellStart"/>
+      <w:r>
+        <w:rPr>
+          <w:rStyle w:val="dn"/>
+          <w:sz w:val="17"/>
+          <w:szCs w:val="17"/>
+          <w:shd w:val="clear" w:color="auto" w:fill="FFFFFF"/>
+        </w:rPr>
+        <w:t>bude</w:t>
+      </w:r>
+      <w:proofErr w:type="spellEnd"/>
+      <w:r>
+        <w:rPr>
+          <w:rStyle w:val="dn"/>
+          <w:sz w:val="17"/>
+          <w:szCs w:val="17"/>
+          <w:shd w:val="clear" w:color="auto" w:fill="FFFFFF"/>
+        </w:rPr>
+        <w:t xml:space="preserve"> </w:t>
+      </w:r>
+      <w:proofErr w:type="spellStart"/>
+      <w:r>
+        <w:rPr>
+          <w:rStyle w:val="dn"/>
+          <w:sz w:val="17"/>
+          <w:szCs w:val="17"/>
+          <w:shd w:val="clear" w:color="auto" w:fill="FFFFFF"/>
+        </w:rPr>
+        <w:t>konat</w:t>
+      </w:r>
+      <w:proofErr w:type="spellEnd"/>
+      <w:r>
+        <w:rPr>
+          <w:rStyle w:val="dn"/>
+          <w:sz w:val="17"/>
+          <w:szCs w:val="17"/>
+          <w:shd w:val="clear" w:color="auto" w:fill="FFFFFF"/>
+        </w:rPr>
+        <w:t xml:space="preserve"> v </w:t>
+      </w:r>
+      <w:proofErr w:type="spellStart"/>
+      <w:r>
+        <w:rPr>
+          <w:rStyle w:val="dn"/>
+          <w:sz w:val="17"/>
+          <w:szCs w:val="17"/>
+          <w:shd w:val="clear" w:color="auto" w:fill="FFFFFF"/>
+        </w:rPr>
+        <w:t>termínu</w:t>
+      </w:r>
+      <w:proofErr w:type="spellEnd"/>
+      <w:r>
+        <w:rPr>
+          <w:rStyle w:val="dn"/>
+          <w:sz w:val="17"/>
+          <w:szCs w:val="17"/>
+          <w:shd w:val="clear" w:color="auto" w:fill="FFFFFF"/>
+        </w:rPr>
+        <w:t xml:space="preserve"> 20.7.  -  2. 8. 2026 v </w:t>
+      </w:r>
+      <w:proofErr w:type="spellStart"/>
+      <w:r>
+        <w:rPr>
+          <w:rStyle w:val="dn"/>
+          <w:sz w:val="17"/>
+          <w:szCs w:val="17"/>
+          <w:shd w:val="clear" w:color="auto" w:fill="FFFFFF"/>
+        </w:rPr>
+        <w:t>Březejci</w:t>
+      </w:r>
+      <w:proofErr w:type="spellEnd"/>
+      <w:r>
+        <w:rPr>
+          <w:rStyle w:val="dn"/>
+          <w:sz w:val="17"/>
+          <w:szCs w:val="17"/>
+          <w:shd w:val="clear" w:color="auto" w:fill="FFFFFF"/>
+        </w:rPr>
+        <w:t xml:space="preserve"> u Velk</w:t>
+      </w:r>
+      <w:r>
+        <w:rPr>
+          <w:rStyle w:val="dn"/>
+          <w:sz w:val="17"/>
+          <w:szCs w:val="17"/>
+          <w:shd w:val="clear" w:color="auto" w:fill="FFFFFF"/>
+          <w:lang w:val="fr-FR"/>
+        </w:rPr>
+        <w:t>é</w:t>
+      </w:r>
+      <w:r>
+        <w:rPr>
+          <w:rStyle w:val="dn"/>
+          <w:sz w:val="17"/>
+          <w:szCs w:val="17"/>
+          <w:shd w:val="clear" w:color="auto" w:fill="FFFFFF"/>
+        </w:rPr>
+        <w:t xml:space="preserve">ho </w:t>
+      </w:r>
+      <w:proofErr w:type="spellStart"/>
+      <w:r>
+        <w:rPr>
+          <w:rStyle w:val="dn"/>
+          <w:sz w:val="17"/>
+          <w:szCs w:val="17"/>
+          <w:shd w:val="clear" w:color="auto" w:fill="FFFFFF"/>
+        </w:rPr>
+        <w:t>Meziříčí</w:t>
+      </w:r>
+      <w:proofErr w:type="spellEnd"/>
+      <w:r>
+        <w:rPr>
+          <w:rStyle w:val="dn"/>
+          <w:sz w:val="17"/>
+          <w:szCs w:val="17"/>
+          <w:shd w:val="clear" w:color="auto" w:fill="FFFFFF"/>
+        </w:rPr>
+        <w:t>.</w:t>
+      </w:r>
+      <w:r>
+        <w:rPr>
+          <w:rStyle w:val="dn"/>
+          <w:sz w:val="17"/>
+          <w:szCs w:val="17"/>
+          <w:shd w:val="clear" w:color="auto" w:fill="FFFFFF"/>
+        </w:rPr>
+        <w:br/>
+      </w:r>
+      <w:r>
+        <w:rPr>
+          <w:rStyle w:val="dn"/>
+          <w:sz w:val="17"/>
+          <w:szCs w:val="17"/>
+          <w:shd w:val="clear" w:color="auto" w:fill="FFFFFF"/>
+        </w:rPr>
+        <w:br/>
+        <w:t xml:space="preserve"> </w:t>
+      </w:r>
+      <w:r>
+        <w:rPr>
+          <w:rStyle w:val="dn"/>
+          <w:b/>
+          <w:bCs/>
+          <w:sz w:val="17"/>
+          <w:szCs w:val="17"/>
+          <w:shd w:val="clear" w:color="auto" w:fill="FFFFFF"/>
+        </w:rPr>
+        <w:t xml:space="preserve">3. </w:t>
+      </w:r>
+      <w:proofErr w:type="spellStart"/>
+      <w:r>
+        <w:rPr>
+          <w:rStyle w:val="dn"/>
+          <w:b/>
+          <w:bCs/>
+          <w:sz w:val="17"/>
+          <w:szCs w:val="17"/>
+          <w:shd w:val="clear" w:color="auto" w:fill="FFFFFF"/>
+        </w:rPr>
+        <w:t>Způ</w:t>
+      </w:r>
+      <w:proofErr w:type="spellEnd"/>
+      <w:r>
+        <w:rPr>
+          <w:rStyle w:val="dn"/>
+          <w:b/>
+          <w:bCs/>
+          <w:sz w:val="17"/>
+          <w:szCs w:val="17"/>
+          <w:shd w:val="clear" w:color="auto" w:fill="FFFFFF"/>
+          <w:lang w:val="pt-PT"/>
+        </w:rPr>
+        <w:t>sob p</w:t>
+      </w:r>
+      <w:proofErr w:type="spellStart"/>
+      <w:r>
+        <w:rPr>
+          <w:rStyle w:val="dn"/>
+          <w:b/>
+          <w:bCs/>
+          <w:sz w:val="17"/>
+          <w:szCs w:val="17"/>
+          <w:shd w:val="clear" w:color="auto" w:fill="FFFFFF"/>
+        </w:rPr>
+        <w:t>ředání</w:t>
+      </w:r>
+      <w:proofErr w:type="spellEnd"/>
+      <w:r>
+        <w:rPr>
+          <w:rStyle w:val="dn"/>
+          <w:b/>
+          <w:bCs/>
+          <w:sz w:val="17"/>
+          <w:szCs w:val="17"/>
+          <w:shd w:val="clear" w:color="auto" w:fill="FFFFFF"/>
+        </w:rPr>
+        <w:t xml:space="preserve"> </w:t>
+      </w:r>
+      <w:proofErr w:type="spellStart"/>
+      <w:r>
+        <w:rPr>
+          <w:rStyle w:val="dn"/>
+          <w:b/>
+          <w:bCs/>
+          <w:sz w:val="17"/>
+          <w:szCs w:val="17"/>
+          <w:shd w:val="clear" w:color="auto" w:fill="FFFFFF"/>
+          <w:lang w:val="de-DE"/>
+        </w:rPr>
+        <w:t>daru</w:t>
+      </w:r>
+      <w:proofErr w:type="spellEnd"/>
+      <w:r>
+        <w:rPr>
+          <w:rStyle w:val="dn"/>
+          <w:b/>
+          <w:bCs/>
+          <w:sz w:val="17"/>
+          <w:szCs w:val="17"/>
+          <w:shd w:val="clear" w:color="auto" w:fill="FFFFFF"/>
+        </w:rPr>
+        <w:br/>
+      </w:r>
+      <w:r>
+        <w:rPr>
+          <w:rStyle w:val="dn"/>
+          <w:b/>
+          <w:bCs/>
+          <w:sz w:val="17"/>
+          <w:szCs w:val="17"/>
+          <w:shd w:val="clear" w:color="auto" w:fill="FFFFFF"/>
+        </w:rPr>
+        <w:br/>
+      </w:r>
+      <w:proofErr w:type="spellStart"/>
+      <w:r>
+        <w:rPr>
+          <w:rStyle w:val="dn"/>
+          <w:sz w:val="17"/>
+          <w:szCs w:val="17"/>
+          <w:shd w:val="clear" w:color="auto" w:fill="FFFFFF"/>
+        </w:rPr>
+        <w:t>Dá</w:t>
+      </w:r>
+      <w:r>
+        <w:rPr>
+          <w:rStyle w:val="dn"/>
+          <w:sz w:val="17"/>
+          <w:szCs w:val="17"/>
+          <w:shd w:val="clear" w:color="auto" w:fill="FFFFFF"/>
+          <w:lang w:val="fr-FR"/>
+        </w:rPr>
+        <w:t>rce</w:t>
+      </w:r>
+      <w:proofErr w:type="spellEnd"/>
+      <w:r>
+        <w:rPr>
+          <w:rStyle w:val="dn"/>
+          <w:sz w:val="17"/>
+          <w:szCs w:val="17"/>
+          <w:shd w:val="clear" w:color="auto" w:fill="FFFFFF"/>
+          <w:lang w:val="fr-FR"/>
+        </w:rPr>
+        <w:t xml:space="preserve"> p</w:t>
+      </w:r>
+      <w:proofErr w:type="spellStart"/>
+      <w:r>
+        <w:rPr>
+          <w:rStyle w:val="dn"/>
+          <w:sz w:val="17"/>
+          <w:szCs w:val="17"/>
+          <w:shd w:val="clear" w:color="auto" w:fill="FFFFFF"/>
+        </w:rPr>
+        <w:t>ředá</w:t>
+      </w:r>
+      <w:proofErr w:type="spellEnd"/>
+      <w:r>
+        <w:rPr>
+          <w:rStyle w:val="dn"/>
+          <w:sz w:val="17"/>
+          <w:szCs w:val="17"/>
+          <w:shd w:val="clear" w:color="auto" w:fill="FFFFFF"/>
+        </w:rPr>
+        <w:t xml:space="preserve"> </w:t>
+      </w:r>
+      <w:proofErr w:type="spellStart"/>
+      <w:r>
+        <w:rPr>
+          <w:rStyle w:val="dn"/>
+          <w:sz w:val="17"/>
+          <w:szCs w:val="17"/>
+          <w:shd w:val="clear" w:color="auto" w:fill="FFFFFF"/>
+        </w:rPr>
+        <w:t>dar</w:t>
+      </w:r>
+      <w:proofErr w:type="spellEnd"/>
+      <w:r>
+        <w:rPr>
+          <w:rStyle w:val="dn"/>
+          <w:sz w:val="17"/>
+          <w:szCs w:val="17"/>
+          <w:shd w:val="clear" w:color="auto" w:fill="FFFFFF"/>
+        </w:rPr>
+        <w:t xml:space="preserve"> </w:t>
+      </w:r>
+      <w:proofErr w:type="spellStart"/>
+      <w:r>
+        <w:rPr>
+          <w:rStyle w:val="dn"/>
+          <w:sz w:val="17"/>
+          <w:szCs w:val="17"/>
+          <w:shd w:val="clear" w:color="auto" w:fill="FFFFFF"/>
+        </w:rPr>
+        <w:t>Obdarovan</w:t>
+      </w:r>
+      <w:proofErr w:type="spellEnd"/>
+      <w:r>
+        <w:rPr>
+          <w:rStyle w:val="dn"/>
+          <w:sz w:val="17"/>
+          <w:szCs w:val="17"/>
+          <w:shd w:val="clear" w:color="auto" w:fill="FFFFFF"/>
+          <w:lang w:val="fr-FR"/>
+        </w:rPr>
+        <w:t>é</w:t>
+      </w:r>
+      <w:r>
+        <w:rPr>
+          <w:rStyle w:val="dn"/>
+          <w:sz w:val="17"/>
+          <w:szCs w:val="17"/>
+          <w:shd w:val="clear" w:color="auto" w:fill="FFFFFF"/>
+        </w:rPr>
+        <w:t xml:space="preserve">mu </w:t>
+      </w:r>
+      <w:proofErr w:type="spellStart"/>
+      <w:r>
+        <w:rPr>
+          <w:rStyle w:val="dn"/>
+          <w:sz w:val="17"/>
+          <w:szCs w:val="17"/>
+          <w:shd w:val="clear" w:color="auto" w:fill="FFFFFF"/>
+        </w:rPr>
+        <w:t>převodem</w:t>
+      </w:r>
+      <w:proofErr w:type="spellEnd"/>
+      <w:r>
+        <w:rPr>
+          <w:rStyle w:val="dn"/>
+          <w:sz w:val="17"/>
+          <w:szCs w:val="17"/>
+          <w:shd w:val="clear" w:color="auto" w:fill="FFFFFF"/>
+        </w:rPr>
+        <w:t xml:space="preserve"> </w:t>
+      </w:r>
+      <w:proofErr w:type="spellStart"/>
+      <w:r>
+        <w:rPr>
+          <w:rStyle w:val="dn"/>
+          <w:sz w:val="17"/>
+          <w:szCs w:val="17"/>
+          <w:shd w:val="clear" w:color="auto" w:fill="FFFFFF"/>
+        </w:rPr>
+        <w:t>na</w:t>
+      </w:r>
+      <w:proofErr w:type="spellEnd"/>
+      <w:r>
+        <w:rPr>
+          <w:rStyle w:val="dn"/>
+          <w:sz w:val="17"/>
+          <w:szCs w:val="17"/>
+          <w:shd w:val="clear" w:color="auto" w:fill="FFFFFF"/>
+        </w:rPr>
+        <w:t xml:space="preserve"> </w:t>
+      </w:r>
+      <w:proofErr w:type="spellStart"/>
+      <w:r>
+        <w:rPr>
+          <w:rStyle w:val="dn"/>
+          <w:sz w:val="17"/>
+          <w:szCs w:val="17"/>
+          <w:shd w:val="clear" w:color="auto" w:fill="FFFFFF"/>
+        </w:rPr>
+        <w:t>bankovní</w:t>
+      </w:r>
+      <w:proofErr w:type="spellEnd"/>
+      <w:r>
+        <w:rPr>
+          <w:rStyle w:val="dn"/>
+          <w:sz w:val="17"/>
+          <w:szCs w:val="17"/>
+          <w:shd w:val="clear" w:color="auto" w:fill="FFFFFF"/>
+        </w:rPr>
+        <w:t xml:space="preserve"> </w:t>
+      </w:r>
+      <w:proofErr w:type="spellStart"/>
+      <w:r>
+        <w:rPr>
+          <w:rStyle w:val="dn"/>
+          <w:sz w:val="17"/>
+          <w:szCs w:val="17"/>
+          <w:shd w:val="clear" w:color="auto" w:fill="FFFFFF"/>
+        </w:rPr>
+        <w:t>účet</w:t>
+      </w:r>
+      <w:proofErr w:type="spellEnd"/>
+      <w:r>
+        <w:rPr>
+          <w:rStyle w:val="dn"/>
+          <w:b/>
+          <w:bCs/>
+          <w:sz w:val="16"/>
+          <w:szCs w:val="16"/>
+          <w:shd w:val="clear" w:color="auto" w:fill="FFFFFF"/>
+        </w:rPr>
+        <w:t xml:space="preserve"> </w:t>
+      </w:r>
+      <w:proofErr w:type="spellStart"/>
+      <w:r>
+        <w:rPr>
+          <w:rStyle w:val="dn"/>
+          <w:sz w:val="17"/>
+          <w:szCs w:val="17"/>
+          <w:shd w:val="clear" w:color="auto" w:fill="FFFFFF"/>
+        </w:rPr>
+        <w:t>Obdarovan</w:t>
+      </w:r>
+      <w:proofErr w:type="spellEnd"/>
+      <w:r>
+        <w:rPr>
+          <w:rStyle w:val="dn"/>
+          <w:sz w:val="17"/>
+          <w:szCs w:val="17"/>
+          <w:shd w:val="clear" w:color="auto" w:fill="FFFFFF"/>
+          <w:lang w:val="fr-FR"/>
+        </w:rPr>
+        <w:t>é</w:t>
+      </w:r>
+      <w:r>
+        <w:rPr>
+          <w:rStyle w:val="dn"/>
+          <w:sz w:val="17"/>
+          <w:szCs w:val="17"/>
+          <w:shd w:val="clear" w:color="auto" w:fill="FFFFFF"/>
+          <w:lang w:val="it-IT"/>
+        </w:rPr>
+        <w:t xml:space="preserve">ho: </w:t>
+      </w:r>
+      <w:r>
+        <w:rPr>
+          <w:rStyle w:val="dn"/>
+          <w:color w:val="0D0D0D"/>
+          <w:sz w:val="16"/>
+          <w:szCs w:val="16"/>
+          <w:u w:color="0D0D0D"/>
+          <w:shd w:val="clear" w:color="auto" w:fill="FFFFFF"/>
+        </w:rPr>
+        <w:t>131-3696260217/</w:t>
+      </w:r>
+      <w:proofErr w:type="gramStart"/>
+      <w:r>
+        <w:rPr>
+          <w:rStyle w:val="dn"/>
+          <w:color w:val="0D0D0D"/>
+          <w:sz w:val="16"/>
+          <w:szCs w:val="16"/>
+          <w:u w:color="0D0D0D"/>
+          <w:shd w:val="clear" w:color="auto" w:fill="FFFFFF"/>
+        </w:rPr>
+        <w:t xml:space="preserve">0100 </w:t>
+      </w:r>
+      <w:r>
+        <w:rPr>
+          <w:rStyle w:val="dn"/>
+          <w:b/>
+          <w:bCs/>
+          <w:color w:val="222222"/>
+          <w:sz w:val="16"/>
+          <w:szCs w:val="16"/>
+          <w:u w:color="222222"/>
+          <w:shd w:val="clear" w:color="auto" w:fill="FFFFFF"/>
+        </w:rPr>
+        <w:t xml:space="preserve"> (</w:t>
+      </w:r>
+      <w:proofErr w:type="spellStart"/>
+      <w:proofErr w:type="gramEnd"/>
+      <w:r>
+        <w:rPr>
+          <w:rStyle w:val="dn"/>
+          <w:b/>
+          <w:bCs/>
+          <w:color w:val="222222"/>
+          <w:sz w:val="16"/>
+          <w:szCs w:val="16"/>
+          <w:u w:color="222222"/>
+          <w:shd w:val="clear" w:color="auto" w:fill="FFFFFF"/>
+        </w:rPr>
+        <w:t>zpráva</w:t>
+      </w:r>
+      <w:proofErr w:type="spellEnd"/>
+      <w:r>
+        <w:rPr>
+          <w:rStyle w:val="dn"/>
+          <w:b/>
+          <w:bCs/>
+          <w:color w:val="222222"/>
+          <w:sz w:val="16"/>
+          <w:szCs w:val="16"/>
+          <w:u w:color="222222"/>
+          <w:shd w:val="clear" w:color="auto" w:fill="FFFFFF"/>
+        </w:rPr>
+        <w:t xml:space="preserve"> pro </w:t>
+      </w:r>
+      <w:proofErr w:type="spellStart"/>
+      <w:r>
+        <w:rPr>
+          <w:rStyle w:val="dn"/>
+          <w:b/>
+          <w:bCs/>
+          <w:color w:val="222222"/>
+          <w:sz w:val="16"/>
+          <w:szCs w:val="16"/>
+          <w:u w:color="222222"/>
+          <w:shd w:val="clear" w:color="auto" w:fill="FFFFFF"/>
+        </w:rPr>
+        <w:t>příjemce</w:t>
+      </w:r>
+      <w:proofErr w:type="spellEnd"/>
+      <w:r>
+        <w:rPr>
+          <w:rStyle w:val="dn"/>
+          <w:b/>
+          <w:bCs/>
+          <w:color w:val="222222"/>
+          <w:sz w:val="16"/>
+          <w:szCs w:val="16"/>
+          <w:u w:color="222222"/>
+          <w:shd w:val="clear" w:color="auto" w:fill="FFFFFF"/>
+        </w:rPr>
+        <w:t>: Handicamp 2026)</w:t>
+      </w:r>
+      <w:r>
+        <w:rPr>
+          <w:rStyle w:val="dn"/>
+          <w:sz w:val="17"/>
+          <w:szCs w:val="17"/>
+          <w:shd w:val="clear" w:color="auto" w:fill="FFFFFF"/>
+        </w:rPr>
+        <w:t xml:space="preserve">, a to </w:t>
+      </w:r>
+      <w:proofErr w:type="spellStart"/>
+      <w:r>
+        <w:rPr>
+          <w:rStyle w:val="dn"/>
+          <w:sz w:val="17"/>
+          <w:szCs w:val="17"/>
+          <w:shd w:val="clear" w:color="auto" w:fill="FFFFFF"/>
+        </w:rPr>
+        <w:t>nejpozději</w:t>
+      </w:r>
+      <w:proofErr w:type="spellEnd"/>
+      <w:r>
+        <w:rPr>
+          <w:rStyle w:val="dn"/>
+          <w:sz w:val="17"/>
+          <w:szCs w:val="17"/>
+          <w:shd w:val="clear" w:color="auto" w:fill="FFFFFF"/>
+        </w:rPr>
+        <w:t xml:space="preserve"> do 15 </w:t>
+      </w:r>
+      <w:proofErr w:type="spellStart"/>
+      <w:r>
+        <w:rPr>
+          <w:rStyle w:val="dn"/>
+          <w:sz w:val="17"/>
+          <w:szCs w:val="17"/>
+          <w:shd w:val="clear" w:color="auto" w:fill="FFFFFF"/>
+        </w:rPr>
+        <w:t>dnů</w:t>
+      </w:r>
+      <w:proofErr w:type="spellEnd"/>
+      <w:r>
+        <w:rPr>
+          <w:rStyle w:val="dn"/>
+          <w:sz w:val="17"/>
+          <w:szCs w:val="17"/>
+          <w:shd w:val="clear" w:color="auto" w:fill="FFFFFF"/>
+        </w:rPr>
+        <w:t xml:space="preserve"> </w:t>
+      </w:r>
+      <w:proofErr w:type="spellStart"/>
+      <w:r>
+        <w:rPr>
+          <w:rStyle w:val="dn"/>
+          <w:sz w:val="17"/>
+          <w:szCs w:val="17"/>
+          <w:shd w:val="clear" w:color="auto" w:fill="FFFFFF"/>
+        </w:rPr>
+        <w:t>od</w:t>
+      </w:r>
+      <w:proofErr w:type="spellEnd"/>
+      <w:r>
+        <w:rPr>
+          <w:rStyle w:val="dn"/>
+          <w:sz w:val="17"/>
+          <w:szCs w:val="17"/>
+          <w:shd w:val="clear" w:color="auto" w:fill="FFFFFF"/>
+        </w:rPr>
+        <w:t xml:space="preserve"> </w:t>
+      </w:r>
+      <w:proofErr w:type="spellStart"/>
+      <w:r>
+        <w:rPr>
+          <w:rStyle w:val="dn"/>
+          <w:sz w:val="17"/>
+          <w:szCs w:val="17"/>
+          <w:shd w:val="clear" w:color="auto" w:fill="FFFFFF"/>
+        </w:rPr>
+        <w:t>podpisu</w:t>
+      </w:r>
+      <w:proofErr w:type="spellEnd"/>
+      <w:r>
+        <w:rPr>
+          <w:rStyle w:val="dn"/>
+          <w:sz w:val="17"/>
+          <w:szCs w:val="17"/>
+          <w:shd w:val="clear" w:color="auto" w:fill="FFFFFF"/>
+        </w:rPr>
+        <w:t xml:space="preserve"> t</w:t>
+      </w:r>
+      <w:r>
+        <w:rPr>
+          <w:rStyle w:val="dn"/>
+          <w:sz w:val="17"/>
+          <w:szCs w:val="17"/>
+          <w:shd w:val="clear" w:color="auto" w:fill="FFFFFF"/>
+          <w:lang w:val="fr-FR"/>
+        </w:rPr>
+        <w:t>é</w:t>
+      </w:r>
+      <w:r>
+        <w:rPr>
+          <w:rStyle w:val="dn"/>
+          <w:sz w:val="17"/>
+          <w:szCs w:val="17"/>
+          <w:shd w:val="clear" w:color="auto" w:fill="FFFFFF"/>
+        </w:rPr>
+        <w:t xml:space="preserve">to </w:t>
+      </w:r>
+      <w:proofErr w:type="spellStart"/>
+      <w:r>
+        <w:rPr>
+          <w:rStyle w:val="dn"/>
+          <w:sz w:val="17"/>
+          <w:szCs w:val="17"/>
+          <w:shd w:val="clear" w:color="auto" w:fill="FFFFFF"/>
+        </w:rPr>
+        <w:t>smlouvy</w:t>
+      </w:r>
+      <w:proofErr w:type="spellEnd"/>
+      <w:r>
+        <w:rPr>
+          <w:rStyle w:val="dn"/>
+          <w:sz w:val="17"/>
+          <w:szCs w:val="17"/>
+          <w:shd w:val="clear" w:color="auto" w:fill="FFFFFF"/>
+        </w:rPr>
+        <w:t>.</w:t>
+      </w:r>
+      <w:r>
+        <w:rPr>
+          <w:rStyle w:val="dn"/>
+          <w:sz w:val="17"/>
+          <w:szCs w:val="17"/>
+          <w:shd w:val="clear" w:color="auto" w:fill="FFFFFF"/>
+        </w:rPr>
+        <w:br/>
+      </w:r>
+      <w:r>
+        <w:rPr>
+          <w:rStyle w:val="dn"/>
+          <w:sz w:val="17"/>
+          <w:szCs w:val="17"/>
+          <w:shd w:val="clear" w:color="auto" w:fill="FFFFFF"/>
+        </w:rPr>
+        <w:br/>
+        <w:t xml:space="preserve"> </w:t>
+      </w:r>
+      <w:r>
+        <w:rPr>
+          <w:rStyle w:val="dn"/>
+          <w:b/>
+          <w:bCs/>
+          <w:sz w:val="17"/>
+          <w:szCs w:val="17"/>
+          <w:shd w:val="clear" w:color="auto" w:fill="FFFFFF"/>
+        </w:rPr>
+        <w:t xml:space="preserve">4. </w:t>
+      </w:r>
+      <w:proofErr w:type="spellStart"/>
+      <w:r>
+        <w:rPr>
+          <w:rStyle w:val="dn"/>
+          <w:b/>
+          <w:bCs/>
+          <w:sz w:val="17"/>
+          <w:szCs w:val="17"/>
+          <w:shd w:val="clear" w:color="auto" w:fill="FFFFFF"/>
+        </w:rPr>
+        <w:t>Úč</w:t>
+      </w:r>
+      <w:r>
+        <w:rPr>
+          <w:rStyle w:val="dn"/>
+          <w:b/>
+          <w:bCs/>
+          <w:sz w:val="17"/>
+          <w:szCs w:val="17"/>
+          <w:shd w:val="clear" w:color="auto" w:fill="FFFFFF"/>
+          <w:lang w:val="de-DE"/>
+        </w:rPr>
+        <w:t>el</w:t>
+      </w:r>
+      <w:proofErr w:type="spellEnd"/>
+      <w:r>
+        <w:rPr>
+          <w:rStyle w:val="dn"/>
+          <w:b/>
+          <w:bCs/>
+          <w:sz w:val="17"/>
+          <w:szCs w:val="17"/>
+          <w:shd w:val="clear" w:color="auto" w:fill="FFFFFF"/>
+          <w:lang w:val="de-DE"/>
+        </w:rPr>
+        <w:t xml:space="preserve"> </w:t>
+      </w:r>
+      <w:proofErr w:type="spellStart"/>
+      <w:r>
+        <w:rPr>
+          <w:rStyle w:val="dn"/>
+          <w:b/>
+          <w:bCs/>
+          <w:sz w:val="17"/>
+          <w:szCs w:val="17"/>
+          <w:shd w:val="clear" w:color="auto" w:fill="FFFFFF"/>
+          <w:lang w:val="de-DE"/>
+        </w:rPr>
+        <w:t>daru</w:t>
+      </w:r>
+      <w:proofErr w:type="spellEnd"/>
+      <w:r>
+        <w:rPr>
+          <w:rStyle w:val="dn"/>
+          <w:b/>
+          <w:bCs/>
+          <w:sz w:val="17"/>
+          <w:szCs w:val="17"/>
+          <w:shd w:val="clear" w:color="auto" w:fill="FFFFFF"/>
+        </w:rPr>
+        <w:br/>
+      </w:r>
+      <w:r>
+        <w:rPr>
+          <w:rStyle w:val="dn"/>
+          <w:b/>
+          <w:bCs/>
+          <w:sz w:val="17"/>
+          <w:szCs w:val="17"/>
+          <w:shd w:val="clear" w:color="auto" w:fill="FFFFFF"/>
+        </w:rPr>
+        <w:br/>
+      </w:r>
+      <w:r>
+        <w:rPr>
+          <w:rStyle w:val="dn"/>
+          <w:sz w:val="17"/>
+          <w:szCs w:val="17"/>
+          <w:shd w:val="clear" w:color="auto" w:fill="FFFFFF"/>
+        </w:rPr>
+        <w:t xml:space="preserve"> </w:t>
+      </w:r>
+      <w:proofErr w:type="spellStart"/>
+      <w:r>
+        <w:rPr>
+          <w:rStyle w:val="dn"/>
+          <w:sz w:val="17"/>
+          <w:szCs w:val="17"/>
+          <w:shd w:val="clear" w:color="auto" w:fill="FFFFFF"/>
+        </w:rPr>
+        <w:t>Obdarovaný</w:t>
+      </w:r>
+      <w:proofErr w:type="spellEnd"/>
+      <w:r>
+        <w:rPr>
+          <w:rStyle w:val="dn"/>
+          <w:sz w:val="17"/>
+          <w:szCs w:val="17"/>
+          <w:shd w:val="clear" w:color="auto" w:fill="FFFFFF"/>
+        </w:rPr>
+        <w:t xml:space="preserve"> se </w:t>
+      </w:r>
+      <w:proofErr w:type="spellStart"/>
+      <w:r>
+        <w:rPr>
+          <w:rStyle w:val="dn"/>
+          <w:sz w:val="17"/>
+          <w:szCs w:val="17"/>
+          <w:shd w:val="clear" w:color="auto" w:fill="FFFFFF"/>
+        </w:rPr>
+        <w:t>zavazuje</w:t>
+      </w:r>
+      <w:proofErr w:type="spellEnd"/>
+      <w:r>
+        <w:rPr>
+          <w:rStyle w:val="dn"/>
+          <w:sz w:val="17"/>
+          <w:szCs w:val="17"/>
+          <w:shd w:val="clear" w:color="auto" w:fill="FFFFFF"/>
+        </w:rPr>
+        <w:t xml:space="preserve"> </w:t>
+      </w:r>
+      <w:proofErr w:type="spellStart"/>
+      <w:r>
+        <w:rPr>
+          <w:rStyle w:val="dn"/>
+          <w:sz w:val="17"/>
+          <w:szCs w:val="17"/>
+          <w:shd w:val="clear" w:color="auto" w:fill="FFFFFF"/>
+        </w:rPr>
+        <w:t>použít</w:t>
+      </w:r>
+      <w:proofErr w:type="spellEnd"/>
+      <w:r>
+        <w:rPr>
+          <w:rStyle w:val="dn"/>
+          <w:sz w:val="17"/>
+          <w:szCs w:val="17"/>
+          <w:shd w:val="clear" w:color="auto" w:fill="FFFFFF"/>
+        </w:rPr>
+        <w:t xml:space="preserve"> </w:t>
+      </w:r>
+      <w:proofErr w:type="spellStart"/>
+      <w:r>
+        <w:rPr>
+          <w:rStyle w:val="dn"/>
+          <w:sz w:val="17"/>
+          <w:szCs w:val="17"/>
+          <w:shd w:val="clear" w:color="auto" w:fill="FFFFFF"/>
+        </w:rPr>
+        <w:t>dar</w:t>
+      </w:r>
+      <w:proofErr w:type="spellEnd"/>
+      <w:r>
+        <w:rPr>
+          <w:rStyle w:val="dn"/>
+          <w:sz w:val="17"/>
+          <w:szCs w:val="17"/>
+          <w:shd w:val="clear" w:color="auto" w:fill="FFFFFF"/>
+        </w:rPr>
+        <w:t xml:space="preserve"> </w:t>
+      </w:r>
+      <w:proofErr w:type="spellStart"/>
+      <w:r>
+        <w:rPr>
+          <w:rStyle w:val="dn"/>
+          <w:sz w:val="17"/>
+          <w:szCs w:val="17"/>
+          <w:shd w:val="clear" w:color="auto" w:fill="FFFFFF"/>
+        </w:rPr>
+        <w:t>výhradně</w:t>
+      </w:r>
+      <w:proofErr w:type="spellEnd"/>
+      <w:r>
+        <w:rPr>
+          <w:rStyle w:val="dn"/>
+          <w:sz w:val="17"/>
+          <w:szCs w:val="17"/>
+          <w:shd w:val="clear" w:color="auto" w:fill="FFFFFF"/>
+        </w:rPr>
+        <w:t xml:space="preserve"> </w:t>
+      </w:r>
+      <w:proofErr w:type="spellStart"/>
+      <w:r>
+        <w:rPr>
+          <w:rStyle w:val="dn"/>
+          <w:sz w:val="17"/>
+          <w:szCs w:val="17"/>
+          <w:shd w:val="clear" w:color="auto" w:fill="FFFFFF"/>
+        </w:rPr>
+        <w:t>na</w:t>
+      </w:r>
+      <w:proofErr w:type="spellEnd"/>
+      <w:r>
+        <w:rPr>
+          <w:rStyle w:val="dn"/>
+          <w:sz w:val="17"/>
+          <w:szCs w:val="17"/>
+          <w:shd w:val="clear" w:color="auto" w:fill="FFFFFF"/>
+        </w:rPr>
+        <w:t xml:space="preserve"> </w:t>
+      </w:r>
+      <w:proofErr w:type="spellStart"/>
+      <w:r>
+        <w:rPr>
+          <w:rStyle w:val="dn"/>
+          <w:sz w:val="17"/>
+          <w:szCs w:val="17"/>
+          <w:shd w:val="clear" w:color="auto" w:fill="FFFFFF"/>
+        </w:rPr>
+        <w:t>financování</w:t>
+      </w:r>
+      <w:proofErr w:type="spellEnd"/>
+      <w:r>
+        <w:rPr>
+          <w:rStyle w:val="dn"/>
+          <w:sz w:val="17"/>
+          <w:szCs w:val="17"/>
+          <w:shd w:val="clear" w:color="auto" w:fill="FFFFFF"/>
+        </w:rPr>
+        <w:t xml:space="preserve"> </w:t>
+      </w:r>
+      <w:proofErr w:type="spellStart"/>
+      <w:r>
+        <w:rPr>
+          <w:rStyle w:val="dn"/>
+          <w:sz w:val="17"/>
+          <w:szCs w:val="17"/>
+          <w:shd w:val="clear" w:color="auto" w:fill="FFFFFF"/>
+        </w:rPr>
+        <w:t>nákladů</w:t>
+      </w:r>
+      <w:proofErr w:type="spellEnd"/>
+      <w:r>
+        <w:rPr>
+          <w:rStyle w:val="dn"/>
+          <w:sz w:val="17"/>
+          <w:szCs w:val="17"/>
+          <w:shd w:val="clear" w:color="auto" w:fill="FFFFFF"/>
+        </w:rPr>
+        <w:t xml:space="preserve"> </w:t>
+      </w:r>
+      <w:proofErr w:type="spellStart"/>
+      <w:r>
+        <w:rPr>
+          <w:rStyle w:val="dn"/>
+          <w:sz w:val="17"/>
+          <w:szCs w:val="17"/>
+          <w:shd w:val="clear" w:color="auto" w:fill="FFFFFF"/>
+        </w:rPr>
+        <w:t>spojených</w:t>
+      </w:r>
+      <w:proofErr w:type="spellEnd"/>
+      <w:r>
+        <w:rPr>
+          <w:rStyle w:val="dn"/>
+          <w:sz w:val="17"/>
+          <w:szCs w:val="17"/>
+          <w:shd w:val="clear" w:color="auto" w:fill="FFFFFF"/>
+        </w:rPr>
+        <w:t xml:space="preserve"> s </w:t>
+      </w:r>
+      <w:proofErr w:type="spellStart"/>
+      <w:r>
+        <w:rPr>
+          <w:rStyle w:val="dn"/>
+          <w:sz w:val="17"/>
+          <w:szCs w:val="17"/>
+          <w:shd w:val="clear" w:color="auto" w:fill="FFFFFF"/>
+        </w:rPr>
+        <w:t>organizací</w:t>
+      </w:r>
+      <w:proofErr w:type="spellEnd"/>
+      <w:r>
+        <w:rPr>
+          <w:rStyle w:val="dn"/>
+          <w:sz w:val="17"/>
+          <w:szCs w:val="17"/>
+          <w:shd w:val="clear" w:color="auto" w:fill="FFFFFF"/>
+        </w:rPr>
+        <w:t xml:space="preserve"> </w:t>
+      </w:r>
+      <w:proofErr w:type="spellStart"/>
+      <w:r>
+        <w:rPr>
+          <w:rStyle w:val="dn"/>
+          <w:sz w:val="17"/>
+          <w:szCs w:val="17"/>
+          <w:shd w:val="clear" w:color="auto" w:fill="FFFFFF"/>
+          <w:lang w:val="pt-PT"/>
+        </w:rPr>
+        <w:t>Handicampu</w:t>
+      </w:r>
+      <w:proofErr w:type="spellEnd"/>
+      <w:r>
+        <w:rPr>
+          <w:rStyle w:val="dn"/>
+          <w:sz w:val="17"/>
+          <w:szCs w:val="17"/>
+          <w:shd w:val="clear" w:color="auto" w:fill="FFFFFF"/>
+          <w:lang w:val="pt-PT"/>
+        </w:rPr>
+        <w:t xml:space="preserve"> 2026.</w:t>
+      </w:r>
+      <w:r>
+        <w:rPr>
+          <w:rStyle w:val="dn"/>
+          <w:sz w:val="17"/>
+          <w:szCs w:val="17"/>
+          <w:shd w:val="clear" w:color="auto" w:fill="FFFFFF"/>
+        </w:rPr>
+        <w:br/>
+      </w:r>
+      <w:r>
+        <w:rPr>
+          <w:rStyle w:val="dn"/>
+          <w:sz w:val="17"/>
+          <w:szCs w:val="17"/>
+          <w:shd w:val="clear" w:color="auto" w:fill="FFFFFF"/>
+        </w:rPr>
+        <w:br/>
+        <w:t xml:space="preserve"> </w:t>
+      </w:r>
+      <w:r>
+        <w:rPr>
+          <w:rStyle w:val="dn"/>
+          <w:b/>
+          <w:bCs/>
+          <w:sz w:val="17"/>
+          <w:szCs w:val="17"/>
+          <w:shd w:val="clear" w:color="auto" w:fill="FFFFFF"/>
+        </w:rPr>
+        <w:t xml:space="preserve">5. </w:t>
+      </w:r>
+      <w:proofErr w:type="spellStart"/>
+      <w:r>
+        <w:rPr>
+          <w:rStyle w:val="dn"/>
+          <w:b/>
+          <w:bCs/>
+          <w:sz w:val="17"/>
+          <w:szCs w:val="17"/>
+          <w:shd w:val="clear" w:color="auto" w:fill="FFFFFF"/>
+        </w:rPr>
+        <w:t>Závěrečná</w:t>
+      </w:r>
+      <w:proofErr w:type="spellEnd"/>
+      <w:r>
+        <w:rPr>
+          <w:rStyle w:val="dn"/>
+          <w:b/>
+          <w:bCs/>
+          <w:sz w:val="17"/>
+          <w:szCs w:val="17"/>
+          <w:shd w:val="clear" w:color="auto" w:fill="FFFFFF"/>
+        </w:rPr>
+        <w:t xml:space="preserve"> </w:t>
+      </w:r>
+      <w:proofErr w:type="spellStart"/>
+      <w:r>
+        <w:rPr>
+          <w:rStyle w:val="dn"/>
+          <w:b/>
+          <w:bCs/>
+          <w:sz w:val="17"/>
+          <w:szCs w:val="17"/>
+          <w:shd w:val="clear" w:color="auto" w:fill="FFFFFF"/>
+        </w:rPr>
+        <w:t>ustanovení</w:t>
+      </w:r>
+      <w:proofErr w:type="spellEnd"/>
+      <w:r>
+        <w:rPr>
+          <w:rStyle w:val="dn"/>
+          <w:b/>
+          <w:bCs/>
+          <w:sz w:val="17"/>
+          <w:szCs w:val="17"/>
+          <w:shd w:val="clear" w:color="auto" w:fill="FFFFFF"/>
+        </w:rPr>
+        <w:br/>
+      </w:r>
+      <w:r>
+        <w:rPr>
+          <w:rStyle w:val="dn"/>
+          <w:b/>
+          <w:bCs/>
+          <w:sz w:val="17"/>
+          <w:szCs w:val="17"/>
+          <w:shd w:val="clear" w:color="auto" w:fill="FFFFFF"/>
+        </w:rPr>
+        <w:br/>
+      </w:r>
+      <w:r>
+        <w:rPr>
+          <w:rStyle w:val="dn"/>
+          <w:sz w:val="17"/>
+          <w:szCs w:val="17"/>
+          <w:shd w:val="clear" w:color="auto" w:fill="FFFFFF"/>
+        </w:rPr>
+        <w:t xml:space="preserve"> 1. Tato </w:t>
+      </w:r>
+      <w:proofErr w:type="spellStart"/>
+      <w:r>
+        <w:rPr>
+          <w:rStyle w:val="dn"/>
+          <w:sz w:val="17"/>
+          <w:szCs w:val="17"/>
+          <w:shd w:val="clear" w:color="auto" w:fill="FFFFFF"/>
+        </w:rPr>
+        <w:t>smlouva</w:t>
+      </w:r>
+      <w:proofErr w:type="spellEnd"/>
+      <w:r>
+        <w:rPr>
+          <w:rStyle w:val="dn"/>
+          <w:sz w:val="17"/>
+          <w:szCs w:val="17"/>
+          <w:shd w:val="clear" w:color="auto" w:fill="FFFFFF"/>
+        </w:rPr>
+        <w:t xml:space="preserve"> </w:t>
+      </w:r>
+      <w:proofErr w:type="spellStart"/>
+      <w:r>
+        <w:rPr>
+          <w:rStyle w:val="dn"/>
+          <w:sz w:val="17"/>
+          <w:szCs w:val="17"/>
+          <w:shd w:val="clear" w:color="auto" w:fill="FFFFFF"/>
+        </w:rPr>
+        <w:t>nabývá</w:t>
+      </w:r>
+      <w:proofErr w:type="spellEnd"/>
+      <w:r>
+        <w:rPr>
+          <w:rStyle w:val="dn"/>
+          <w:sz w:val="17"/>
+          <w:szCs w:val="17"/>
+          <w:shd w:val="clear" w:color="auto" w:fill="FFFFFF"/>
+        </w:rPr>
+        <w:t xml:space="preserve"> </w:t>
+      </w:r>
+      <w:proofErr w:type="spellStart"/>
+      <w:r>
+        <w:rPr>
+          <w:rStyle w:val="dn"/>
+          <w:sz w:val="17"/>
+          <w:szCs w:val="17"/>
+          <w:shd w:val="clear" w:color="auto" w:fill="FFFFFF"/>
+        </w:rPr>
+        <w:t>platnosti</w:t>
+      </w:r>
+      <w:proofErr w:type="spellEnd"/>
+      <w:r>
+        <w:rPr>
+          <w:rStyle w:val="dn"/>
+          <w:sz w:val="17"/>
+          <w:szCs w:val="17"/>
+          <w:shd w:val="clear" w:color="auto" w:fill="FFFFFF"/>
+        </w:rPr>
+        <w:t xml:space="preserve"> a </w:t>
+      </w:r>
+      <w:proofErr w:type="spellStart"/>
+      <w:r>
+        <w:rPr>
+          <w:rStyle w:val="dn"/>
+          <w:sz w:val="17"/>
+          <w:szCs w:val="17"/>
+          <w:shd w:val="clear" w:color="auto" w:fill="FFFFFF"/>
+        </w:rPr>
+        <w:t>účinnosti</w:t>
+      </w:r>
+      <w:proofErr w:type="spellEnd"/>
+      <w:r>
+        <w:rPr>
+          <w:rStyle w:val="dn"/>
+          <w:sz w:val="17"/>
+          <w:szCs w:val="17"/>
+          <w:shd w:val="clear" w:color="auto" w:fill="FFFFFF"/>
+        </w:rPr>
+        <w:t xml:space="preserve"> </w:t>
+      </w:r>
+      <w:proofErr w:type="spellStart"/>
+      <w:r>
+        <w:rPr>
+          <w:rStyle w:val="dn"/>
+          <w:sz w:val="17"/>
+          <w:szCs w:val="17"/>
+          <w:shd w:val="clear" w:color="auto" w:fill="FFFFFF"/>
+        </w:rPr>
+        <w:t>dnem</w:t>
+      </w:r>
+      <w:proofErr w:type="spellEnd"/>
+      <w:r>
+        <w:rPr>
+          <w:rStyle w:val="dn"/>
+          <w:sz w:val="17"/>
+          <w:szCs w:val="17"/>
+          <w:shd w:val="clear" w:color="auto" w:fill="FFFFFF"/>
+        </w:rPr>
+        <w:t xml:space="preserve"> </w:t>
+      </w:r>
+      <w:proofErr w:type="spellStart"/>
+      <w:r>
+        <w:rPr>
+          <w:rStyle w:val="dn"/>
+          <w:sz w:val="17"/>
+          <w:szCs w:val="17"/>
+          <w:shd w:val="clear" w:color="auto" w:fill="FFFFFF"/>
+        </w:rPr>
+        <w:t>podpisu</w:t>
+      </w:r>
+      <w:proofErr w:type="spellEnd"/>
+      <w:r>
+        <w:rPr>
+          <w:rStyle w:val="dn"/>
+          <w:sz w:val="17"/>
+          <w:szCs w:val="17"/>
+          <w:shd w:val="clear" w:color="auto" w:fill="FFFFFF"/>
+        </w:rPr>
+        <w:t xml:space="preserve"> </w:t>
+      </w:r>
+      <w:proofErr w:type="spellStart"/>
+      <w:r>
+        <w:rPr>
+          <w:rStyle w:val="dn"/>
+          <w:sz w:val="17"/>
+          <w:szCs w:val="17"/>
+          <w:shd w:val="clear" w:color="auto" w:fill="FFFFFF"/>
+        </w:rPr>
+        <w:t>oběma</w:t>
+      </w:r>
+      <w:proofErr w:type="spellEnd"/>
+      <w:r>
+        <w:rPr>
+          <w:rStyle w:val="dn"/>
+          <w:sz w:val="17"/>
+          <w:szCs w:val="17"/>
+          <w:shd w:val="clear" w:color="auto" w:fill="FFFFFF"/>
+        </w:rPr>
+        <w:t xml:space="preserve"> </w:t>
+      </w:r>
+      <w:proofErr w:type="spellStart"/>
+      <w:r>
+        <w:rPr>
+          <w:rStyle w:val="dn"/>
+          <w:sz w:val="17"/>
+          <w:szCs w:val="17"/>
+          <w:shd w:val="clear" w:color="auto" w:fill="FFFFFF"/>
+        </w:rPr>
+        <w:t>smluvními</w:t>
+      </w:r>
+      <w:proofErr w:type="spellEnd"/>
+      <w:r>
+        <w:rPr>
+          <w:rStyle w:val="dn"/>
+          <w:sz w:val="17"/>
+          <w:szCs w:val="17"/>
+          <w:shd w:val="clear" w:color="auto" w:fill="FFFFFF"/>
+        </w:rPr>
+        <w:t xml:space="preserve"> </w:t>
+      </w:r>
+      <w:proofErr w:type="spellStart"/>
+      <w:r>
+        <w:rPr>
+          <w:rStyle w:val="dn"/>
+          <w:sz w:val="17"/>
+          <w:szCs w:val="17"/>
+          <w:shd w:val="clear" w:color="auto" w:fill="FFFFFF"/>
+        </w:rPr>
+        <w:t>stranami</w:t>
+      </w:r>
+      <w:proofErr w:type="spellEnd"/>
+      <w:r>
+        <w:rPr>
+          <w:rStyle w:val="dn"/>
+          <w:sz w:val="17"/>
+          <w:szCs w:val="17"/>
+          <w:shd w:val="clear" w:color="auto" w:fill="FFFFFF"/>
+        </w:rPr>
+        <w:t>.</w:t>
+      </w:r>
+      <w:r>
+        <w:rPr>
+          <w:rStyle w:val="dn"/>
+          <w:sz w:val="17"/>
+          <w:szCs w:val="17"/>
+          <w:shd w:val="clear" w:color="auto" w:fill="FFFFFF"/>
+        </w:rPr>
+        <w:br/>
+        <w:t xml:space="preserve"> 2. </w:t>
+      </w:r>
+      <w:proofErr w:type="spellStart"/>
+      <w:r>
+        <w:rPr>
+          <w:rStyle w:val="dn"/>
+          <w:sz w:val="17"/>
+          <w:szCs w:val="17"/>
+          <w:shd w:val="clear" w:color="auto" w:fill="FFFFFF"/>
+        </w:rPr>
+        <w:t>Obdarovaný</w:t>
+      </w:r>
+      <w:proofErr w:type="spellEnd"/>
+      <w:r>
+        <w:rPr>
+          <w:rStyle w:val="dn"/>
+          <w:sz w:val="17"/>
+          <w:szCs w:val="17"/>
+          <w:shd w:val="clear" w:color="auto" w:fill="FFFFFF"/>
+        </w:rPr>
+        <w:t xml:space="preserve"> se </w:t>
+      </w:r>
+      <w:proofErr w:type="spellStart"/>
+      <w:r>
+        <w:rPr>
+          <w:rStyle w:val="dn"/>
+          <w:sz w:val="17"/>
+          <w:szCs w:val="17"/>
+          <w:shd w:val="clear" w:color="auto" w:fill="FFFFFF"/>
+        </w:rPr>
+        <w:t>zavazuje</w:t>
+      </w:r>
+      <w:proofErr w:type="spellEnd"/>
+      <w:r>
+        <w:rPr>
+          <w:rStyle w:val="dn"/>
+          <w:sz w:val="17"/>
+          <w:szCs w:val="17"/>
+          <w:shd w:val="clear" w:color="auto" w:fill="FFFFFF"/>
+        </w:rPr>
+        <w:t xml:space="preserve"> </w:t>
+      </w:r>
+      <w:proofErr w:type="spellStart"/>
+      <w:r>
+        <w:rPr>
+          <w:rStyle w:val="dn"/>
+          <w:sz w:val="17"/>
+          <w:szCs w:val="17"/>
+          <w:shd w:val="clear" w:color="auto" w:fill="FFFFFF"/>
+        </w:rPr>
+        <w:t>dolož</w:t>
+      </w:r>
+      <w:r>
+        <w:rPr>
+          <w:rStyle w:val="dn"/>
+          <w:sz w:val="17"/>
+          <w:szCs w:val="17"/>
+          <w:shd w:val="clear" w:color="auto" w:fill="FFFFFF"/>
+          <w:lang w:val="de-DE"/>
+        </w:rPr>
+        <w:t>it</w:t>
+      </w:r>
+      <w:proofErr w:type="spellEnd"/>
+      <w:r>
+        <w:rPr>
+          <w:rStyle w:val="dn"/>
+          <w:sz w:val="17"/>
+          <w:szCs w:val="17"/>
+          <w:shd w:val="clear" w:color="auto" w:fill="FFFFFF"/>
+          <w:lang w:val="de-DE"/>
+        </w:rPr>
+        <w:t xml:space="preserve"> D</w:t>
+      </w:r>
+      <w:proofErr w:type="spellStart"/>
+      <w:r>
+        <w:rPr>
+          <w:rStyle w:val="dn"/>
+          <w:sz w:val="17"/>
+          <w:szCs w:val="17"/>
+          <w:shd w:val="clear" w:color="auto" w:fill="FFFFFF"/>
+        </w:rPr>
+        <w:t>árci</w:t>
+      </w:r>
+      <w:proofErr w:type="spellEnd"/>
+      <w:r>
+        <w:rPr>
+          <w:rStyle w:val="dn"/>
+          <w:sz w:val="17"/>
+          <w:szCs w:val="17"/>
+          <w:shd w:val="clear" w:color="auto" w:fill="FFFFFF"/>
+        </w:rPr>
+        <w:t xml:space="preserve"> </w:t>
+      </w:r>
+      <w:proofErr w:type="spellStart"/>
+      <w:r>
+        <w:rPr>
+          <w:rStyle w:val="dn"/>
+          <w:sz w:val="17"/>
+          <w:szCs w:val="17"/>
+          <w:shd w:val="clear" w:color="auto" w:fill="FFFFFF"/>
+        </w:rPr>
+        <w:t>zprávu</w:t>
+      </w:r>
+      <w:proofErr w:type="spellEnd"/>
+      <w:r>
+        <w:rPr>
+          <w:rStyle w:val="dn"/>
+          <w:sz w:val="17"/>
+          <w:szCs w:val="17"/>
+          <w:shd w:val="clear" w:color="auto" w:fill="FFFFFF"/>
+        </w:rPr>
+        <w:t xml:space="preserve"> o </w:t>
+      </w:r>
+      <w:proofErr w:type="spellStart"/>
+      <w:r>
+        <w:rPr>
+          <w:rStyle w:val="dn"/>
+          <w:sz w:val="17"/>
+          <w:szCs w:val="17"/>
+          <w:shd w:val="clear" w:color="auto" w:fill="FFFFFF"/>
+        </w:rPr>
+        <w:t>využití</w:t>
+      </w:r>
+      <w:proofErr w:type="spellEnd"/>
+      <w:r>
+        <w:rPr>
+          <w:rStyle w:val="dn"/>
+          <w:sz w:val="17"/>
+          <w:szCs w:val="17"/>
+          <w:shd w:val="clear" w:color="auto" w:fill="FFFFFF"/>
+        </w:rPr>
+        <w:t xml:space="preserve"> </w:t>
+      </w:r>
+      <w:proofErr w:type="spellStart"/>
+      <w:r>
+        <w:rPr>
+          <w:rStyle w:val="dn"/>
+          <w:sz w:val="17"/>
+          <w:szCs w:val="17"/>
+          <w:shd w:val="clear" w:color="auto" w:fill="FFFFFF"/>
+        </w:rPr>
+        <w:t>daru</w:t>
+      </w:r>
+      <w:proofErr w:type="spellEnd"/>
+      <w:r>
+        <w:rPr>
+          <w:rStyle w:val="dn"/>
+          <w:sz w:val="17"/>
+          <w:szCs w:val="17"/>
+          <w:shd w:val="clear" w:color="auto" w:fill="FFFFFF"/>
+        </w:rPr>
+        <w:t xml:space="preserve"> do 30 </w:t>
+      </w:r>
+      <w:proofErr w:type="spellStart"/>
+      <w:r>
+        <w:rPr>
+          <w:rStyle w:val="dn"/>
+          <w:sz w:val="17"/>
+          <w:szCs w:val="17"/>
+          <w:shd w:val="clear" w:color="auto" w:fill="FFFFFF"/>
+        </w:rPr>
+        <w:t>dnů</w:t>
+      </w:r>
+      <w:proofErr w:type="spellEnd"/>
+      <w:r>
+        <w:rPr>
+          <w:rStyle w:val="dn"/>
+          <w:sz w:val="17"/>
+          <w:szCs w:val="17"/>
+          <w:shd w:val="clear" w:color="auto" w:fill="FFFFFF"/>
+        </w:rPr>
+        <w:t xml:space="preserve"> od </w:t>
+      </w:r>
+      <w:proofErr w:type="spellStart"/>
+      <w:r>
+        <w:rPr>
+          <w:rStyle w:val="dn"/>
+          <w:sz w:val="17"/>
+          <w:szCs w:val="17"/>
+          <w:shd w:val="clear" w:color="auto" w:fill="FFFFFF"/>
+        </w:rPr>
+        <w:t>ukončení</w:t>
+      </w:r>
+      <w:proofErr w:type="spellEnd"/>
+      <w:r>
+        <w:rPr>
+          <w:rStyle w:val="dn"/>
+          <w:sz w:val="17"/>
+          <w:szCs w:val="17"/>
+          <w:shd w:val="clear" w:color="auto" w:fill="FFFFFF"/>
+        </w:rPr>
+        <w:t xml:space="preserve"> </w:t>
+      </w:r>
+      <w:proofErr w:type="spellStart"/>
+      <w:r>
+        <w:rPr>
+          <w:rStyle w:val="dn"/>
+          <w:sz w:val="17"/>
+          <w:szCs w:val="17"/>
+          <w:shd w:val="clear" w:color="auto" w:fill="FFFFFF"/>
+          <w:lang w:val="pt-PT"/>
+        </w:rPr>
+        <w:t>Handicampu</w:t>
+      </w:r>
+      <w:proofErr w:type="spellEnd"/>
+      <w:r>
+        <w:rPr>
+          <w:rStyle w:val="dn"/>
+          <w:sz w:val="17"/>
+          <w:szCs w:val="17"/>
+          <w:shd w:val="clear" w:color="auto" w:fill="FFFFFF"/>
+          <w:lang w:val="pt-PT"/>
+        </w:rPr>
+        <w:t xml:space="preserve"> 2026.</w:t>
+      </w:r>
+      <w:r>
+        <w:rPr>
+          <w:rStyle w:val="dn"/>
+          <w:sz w:val="17"/>
+          <w:szCs w:val="17"/>
+          <w:shd w:val="clear" w:color="auto" w:fill="FFFFFF"/>
+        </w:rPr>
+        <w:br/>
+        <w:t xml:space="preserve"> 3. Tato </w:t>
+      </w:r>
+      <w:proofErr w:type="spellStart"/>
+      <w:r>
+        <w:rPr>
+          <w:rStyle w:val="dn"/>
+          <w:sz w:val="17"/>
+          <w:szCs w:val="17"/>
+          <w:shd w:val="clear" w:color="auto" w:fill="FFFFFF"/>
+        </w:rPr>
+        <w:t>smlouva</w:t>
+      </w:r>
+      <w:proofErr w:type="spellEnd"/>
+      <w:r>
+        <w:rPr>
+          <w:rStyle w:val="dn"/>
+          <w:sz w:val="17"/>
+          <w:szCs w:val="17"/>
+          <w:shd w:val="clear" w:color="auto" w:fill="FFFFFF"/>
+        </w:rPr>
+        <w:t xml:space="preserve"> je </w:t>
+      </w:r>
+      <w:proofErr w:type="spellStart"/>
+      <w:r>
+        <w:rPr>
+          <w:rStyle w:val="dn"/>
+          <w:sz w:val="17"/>
+          <w:szCs w:val="17"/>
+          <w:shd w:val="clear" w:color="auto" w:fill="FFFFFF"/>
+        </w:rPr>
+        <w:t>sepsána</w:t>
+      </w:r>
+      <w:proofErr w:type="spellEnd"/>
+      <w:r>
+        <w:rPr>
+          <w:rStyle w:val="dn"/>
+          <w:sz w:val="17"/>
+          <w:szCs w:val="17"/>
+          <w:shd w:val="clear" w:color="auto" w:fill="FFFFFF"/>
+        </w:rPr>
+        <w:t xml:space="preserve"> </w:t>
+      </w:r>
+      <w:proofErr w:type="spellStart"/>
+      <w:r>
+        <w:rPr>
+          <w:rStyle w:val="dn"/>
+          <w:sz w:val="17"/>
+          <w:szCs w:val="17"/>
+          <w:shd w:val="clear" w:color="auto" w:fill="FFFFFF"/>
+        </w:rPr>
+        <w:t>ve</w:t>
+      </w:r>
+      <w:proofErr w:type="spellEnd"/>
+      <w:r>
+        <w:rPr>
+          <w:rStyle w:val="dn"/>
+          <w:sz w:val="17"/>
+          <w:szCs w:val="17"/>
+          <w:shd w:val="clear" w:color="auto" w:fill="FFFFFF"/>
+        </w:rPr>
+        <w:t xml:space="preserve"> </w:t>
+      </w:r>
+      <w:proofErr w:type="spellStart"/>
+      <w:r>
+        <w:rPr>
+          <w:rStyle w:val="dn"/>
+          <w:sz w:val="17"/>
+          <w:szCs w:val="17"/>
+          <w:shd w:val="clear" w:color="auto" w:fill="FFFFFF"/>
+        </w:rPr>
+        <w:t>dvou</w:t>
+      </w:r>
+      <w:proofErr w:type="spellEnd"/>
+      <w:r>
+        <w:rPr>
+          <w:rStyle w:val="dn"/>
+          <w:sz w:val="17"/>
+          <w:szCs w:val="17"/>
+          <w:shd w:val="clear" w:color="auto" w:fill="FFFFFF"/>
+        </w:rPr>
+        <w:t xml:space="preserve"> </w:t>
+      </w:r>
+      <w:proofErr w:type="spellStart"/>
+      <w:r>
+        <w:rPr>
+          <w:rStyle w:val="dn"/>
+          <w:sz w:val="17"/>
+          <w:szCs w:val="17"/>
+          <w:shd w:val="clear" w:color="auto" w:fill="FFFFFF"/>
+        </w:rPr>
+        <w:t>stejnopisech</w:t>
+      </w:r>
+      <w:proofErr w:type="spellEnd"/>
+      <w:r>
+        <w:rPr>
+          <w:rStyle w:val="dn"/>
+          <w:sz w:val="17"/>
+          <w:szCs w:val="17"/>
+          <w:shd w:val="clear" w:color="auto" w:fill="FFFFFF"/>
+        </w:rPr>
+        <w:t xml:space="preserve">, z </w:t>
+      </w:r>
+      <w:proofErr w:type="spellStart"/>
+      <w:r>
+        <w:rPr>
+          <w:rStyle w:val="dn"/>
+          <w:sz w:val="17"/>
+          <w:szCs w:val="17"/>
+          <w:shd w:val="clear" w:color="auto" w:fill="FFFFFF"/>
+        </w:rPr>
+        <w:t>nichž</w:t>
+      </w:r>
+      <w:proofErr w:type="spellEnd"/>
+      <w:r>
+        <w:rPr>
+          <w:rStyle w:val="dn"/>
+          <w:sz w:val="17"/>
+          <w:szCs w:val="17"/>
+          <w:shd w:val="clear" w:color="auto" w:fill="FFFFFF"/>
+        </w:rPr>
+        <w:t xml:space="preserve"> </w:t>
+      </w:r>
+      <w:proofErr w:type="spellStart"/>
+      <w:r>
+        <w:rPr>
+          <w:rStyle w:val="dn"/>
+          <w:sz w:val="17"/>
+          <w:szCs w:val="17"/>
+          <w:shd w:val="clear" w:color="auto" w:fill="FFFFFF"/>
+        </w:rPr>
+        <w:t>každá</w:t>
+      </w:r>
+      <w:proofErr w:type="spellEnd"/>
+      <w:r>
+        <w:rPr>
+          <w:rStyle w:val="dn"/>
+          <w:sz w:val="17"/>
+          <w:szCs w:val="17"/>
+          <w:shd w:val="clear" w:color="auto" w:fill="FFFFFF"/>
+        </w:rPr>
+        <w:t xml:space="preserve"> </w:t>
+      </w:r>
+      <w:proofErr w:type="spellStart"/>
+      <w:r>
+        <w:rPr>
+          <w:rStyle w:val="dn"/>
+          <w:sz w:val="17"/>
+          <w:szCs w:val="17"/>
+          <w:shd w:val="clear" w:color="auto" w:fill="FFFFFF"/>
+        </w:rPr>
+        <w:t>smluvní</w:t>
+      </w:r>
+      <w:proofErr w:type="spellEnd"/>
+      <w:r>
+        <w:rPr>
+          <w:rStyle w:val="dn"/>
+          <w:sz w:val="17"/>
+          <w:szCs w:val="17"/>
+          <w:shd w:val="clear" w:color="auto" w:fill="FFFFFF"/>
+        </w:rPr>
+        <w:t xml:space="preserve"> </w:t>
+      </w:r>
+      <w:proofErr w:type="spellStart"/>
+      <w:r>
+        <w:rPr>
+          <w:rStyle w:val="dn"/>
+          <w:sz w:val="17"/>
+          <w:szCs w:val="17"/>
+          <w:shd w:val="clear" w:color="auto" w:fill="FFFFFF"/>
+        </w:rPr>
+        <w:t>strana</w:t>
+      </w:r>
+      <w:proofErr w:type="spellEnd"/>
+      <w:r>
+        <w:rPr>
+          <w:rStyle w:val="dn"/>
+          <w:sz w:val="17"/>
+          <w:szCs w:val="17"/>
+          <w:shd w:val="clear" w:color="auto" w:fill="FFFFFF"/>
+        </w:rPr>
+        <w:t xml:space="preserve"> </w:t>
+      </w:r>
+      <w:proofErr w:type="spellStart"/>
+      <w:r>
+        <w:rPr>
+          <w:rStyle w:val="dn"/>
+          <w:sz w:val="17"/>
+          <w:szCs w:val="17"/>
+          <w:shd w:val="clear" w:color="auto" w:fill="FFFFFF"/>
+        </w:rPr>
+        <w:t>obdrží</w:t>
+      </w:r>
+      <w:proofErr w:type="spellEnd"/>
+      <w:r>
+        <w:rPr>
+          <w:rStyle w:val="dn"/>
+          <w:sz w:val="17"/>
+          <w:szCs w:val="17"/>
+          <w:shd w:val="clear" w:color="auto" w:fill="FFFFFF"/>
+        </w:rPr>
+        <w:t xml:space="preserve"> </w:t>
+      </w:r>
+      <w:proofErr w:type="spellStart"/>
+      <w:r>
+        <w:rPr>
+          <w:rStyle w:val="dn"/>
+          <w:sz w:val="17"/>
+          <w:szCs w:val="17"/>
+          <w:shd w:val="clear" w:color="auto" w:fill="FFFFFF"/>
+        </w:rPr>
+        <w:t>jeden</w:t>
+      </w:r>
+      <w:proofErr w:type="spellEnd"/>
+      <w:r>
+        <w:rPr>
+          <w:rStyle w:val="dn"/>
+          <w:sz w:val="17"/>
+          <w:szCs w:val="17"/>
+          <w:shd w:val="clear" w:color="auto" w:fill="FFFFFF"/>
+        </w:rPr>
+        <w:t>.</w:t>
+      </w:r>
+    </w:p>
+    <w:p>
+      <w:pPr>
+        <w:pStyle w:val="Text"/>
+        <w:spacing w:after="160"/>
+        <w:rPr>
+          <w:rStyle w:val="dn"/>
+          <w:sz w:val="17"/>
+          <w:szCs w:val="17"/>
+          <w:shd w:val="clear" w:color="auto" w:fill="FFFFFF"/>
+          <w:lang w:val="pl-PL"/>
+        </w:rPr>
+      </w:pPr>
+      <w:proofErr w:type="spellStart"/>
+      <w:r>
+        <w:rPr>
+          <w:rStyle w:val="dn"/>
+          <w:sz w:val="17"/>
+          <w:szCs w:val="17"/>
+          <w:shd w:val="clear" w:color="auto" w:fill="FFFFFF"/>
+          <w:lang w:val="pl-PL"/>
+        </w:rPr>
+        <w:t>Ve</w:t>
+      </w:r>
+      <w:proofErr w:type="spellEnd"/>
+      <w:r>
+        <w:rPr>
+          <w:rStyle w:val="dn"/>
+          <w:sz w:val="17"/>
+          <w:szCs w:val="17"/>
+          <w:shd w:val="clear" w:color="auto" w:fill="FFFFFF"/>
+          <w:lang w:val="pl-PL"/>
+        </w:rPr>
+        <w:t xml:space="preserve"> </w:t>
+      </w:r>
+      <w:proofErr w:type="spellStart"/>
+      <w:r>
+        <w:rPr>
+          <w:rStyle w:val="dn"/>
+          <w:sz w:val="17"/>
+          <w:szCs w:val="17"/>
+          <w:shd w:val="clear" w:color="auto" w:fill="FFFFFF"/>
+          <w:lang w:val="pl-PL"/>
+        </w:rPr>
+        <w:t>Valticích</w:t>
+      </w:r>
+      <w:proofErr w:type="spellEnd"/>
+      <w:r>
+        <w:rPr>
+          <w:rStyle w:val="dn"/>
+          <w:sz w:val="17"/>
+          <w:szCs w:val="17"/>
+          <w:shd w:val="clear" w:color="auto" w:fill="FFFFFF"/>
+          <w:lang w:val="pl-PL"/>
+        </w:rPr>
+        <w:t xml:space="preserve"> </w:t>
+      </w:r>
+      <w:proofErr w:type="spellStart"/>
+      <w:r>
+        <w:rPr>
+          <w:rStyle w:val="dn"/>
+          <w:sz w:val="17"/>
+          <w:szCs w:val="17"/>
+          <w:shd w:val="clear" w:color="auto" w:fill="FFFFFF"/>
+          <w:lang w:val="pl-PL"/>
+        </w:rPr>
+        <w:t>dne</w:t>
+      </w:r>
+      <w:proofErr w:type="spellEnd"/>
+      <w:r>
+        <w:rPr>
+          <w:rStyle w:val="dn"/>
+          <w:sz w:val="17"/>
+          <w:szCs w:val="17"/>
+          <w:shd w:val="clear" w:color="auto" w:fill="FFFFFF"/>
+          <w:lang w:val="pl-PL"/>
+        </w:rPr>
+        <w:t xml:space="preserve"> {datum}</w:t>
+      </w:r>
+    </w:p>
+    <w:p>
+      <w:pPr>
+        <w:pStyle w:val="Text"/>
+        <w:spacing w:after="160"/>
+        <w:rPr>
+          <w:rStyle w:val="dn"/>
+          <w:sz w:val="17"/>
+          <w:szCs w:val="17"/>
+          <w:shd w:val="clear" w:color="auto" w:fill="FFFFFF"/>
+          <w:lang w:val="pl-PL"/>
+        </w:rPr>
+      </w:pPr>
+      <w:r>
+        <w:rPr>
+          <w:rStyle w:val="dn"/>
+          <w:sz w:val="17"/>
+          <w:szCs w:val="17"/>
+          <w:shd w:val="clear" w:color="auto" w:fill="FFFFFF"/>
+          <w:lang w:val="pl-PL"/>
+        </w:rPr>
+        <w:t xml:space="preserve"> Za </w:t>
+      </w:r>
+      <w:proofErr w:type="spellStart"/>
+      <w:r>
+        <w:rPr>
+          <w:rStyle w:val="dn"/>
+          <w:sz w:val="17"/>
+          <w:szCs w:val="17"/>
+          <w:shd w:val="clear" w:color="auto" w:fill="FFFFFF"/>
+          <w:lang w:val="pl-PL"/>
+        </w:rPr>
+        <w:t>Dá</w:t>
+      </w:r>
+      <w:r>
+        <w:rPr>
+          <w:rStyle w:val="dn"/>
+          <w:sz w:val="17"/>
+          <w:szCs w:val="17"/>
+          <w:shd w:val="clear" w:color="auto" w:fill="FFFFFF"/>
+          <w:lang w:val="it-IT"/>
+        </w:rPr>
+        <w:t>rce</w:t>
+      </w:r>
+      <w:proofErr w:type="spellEnd"/>
+      <w:r>
+        <w:rPr>
+          <w:rStyle w:val="dn"/>
+          <w:sz w:val="17"/>
+          <w:szCs w:val="17"/>
+          <w:shd w:val="clear" w:color="auto" w:fill="FFFFFF"/>
+          <w:lang w:val="it-IT"/>
+        </w:rPr>
+        <w:t>:</w:t>
+      </w:r>
+    </w:p>
+    <w:p>
+      <w:pPr>
+        <w:pStyle w:val="Text"/>
+        <w:spacing w:after="160"/>
+        <w:rPr>
+          <w:rStyle w:val="dn"/>
+          <w:sz w:val="17"/>
+          <w:szCs w:val="17"/>
+          <w:shd w:val="clear" w:color="auto" w:fill="FFFFFF"/>
+          <w:lang w:val="pl-PL"/>
+        </w:rPr>
+      </w:pPr>
+      <w:r>
+        <w:rPr>
+          <w:rStyle w:val="dn"/>
+          <w:sz w:val="17"/>
+          <w:szCs w:val="17"/>
+          <w:shd w:val="clear" w:color="auto" w:fill="FFFFFF"/>
+          <w:lang w:val="pl-PL"/>
+        </w:rPr>
+        <w:t xml:space="preserve"> ________________________________________________</w:t>
+      </w:r>
+      <w:r>
+        <w:rPr>
+          <w:rStyle w:val="dn"/>
+          <w:sz w:val="17"/>
+          <w:szCs w:val="17"/>
+          <w:shd w:val="clear" w:color="auto" w:fill="FFFFFF"/>
+          <w:lang w:val="pl-PL"/>
+        </w:rPr>
+        <w:br/>
+      </w:r>
+      <w:proofErr w:type="spellStart"/>
+      <w:r>
+        <w:rPr>
+          <w:rStyle w:val="dn"/>
+          <w:sz w:val="17"/>
+          <w:szCs w:val="17"/>
+          <w:shd w:val="clear" w:color="auto" w:fill="FFFFFF"/>
+          <w:lang w:val="pl-PL"/>
+        </w:rPr>
+        <w:t>{nazev}</w:t>
+      </w:r>
+    </w:p>
+    <w:p>
+      <w:pPr>
+        <w:pStyle w:val="Text"/>
+        <w:spacing w:after="160"/>
+        <w:rPr>
+          <w:rStyle w:val="dn"/>
+          <w:sz w:val="17"/>
+          <w:szCs w:val="17"/>
+          <w:shd w:val="clear" w:color="auto" w:fill="FFFFFF"/>
+          <w:lang w:val="pl-PL"/>
+        </w:rPr>
+      </w:pPr>
+      <w:r>
+        <w:rPr>
+          <w:rStyle w:val="dn"/>
+          <w:sz w:val="17"/>
+          <w:szCs w:val="17"/>
+          <w:shd w:val="clear" w:color="auto" w:fill="FFFFFF"/>
+          <w:lang w:val="pl-PL"/>
+        </w:rPr>
+        <w:br/>
+        <w:t xml:space="preserve"> Za </w:t>
+      </w:r>
+      <w:proofErr w:type="spellStart"/>
+      <w:r>
+        <w:rPr>
+          <w:rStyle w:val="dn"/>
+          <w:sz w:val="17"/>
+          <w:szCs w:val="17"/>
+          <w:shd w:val="clear" w:color="auto" w:fill="FFFFFF"/>
+          <w:lang w:val="pl-PL"/>
+        </w:rPr>
+        <w:t>Obdarovan</w:t>
+      </w:r>
+      <w:proofErr w:type="spellEnd"/>
+      <w:r>
+        <w:rPr>
+          <w:rStyle w:val="dn"/>
+          <w:sz w:val="17"/>
+          <w:szCs w:val="17"/>
+          <w:shd w:val="clear" w:color="auto" w:fill="FFFFFF"/>
+          <w:lang w:val="fr-FR"/>
+        </w:rPr>
+        <w:t>é</w:t>
+      </w:r>
+      <w:r>
+        <w:rPr>
+          <w:rStyle w:val="dn"/>
+          <w:sz w:val="17"/>
+          <w:szCs w:val="17"/>
+          <w:shd w:val="clear" w:color="auto" w:fill="FFFFFF"/>
+          <w:lang w:val="it-IT"/>
+        </w:rPr>
+        <w:t>ho:</w:t>
+      </w:r>
+      <w:r>
+        <w:rPr>
+          <w:rStyle w:val="dn"/>
+          <w:sz w:val="17"/>
+          <w:szCs w:val="17"/>
+          <w:shd w:val="clear" w:color="auto" w:fill="FFFFFF"/>
+          <w:lang w:val="pl-PL"/>
+        </w:rPr>
+        <w:br/>
+        <w:t xml:space="preserve"> ________________________________________________</w:t>
+      </w:r>
+    </w:p>
+    <w:p>
+      <w:pPr>
+        <w:pStyle w:val="Text"/>
+        <w:spacing w:after="160"/>
+        <w:rPr>
+          <w:lang w:val="pl-PL"/>
+        </w:rPr>
+      </w:pPr>
+      <w:proofErr w:type="spellStart"/>
+      <w:r>
+        <w:rPr>
+          <w:rStyle w:val="dn"/>
+          <w:sz w:val="17"/>
+          <w:szCs w:val="17"/>
+          <w:shd w:val="clear" w:color="auto" w:fill="FFFFFF"/>
+          <w:lang w:val="pl-PL"/>
+        </w:rPr>
+        <w:t>Barbora</w:t>
+      </w:r>
+      <w:proofErr w:type="spellEnd"/>
+      <w:r>
+        <w:rPr>
+          <w:rStyle w:val="dn"/>
+          <w:sz w:val="17"/>
+          <w:szCs w:val="17"/>
+          <w:shd w:val="clear" w:color="auto" w:fill="FFFFFF"/>
+          <w:lang w:val="pl-PL"/>
+        </w:rPr>
+        <w:t xml:space="preserve"> </w:t>
+      </w:r>
+      <w:proofErr w:type="spellStart"/>
+      <w:r>
+        <w:rPr>
+          <w:rStyle w:val="dn"/>
+          <w:sz w:val="17"/>
+          <w:szCs w:val="17"/>
+          <w:shd w:val="clear" w:color="auto" w:fill="FFFFFF"/>
+          <w:lang w:val="pl-PL"/>
+        </w:rPr>
+        <w:t>Sládková</w:t>
+      </w:r>
+      <w:proofErr w:type="spellEnd"/>
+      <w:r>
+        <w:rPr>
+          <w:rStyle w:val="dn"/>
+          <w:sz w:val="17"/>
+          <w:szCs w:val="17"/>
+          <w:shd w:val="clear" w:color="auto" w:fill="FFFFFF"/>
+          <w:lang w:val="pl-PL"/>
+        </w:rPr>
+        <w:t xml:space="preserve">, </w:t>
+      </w:r>
+      <w:proofErr w:type="spellStart"/>
+      <w:r>
+        <w:rPr>
+          <w:rStyle w:val="dn"/>
+          <w:sz w:val="17"/>
+          <w:szCs w:val="17"/>
+          <w:shd w:val="clear" w:color="auto" w:fill="FFFFFF"/>
+          <w:lang w:val="pl-PL"/>
+        </w:rPr>
+        <w:t>vý</w:t>
+      </w:r>
+      <w:r>
+        <w:rPr>
+          <w:rStyle w:val="dn"/>
+          <w:sz w:val="17"/>
+          <w:szCs w:val="17"/>
+          <w:shd w:val="clear" w:color="auto" w:fill="FFFFFF"/>
+          <w:lang w:val="de-DE"/>
+        </w:rPr>
+        <w:t>konn</w:t>
+      </w:r>
+      <w:proofErr w:type="spellEnd"/>
+      <w:r>
+        <w:rPr>
+          <w:rStyle w:val="dn"/>
+          <w:sz w:val="17"/>
+          <w:szCs w:val="17"/>
+          <w:shd w:val="clear" w:color="auto" w:fill="FFFFFF"/>
+          <w:lang w:val="pl-PL"/>
+        </w:rPr>
+        <w:t xml:space="preserve">á </w:t>
+      </w:r>
+      <w:proofErr w:type="spellStart"/>
+      <w:r>
+        <w:rPr>
+          <w:rStyle w:val="dn"/>
+          <w:sz w:val="17"/>
+          <w:szCs w:val="17"/>
+          <w:shd w:val="clear" w:color="auto" w:fill="FFFFFF"/>
+          <w:lang w:val="pl-PL"/>
+        </w:rPr>
+        <w:t>sekretářka</w:t>
+      </w:r>
+      <w:proofErr w:type="spellEnd"/>
+      <w:r>
+        <w:rPr>
+          <w:rStyle w:val="dn"/>
+          <w:sz w:val="17"/>
+          <w:szCs w:val="17"/>
+          <w:shd w:val="clear" w:color="auto" w:fill="FFFFFF"/>
+          <w:lang w:val="pl-PL"/>
+        </w:rPr>
+        <w:br/>
+      </w:r>
+    </w:p>
+    <w:sectPr>
+      <w:headerReference w:type="default" r:id="rId6"/>
+      <w:footerReference w:type="default" r:id="rId7"/>
+      <w:pgSz w:w="11900" w:h="16840"/>
+      <w:pgMar w:top="1440" w:right="1440" w:bottom="1440" w:left="1440" w:header="720" w:footer="720" w:gutter="0"/>
+      <w:pgNumType w:start="1"/>
+      <w:cols w:space="720"/>
+    </w:sectPr>
+  </w:body>
+</w:document>
 </file>
 
 <file path=word/endnotes.xml><?xml version="1.0" encoding="utf-8"?>

--- a/public/smlouva.docx
+++ b/public/smlouva.docx
@@ -250,7 +250,7 @@
           <w:szCs w:val="17"/>
           <w:shd w:val="clear" w:color="auto" w:fill="FFFFFF"/>
         </w:rPr>
-        <w:t xml:space="preserve">IČ: {ico}</w:t>
+        <w:t>{ico_udaj}</w:t>
       </w:r>
     </w:p>
     <w:p>
@@ -275,7 +275,7 @@
           <w:szCs w:val="17"/>
           <w:shd w:val="clear" w:color="auto" w:fill="FFFFFF"/>
         </w:rPr>
-        <w:t xml:space="preserve">DIČ: {dic}</w:t>
+        <w:t>{dic_udaj}</w:t>
       </w:r>
     </w:p>
     <w:p>
